--- a/enonces/POO_enonces.docx
+++ b/enonces/POO_enonces.docx
@@ -4713,7 +4713,7 @@
           <w:sz w:val="19"/>
           <w:szCs w:val="19"/>
         </w:rPr>
-        <w:t xml:space="preserve">System.out.println("avant : " + nombre + " / " + personne.getPrenom());</w:t>
+        <w:t xml:space="preserve">System.out.println("avant : " + nombre + " / " + personne.getPrenom());</w:t>
       </w:r>
     </w:p>
     <w:p>
@@ -4773,7 +4773,7 @@
           <w:sz w:val="19"/>
           <w:szCs w:val="19"/>
         </w:rPr>
-        <w:t xml:space="preserve">System.out.println("après : " + nombre + " / " + personne.getPrenom());</w:t>
+        <w:t xml:space="preserve">System.out.println("après : " + nombre + " / " + personne.getPrenom());</w:t>
       </w:r>
     </w:p>
     <w:p>

--- a/enonces/POO_enonces.docx
+++ b/enonces/POO_enonces.docx
@@ -5193,7 +5193,23 @@
           <w:sz w:val="22"/>
           <w:szCs w:val="22"/>
         </w:rPr>
-        <w:t xml:space="preserve">le comportement de la méthode face à une entrée invalide.</w:t>
+        <w:t xml:space="preserve">le comportement de la méthode face à une entrée invalide. Pour l'afficher sans quitter IntelliJ, voir </w:t>
+      </w:r>
+      <w:r>
+        <w:rPr>
+          <w:rFonts w:ascii="Consolas" w:cs="Consolas" w:eastAsia="Consolas" w:hAnsi="Consolas"/>
+          <w:color w:val="8B2500"/>
+          <w:sz w:val="22"/>
+          <w:szCs w:val="22"/>
+        </w:rPr>
+        <w:t xml:space="preserve">IDE.14</w:t>
+      </w:r>
+      <w:r>
+        <w:rPr>
+          <w:sz w:val="22"/>
+          <w:szCs w:val="22"/>
+        </w:rPr>
+        <w:t xml:space="preserve">.</w:t>
       </w:r>
     </w:p>
     <w:p>
@@ -6153,7 +6169,7 @@
           <w:sz w:val="22"/>
           <w:szCs w:val="22"/>
         </w:rPr>
-        <w:t xml:space="preserve">CC-MET.7</w:t>
+        <w:t xml:space="preserve">CC-MET.8</w:t>
       </w:r>
       <w:r>
         <w:rPr>
@@ -6264,7 +6280,7 @@
         <w:szCs w:val="18"/>
         <w:color w:val="595959"/>
       </w:rPr>
-      <w:t xml:space="preserve">POO_enonces </w:t>
+      <w:t xml:space="preserve">POO </w:t>
     </w:r>
     <w:r>
       <w:fldChar w:fldCharType="begin"/>

--- a/enonces/POO_enonces.docx
+++ b/enonces/POO_enonces.docx
@@ -6280,7 +6280,7 @@
         <w:szCs w:val="18"/>
         <w:color w:val="595959"/>
       </w:rPr>
-      <w:t xml:space="preserve">POO </w:t>
+      <w:t xml:space="preserve">POO_enonces </w:t>
     </w:r>
     <w:r>
       <w:fldChar w:fldCharType="begin"/>

--- a/enonces/POO_enonces.docx
+++ b/enonces/POO_enonces.docx
@@ -4,7 +4,52 @@
   <w:body>
     <w:p>
       <w:pPr>
-        <w:spacing w:after="120" w:before="1200"/>
+        <w:spacing w:after="0"/>
+      </w:pPr>
+      <w:r>
+        <w:drawing>
+          <wp:inline distT="0" distB="0" distL="0" distR="0">
+            <wp:extent cx="1514475" cy="723900"/>
+            <wp:effectExtent t="0" r="0" b="0" l="0"/>
+            <wp:docPr id="1" name="logo" descr="Logo de l'EPHEC" title="EPHEC"/>
+            <wp:cNvGraphicFramePr>
+              <a:graphicFrameLocks xmlns:a="http://schemas.openxmlformats.org/drawingml/2006/main" noChangeAspect="1"/>
+            </wp:cNvGraphicFramePr>
+            <a:graphic xmlns:a="http://schemas.openxmlformats.org/drawingml/2006/main">
+              <a:graphicData uri="http://schemas.openxmlformats.org/drawingml/2006/picture">
+                <pic:pic xmlns:pic="http://schemas.openxmlformats.org/drawingml/2006/picture">
+                  <pic:nvPicPr>
+                    <pic:cNvPr id="0" name="" descr=""/>
+                    <pic:cNvPicPr>
+                      <a:picLocks noChangeAspect="1" noChangeArrowheads="1"/>
+                    </pic:cNvPicPr>
+                  </pic:nvPicPr>
+                  <pic:blipFill>
+                    <a:blip r:embed="rId7" cstate="none"/>
+                    <a:srcRect/>
+                    <a:stretch>
+                      <a:fillRect/>
+                    </a:stretch>
+                  </pic:blipFill>
+                  <pic:spPr bwMode="auto">
+                    <a:xfrm>
+                      <a:off x="0" y="0"/>
+                      <a:ext cx="1514475" cy="723900"/>
+                    </a:xfrm>
+                    <a:prstGeom prst="rect">
+                      <a:avLst/>
+                    </a:prstGeom>
+                  </pic:spPr>
+                </pic:pic>
+              </a:graphicData>
+            </a:graphic>
+          </wp:inline>
+        </w:drawing>
+      </w:r>
+    </w:p>
+    <w:p>
+      <w:pPr>
+        <w:spacing w:after="120" w:before="700"/>
         <w:jc w:val="center"/>
       </w:pPr>
       <w:r>
@@ -18,7 +63,7 @@
     </w:p>
     <w:p>
       <w:pPr>
-        <w:spacing w:after="200"/>
+        <w:spacing w:after="100"/>
         <w:jc w:val="center"/>
       </w:pPr>
       <w:r>
@@ -26,10 +71,26 @@
           <w:b/>
           <w:bCs/>
           <w:color w:val="1F4E79"/>
-          <w:sz w:val="56"/>
-          <w:szCs w:val="56"/>
+          <w:sz w:val="52"/>
+          <w:szCs w:val="52"/>
         </w:rPr>
         <w:t xml:space="preserve">Thème POO</w:t>
+      </w:r>
+    </w:p>
+    <w:p>
+      <w:pPr>
+        <w:spacing w:after="200"/>
+        <w:jc w:val="center"/>
+      </w:pPr>
+      <w:r>
+        <w:rPr>
+          <w:b/>
+          <w:bCs/>
+          <w:color w:val="1F4E79"/>
+          <w:sz w:val="32"/>
+          <w:szCs w:val="32"/>
+        </w:rPr>
+        <w:t xml:space="preserve">Classes et objets</w:t>
       </w:r>
     </w:p>
     <w:p>
@@ -48,6 +109,7 @@
     </w:p>
     <w:p>
       <w:pPr>
+        <w:keepNext w:val="false"/>
         <w:spacing w:after="120"/>
         <w:jc w:val="center"/>
       </w:pPr>
@@ -62,6 +124,7 @@
     </w:p>
     <w:p>
       <w:pPr>
+        <w:keepNext w:val="false"/>
         <w:spacing w:after="120"/>
         <w:jc w:val="center"/>
       </w:pPr>
@@ -87,6 +150,7 @@
     <w:p>
       <w:pPr>
         <w:pStyle w:val="Heading1"/>
+        <w:keepNext/>
         <w:spacing w:after="160" w:before="360"/>
       </w:pPr>
       <w:r>
@@ -100,48 +164,736 @@
         <w:t xml:space="preserve">Comment travailler ces exercices</w:t>
       </w:r>
     </w:p>
+    <w:tbl>
+      <w:tblPr>
+        <w:tblW w:type="dxa" w:w="9360"/>
+        <w:tblBorders>
+          <w:top w:val="single" w:color="BFBFBF" w:sz="2"/>
+          <w:left w:val="single" w:color="BFBFBF" w:sz="2"/>
+          <w:bottom w:val="single" w:color="BFBFBF" w:sz="2"/>
+          <w:right w:val="single" w:color="BFBFBF" w:sz="2"/>
+          <w:insideH w:val="none"/>
+          <w:insideV w:val="none"/>
+        </w:tblBorders>
+      </w:tblPr>
+      <w:tblGrid>
+        <w:gridCol w:w="9360"/>
+      </w:tblGrid>
+      <w:tr>
+        <w:trPr>
+          <w:cantSplit/>
+        </w:trPr>
+        <w:tc>
+          <w:tcPr>
+            <w:tcW w:type="dxa" w:w="9360"/>
+            <w:shd w:fill="F2F2F2" w:val="clear"/>
+            <w:tcMar>
+              <w:top w:type="dxa" w:w="140"/>
+              <w:left w:type="dxa" w:w="180"/>
+              <w:bottom w:type="dxa" w:w="140"/>
+              <w:right w:type="dxa" w:w="180"/>
+            </w:tcMar>
+          </w:tcPr>
+          <w:p>
+            <w:pPr>
+              <w:keepNext/>
+              <w:spacing w:after="100" w:before="0"/>
+            </w:pPr>
+            <w:r>
+              <w:rPr>
+                <w:sz w:val="22"/>
+                <w:szCs w:val="22"/>
+              </w:rPr>
+              <w:t xml:space="preserve">Les exercices de ce thème se trouvent tous dans </w:t>
+            </w:r>
+            <w:r>
+              <w:rPr>
+                <w:rFonts w:ascii="Consolas" w:hAnsi="Consolas" w:cs="Consolas"/>
+                <w:color w:val="E97132" w:themeColor="accent2"/>
+                <w:sz w:val="18"/>
+                <w:szCs w:val="18"/>
+              </w:rPr>
+              <w:t xml:space="preserve">be.ephec.java.poo</w:t>
+            </w:r>
+            <w:r>
+              <w:rPr>
+                <w:sz w:val="22"/>
+                <w:szCs w:val="22"/>
+              </w:rPr>
+              <w:t xml:space="preserve">, chacun dans un sous-package.</w:t>
+            </w:r>
+          </w:p>
+          <w:p>
+            <w:pPr>
+              <w:keepNext/>
+              <w:spacing w:after="100" w:before="0"/>
+            </w:pPr>
+            <w:r>
+              <w:rPr>
+                <w:b/>
+                <w:bCs/>
+                <w:sz w:val="22"/>
+                <w:szCs w:val="22"/>
+              </w:rPr>
+              <w:t xml:space="preserve">Chaque exercice est autonome. </w:t>
+            </w:r>
+            <w:r>
+              <w:rPr>
+                <w:sz w:val="22"/>
+                <w:szCs w:val="22"/>
+              </w:rPr>
+              <w:t xml:space="preserve">Son package contient tout ce dont il a besoin et n'importe jamais une classe d'un autre exercice. </w:t>
+            </w:r>
+            <w:r>
+              <w:rPr>
+                <w:sz w:val="22"/>
+                <w:szCs w:val="22"/>
+              </w:rPr>
+              <w:t xml:space="preserve">Quand un exercice reprend une classe d'un exercice précédent, vous partez d'une copie : </w:t>
+            </w:r>
+            <w:r>
+              <w:rPr>
+                <w:sz w:val="22"/>
+                <w:szCs w:val="22"/>
+              </w:rPr>
+              <w:t xml:space="preserve">vous pouvez donc en rater un sans être bloqué pour la suite.</w:t>
+            </w:r>
+          </w:p>
+          <w:p>
+            <w:pPr>
+              <w:keepNext/>
+              <w:spacing w:after="100" w:before="0"/>
+            </w:pPr>
+            <w:r>
+              <w:rPr>
+                <w:b/>
+                <w:bCs/>
+                <w:sz w:val="22"/>
+                <w:szCs w:val="22"/>
+              </w:rPr>
+              <w:t xml:space="preserve">Comment lancer les tests, comment lire un test vert, pourquoi laisser votre code compilable : </w:t>
+            </w:r>
+            <w:r>
+              <w:rPr>
+                <w:sz w:val="22"/>
+                <w:szCs w:val="22"/>
+              </w:rPr>
+              <w:t xml:space="preserve">tout cela est commun à tous les thèmes et se trouve dans un document à part, </w:t>
+            </w:r>
+            <w:r>
+              <w:rPr>
+                <w:rFonts w:ascii="Consolas" w:hAnsi="Consolas" w:cs="Consolas"/>
+                <w:color w:val="E97132" w:themeColor="accent2"/>
+                <w:sz w:val="18"/>
+                <w:szCs w:val="18"/>
+              </w:rPr>
+              <w:t xml:space="preserve">Memento_Exercices.docx</w:t>
+            </w:r>
+            <w:r>
+              <w:rPr>
+                <w:sz w:val="22"/>
+                <w:szCs w:val="22"/>
+              </w:rPr>
+              <w:t xml:space="preserve">. Lisez-le une fois en début d'année.</w:t>
+            </w:r>
+          </w:p>
+          <w:p>
+            <w:pPr>
+              <w:keepNext/>
+              <w:spacing w:after="60" w:before="120"/>
+            </w:pPr>
+            <w:r>
+              <w:rPr>
+                <w:b/>
+                <w:bCs/>
+                <w:sz w:val="22"/>
+                <w:szCs w:val="22"/>
+              </w:rPr>
+              <w:t xml:space="preserve">Comment se lit un exercice</w:t>
+            </w:r>
+          </w:p>
+          <w:p>
+            <w:pPr>
+              <w:keepNext/>
+              <w:spacing w:after="100" w:before="0"/>
+            </w:pPr>
+            <w:r>
+              <w:rPr>
+                <w:sz w:val="22"/>
+                <w:szCs w:val="22"/>
+              </w:rPr>
+              <w:t xml:space="preserve">Chaque exercice suit la même structure. Toutes les sections ne figurent pas dans tous les exercices.</w:t>
+            </w:r>
+          </w:p>
+          <w:tbl>
+            <w:tblPr>
+              <w:tblW w:type="dxa" w:w="8880"/>
+              <w:tblBorders>
+                <w:top w:val="single" w:color="auto" w:sz="4"/>
+                <w:left w:val="single" w:color="auto" w:sz="4"/>
+                <w:bottom w:val="single" w:color="auto" w:sz="4"/>
+                <w:right w:val="single" w:color="auto" w:sz="4"/>
+                <w:insideH w:val="single" w:color="auto" w:sz="4"/>
+                <w:insideV w:val="single" w:color="auto" w:sz="4"/>
+              </w:tblBorders>
+            </w:tblPr>
+            <w:tblGrid>
+              <w:gridCol w:w="2500"/>
+              <w:gridCol w:w="6380"/>
+            </w:tblGrid>
+            <w:tr>
+              <w:trPr>
+                <w:tblHeader/>
+              </w:trPr>
+              <w:tc>
+                <w:tcPr>
+                  <w:tcW w:type="dxa" w:w="2500"/>
+                  <w:shd w:fill="D9D9D9" w:val="clear"/>
+                  <w:tcMar>
+                    <w:top w:type="dxa" w:w="50"/>
+                    <w:left w:type="dxa" w:w="100"/>
+                    <w:bottom w:type="dxa" w:w="50"/>
+                    <w:right w:type="dxa" w:w="100"/>
+                  </w:tcMar>
+                </w:tcPr>
+                <w:p>
+                  <w:pPr>
+                    <w:spacing w:after="0"/>
+                  </w:pPr>
+                  <w:r>
+                    <w:rPr>
+                      <w:b/>
+                      <w:bCs/>
+                      <w:sz w:val="20"/>
+                      <w:szCs w:val="20"/>
+                    </w:rPr>
+                    <w:t xml:space="preserve">Section</w:t>
+                  </w:r>
+                </w:p>
+              </w:tc>
+              <w:tc>
+                <w:tcPr>
+                  <w:tcW w:type="dxa" w:w="6380"/>
+                  <w:shd w:fill="D9D9D9" w:val="clear"/>
+                  <w:tcMar>
+                    <w:top w:type="dxa" w:w="50"/>
+                    <w:left w:type="dxa" w:w="100"/>
+                    <w:bottom w:type="dxa" w:w="50"/>
+                    <w:right w:type="dxa" w:w="100"/>
+                  </w:tcMar>
+                </w:tcPr>
+                <w:p>
+                  <w:pPr>
+                    <w:spacing w:after="0"/>
+                  </w:pPr>
+                  <w:r>
+                    <w:rPr>
+                      <w:b/>
+                      <w:bCs/>
+                      <w:sz w:val="20"/>
+                      <w:szCs w:val="20"/>
+                    </w:rPr>
+                    <w:t xml:space="preserve">Ce qu'elle vous apporte</w:t>
+                  </w:r>
+                </w:p>
+              </w:tc>
+            </w:tr>
+            <w:tr>
+              <w:trPr>
+                <w:cantSplit/>
+              </w:trPr>
+              <w:tc>
+                <w:tcPr>
+                  <w:tcW w:type="dxa" w:w="2500"/>
+                  <w:shd w:fill="FFFFFF" w:val="clear"/>
+                  <w:tcMar>
+                    <w:top w:type="dxa" w:w="50"/>
+                    <w:left w:type="dxa" w:w="100"/>
+                    <w:bottom w:type="dxa" w:w="50"/>
+                    <w:right w:type="dxa" w:w="100"/>
+                  </w:tcMar>
+                </w:tcPr>
+                <w:p>
+                  <w:pPr>
+                    <w:spacing w:after="0"/>
+                  </w:pPr>
+                  <w:r>
+                    <w:rPr>
+                      <w:b/>
+                      <w:bCs/>
+                      <w:sz w:val="20"/>
+                      <w:szCs w:val="20"/>
+                    </w:rPr>
+                    <w:t xml:space="preserve">Objectif</w:t>
+                  </w:r>
+                </w:p>
+              </w:tc>
+              <w:tc>
+                <w:tcPr>
+                  <w:tcW w:type="dxa" w:w="6380"/>
+                  <w:shd w:fill="FFFFFF" w:val="clear"/>
+                  <w:tcMar>
+                    <w:top w:type="dxa" w:w="50"/>
+                    <w:left w:type="dxa" w:w="100"/>
+                    <w:bottom w:type="dxa" w:w="50"/>
+                    <w:right w:type="dxa" w:w="100"/>
+                  </w:tcMar>
+                </w:tcPr>
+                <w:p>
+                  <w:pPr>
+                    <w:spacing w:after="0"/>
+                  </w:pPr>
+                  <w:r>
+                    <w:rPr>
+                      <w:sz w:val="20"/>
+                      <w:szCs w:val="20"/>
+                    </w:rPr>
+                    <w:t xml:space="preserve">Ce que l'exercice vous fait pratiquer, en une ou deux phrases.</w:t>
+                  </w:r>
+                </w:p>
+              </w:tc>
+            </w:tr>
+            <w:tr>
+              <w:trPr>
+                <w:cantSplit/>
+              </w:trPr>
+              <w:tc>
+                <w:tcPr>
+                  <w:tcW w:type="dxa" w:w="2500"/>
+                  <w:shd w:fill="FFFFFF" w:val="clear"/>
+                  <w:tcMar>
+                    <w:top w:type="dxa" w:w="50"/>
+                    <w:left w:type="dxa" w:w="100"/>
+                    <w:bottom w:type="dxa" w:w="50"/>
+                    <w:right w:type="dxa" w:w="100"/>
+                  </w:tcMar>
+                </w:tcPr>
+                <w:p>
+                  <w:pPr>
+                    <w:spacing w:after="0"/>
+                  </w:pPr>
+                  <w:r>
+                    <w:rPr>
+                      <w:b/>
+                      <w:bCs/>
+                      <w:sz w:val="20"/>
+                      <w:szCs w:val="20"/>
+                    </w:rPr>
+                    <w:t xml:space="preserve">Contexte</w:t>
+                  </w:r>
+                </w:p>
+              </w:tc>
+              <w:tc>
+                <w:tcPr>
+                  <w:tcW w:type="dxa" w:w="6380"/>
+                  <w:shd w:fill="FFFFFF" w:val="clear"/>
+                  <w:tcMar>
+                    <w:top w:type="dxa" w:w="50"/>
+                    <w:left w:type="dxa" w:w="100"/>
+                    <w:bottom w:type="dxa" w:w="50"/>
+                    <w:right w:type="dxa" w:w="100"/>
+                  </w:tcMar>
+                </w:tcPr>
+                <w:p>
+                  <w:pPr>
+                    <w:spacing w:after="0"/>
+                  </w:pPr>
+                  <w:r>
+                    <w:rPr>
+                      <w:sz w:val="20"/>
+                      <w:szCs w:val="20"/>
+                    </w:rPr>
+                    <w:t xml:space="preserve">Facultatif. La situation ou le rappel qui éclaire l'énoncé.</w:t>
+                  </w:r>
+                </w:p>
+              </w:tc>
+            </w:tr>
+            <w:tr>
+              <w:trPr>
+                <w:cantSplit/>
+              </w:trPr>
+              <w:tc>
+                <w:tcPr>
+                  <w:tcW w:type="dxa" w:w="2500"/>
+                  <w:shd w:fill="FFFFFF" w:val="clear"/>
+                  <w:tcMar>
+                    <w:top w:type="dxa" w:w="50"/>
+                    <w:left w:type="dxa" w:w="100"/>
+                    <w:bottom w:type="dxa" w:w="50"/>
+                    <w:right w:type="dxa" w:w="100"/>
+                  </w:tcMar>
+                </w:tcPr>
+                <w:p>
+                  <w:pPr>
+                    <w:spacing w:after="0"/>
+                  </w:pPr>
+                  <w:r>
+                    <w:rPr>
+                      <w:b/>
+                      <w:bCs/>
+                      <w:sz w:val="20"/>
+                      <w:szCs w:val="20"/>
+                    </w:rPr>
+                    <w:t xml:space="preserve">Énoncé</w:t>
+                  </w:r>
+                </w:p>
+              </w:tc>
+              <w:tc>
+                <w:tcPr>
+                  <w:tcW w:type="dxa" w:w="6380"/>
+                  <w:shd w:fill="FFFFFF" w:val="clear"/>
+                  <w:tcMar>
+                    <w:top w:type="dxa" w:w="50"/>
+                    <w:left w:type="dxa" w:w="100"/>
+                    <w:bottom w:type="dxa" w:w="50"/>
+                    <w:right w:type="dxa" w:w="100"/>
+                  </w:tcMar>
+                </w:tcPr>
+                <w:p>
+                  <w:pPr>
+                    <w:spacing w:after="0"/>
+                  </w:pPr>
+                  <w:r>
+                    <w:rPr>
+                      <w:sz w:val="20"/>
+                      <w:szCs w:val="20"/>
+                    </w:rPr>
+                    <w:t xml:space="preserve">Ce qu'il faut écrire. Un énoncé long est parfois découpé en deux parties.</w:t>
+                  </w:r>
+                </w:p>
+              </w:tc>
+            </w:tr>
+            <w:tr>
+              <w:trPr>
+                <w:cantSplit/>
+              </w:trPr>
+              <w:tc>
+                <w:tcPr>
+                  <w:tcW w:type="dxa" w:w="2500"/>
+                  <w:shd w:fill="FFFFFF" w:val="clear"/>
+                  <w:tcMar>
+                    <w:top w:type="dxa" w:w="50"/>
+                    <w:left w:type="dxa" w:w="100"/>
+                    <w:bottom w:type="dxa" w:w="50"/>
+                    <w:right w:type="dxa" w:w="100"/>
+                  </w:tcMar>
+                </w:tcPr>
+                <w:p>
+                  <w:pPr>
+                    <w:spacing w:after="0"/>
+                  </w:pPr>
+                  <w:r>
+                    <w:rPr>
+                      <w:b/>
+                      <w:bCs/>
+                      <w:sz w:val="20"/>
+                      <w:szCs w:val="20"/>
+                    </w:rPr>
+                    <w:t xml:space="preserve">Spécifications à respecter</w:t>
+                  </w:r>
+                </w:p>
+              </w:tc>
+              <w:tc>
+                <w:tcPr>
+                  <w:tcW w:type="dxa" w:w="6380"/>
+                  <w:shd w:fill="FFFFFF" w:val="clear"/>
+                  <w:tcMar>
+                    <w:top w:type="dxa" w:w="50"/>
+                    <w:left w:type="dxa" w:w="100"/>
+                    <w:bottom w:type="dxa" w:w="50"/>
+                    <w:right w:type="dxa" w:w="100"/>
+                  </w:tcMar>
+                </w:tcPr>
+                <w:p>
+                  <w:pPr>
+                    <w:spacing w:after="0"/>
+                  </w:pPr>
+                  <w:r>
+                    <w:rPr>
+                      <w:sz w:val="20"/>
+                      <w:szCs w:val="20"/>
+                    </w:rPr>
+                    <w:t xml:space="preserve">Les noms, les signatures et les comportements imposés. Les tests s'appuient dessus : respectez-les à la lettre.</w:t>
+                  </w:r>
+                </w:p>
+              </w:tc>
+            </w:tr>
+            <w:tr>
+              <w:trPr>
+                <w:cantSplit/>
+              </w:trPr>
+              <w:tc>
+                <w:tcPr>
+                  <w:tcW w:type="dxa" w:w="2500"/>
+                  <w:shd w:fill="FFFFFF" w:val="clear"/>
+                  <w:tcMar>
+                    <w:top w:type="dxa" w:w="50"/>
+                    <w:left w:type="dxa" w:w="100"/>
+                    <w:bottom w:type="dxa" w:w="50"/>
+                    <w:right w:type="dxa" w:w="100"/>
+                  </w:tcMar>
+                </w:tcPr>
+                <w:p>
+                  <w:pPr>
+                    <w:spacing w:after="0"/>
+                  </w:pPr>
+                  <w:r>
+                    <w:rPr>
+                      <w:b/>
+                      <w:bCs/>
+                      <w:sz w:val="20"/>
+                      <w:szCs w:val="20"/>
+                    </w:rPr>
+                    <w:t xml:space="preserve">Ce qui vous est fourni</w:t>
+                  </w:r>
+                </w:p>
+              </w:tc>
+              <w:tc>
+                <w:tcPr>
+                  <w:tcW w:type="dxa" w:w="6380"/>
+                  <w:shd w:fill="FFFFFF" w:val="clear"/>
+                  <w:tcMar>
+                    <w:top w:type="dxa" w:w="50"/>
+                    <w:left w:type="dxa" w:w="100"/>
+                    <w:bottom w:type="dxa" w:w="50"/>
+                    <w:right w:type="dxa" w:w="100"/>
+                  </w:tcMar>
+                </w:tcPr>
+                <w:p>
+                  <w:pPr>
+                    <w:spacing w:after="0"/>
+                  </w:pPr>
+                  <w:r>
+                    <w:rPr>
+                      <w:sz w:val="20"/>
+                      <w:szCs w:val="20"/>
+                    </w:rPr>
+                    <w:t xml:space="preserve">Les classes déjà écrites que vous trouverez dans le package de l'exercice.</w:t>
+                  </w:r>
+                </w:p>
+              </w:tc>
+            </w:tr>
+            <w:tr>
+              <w:trPr>
+                <w:cantSplit/>
+              </w:trPr>
+              <w:tc>
+                <w:tcPr>
+                  <w:tcW w:type="dxa" w:w="2500"/>
+                  <w:shd w:fill="FFFFFF" w:val="clear"/>
+                  <w:tcMar>
+                    <w:top w:type="dxa" w:w="50"/>
+                    <w:left w:type="dxa" w:w="100"/>
+                    <w:bottom w:type="dxa" w:w="50"/>
+                    <w:right w:type="dxa" w:w="100"/>
+                  </w:tcMar>
+                </w:tcPr>
+                <w:p>
+                  <w:pPr>
+                    <w:spacing w:after="0"/>
+                  </w:pPr>
+                  <w:r>
+                    <w:rPr>
+                      <w:b/>
+                      <w:bCs/>
+                      <w:sz w:val="20"/>
+                      <w:szCs w:val="20"/>
+                    </w:rPr>
+                    <w:t xml:space="preserve">Exemples attendus</w:t>
+                  </w:r>
+                </w:p>
+              </w:tc>
+              <w:tc>
+                <w:tcPr>
+                  <w:tcW w:type="dxa" w:w="6380"/>
+                  <w:shd w:fill="FFFFFF" w:val="clear"/>
+                  <w:tcMar>
+                    <w:top w:type="dxa" w:w="50"/>
+                    <w:left w:type="dxa" w:w="100"/>
+                    <w:bottom w:type="dxa" w:w="50"/>
+                    <w:right w:type="dxa" w:w="100"/>
+                  </w:tcMar>
+                </w:tcPr>
+                <w:p>
+                  <w:pPr>
+                    <w:spacing w:after="0"/>
+                  </w:pPr>
+                  <w:r>
+                    <w:rPr>
+                      <w:sz w:val="20"/>
+                      <w:szCs w:val="20"/>
+                    </w:rPr>
+                    <w:t xml:space="preserve">Des valeurs d'entrée et les résultats qu'elles doivent produire.</w:t>
+                  </w:r>
+                </w:p>
+              </w:tc>
+            </w:tr>
+            <w:tr>
+              <w:trPr>
+                <w:cantSplit/>
+              </w:trPr>
+              <w:tc>
+                <w:tcPr>
+                  <w:tcW w:type="dxa" w:w="2500"/>
+                  <w:shd w:fill="FFFFFF" w:val="clear"/>
+                  <w:tcMar>
+                    <w:top w:type="dxa" w:w="50"/>
+                    <w:left w:type="dxa" w:w="100"/>
+                    <w:bottom w:type="dxa" w:w="50"/>
+                    <w:right w:type="dxa" w:w="100"/>
+                  </w:tcMar>
+                </w:tcPr>
+                <w:p>
+                  <w:pPr>
+                    <w:spacing w:after="0"/>
+                  </w:pPr>
+                  <w:r>
+                    <w:rPr>
+                      <w:b/>
+                      <w:bCs/>
+                      <w:sz w:val="20"/>
+                      <w:szCs w:val="20"/>
+                    </w:rPr>
+                    <w:t xml:space="preserve">Comment vérifier votre code</w:t>
+                  </w:r>
+                </w:p>
+              </w:tc>
+              <w:tc>
+                <w:tcPr>
+                  <w:tcW w:type="dxa" w:w="6380"/>
+                  <w:shd w:fill="FFFFFF" w:val="clear"/>
+                  <w:tcMar>
+                    <w:top w:type="dxa" w:w="50"/>
+                    <w:left w:type="dxa" w:w="100"/>
+                    <w:bottom w:type="dxa" w:w="50"/>
+                    <w:right w:type="dxa" w:w="100"/>
+                  </w:tcMar>
+                </w:tcPr>
+                <w:p>
+                  <w:pPr>
+                    <w:spacing w:after="0"/>
+                  </w:pPr>
+                  <w:r>
+                    <w:rPr>
+                      <w:sz w:val="20"/>
+                      <w:szCs w:val="20"/>
+                    </w:rPr>
+                    <w:t xml:space="preserve">La classe de test à lancer et ce qu'elle contrôle. Tant qu'elle n'est pas entièrement verte, l'exercice n'est pas terminé.</w:t>
+                  </w:r>
+                </w:p>
+              </w:tc>
+            </w:tr>
+            <w:tr>
+              <w:trPr>
+                <w:cantSplit/>
+              </w:trPr>
+              <w:tc>
+                <w:tcPr>
+                  <w:tcW w:type="dxa" w:w="2500"/>
+                  <w:shd w:fill="FFFFFF" w:val="clear"/>
+                  <w:tcMar>
+                    <w:top w:type="dxa" w:w="50"/>
+                    <w:left w:type="dxa" w:w="100"/>
+                    <w:bottom w:type="dxa" w:w="50"/>
+                    <w:right w:type="dxa" w:w="100"/>
+                  </w:tcMar>
+                </w:tcPr>
+                <w:p>
+                  <w:pPr>
+                    <w:spacing w:after="0"/>
+                  </w:pPr>
+                  <w:r>
+                    <w:rPr>
+                      <w:b/>
+                      <w:bCs/>
+                      <w:sz w:val="20"/>
+                      <w:szCs w:val="20"/>
+                    </w:rPr>
+                    <w:t xml:space="preserve">Questions à se poser</w:t>
+                  </w:r>
+                </w:p>
+              </w:tc>
+              <w:tc>
+                <w:tcPr>
+                  <w:tcW w:type="dxa" w:w="6380"/>
+                  <w:shd w:fill="FFFFFF" w:val="clear"/>
+                  <w:tcMar>
+                    <w:top w:type="dxa" w:w="50"/>
+                    <w:left w:type="dxa" w:w="100"/>
+                    <w:bottom w:type="dxa" w:w="50"/>
+                    <w:right w:type="dxa" w:w="100"/>
+                  </w:tcMar>
+                </w:tcPr>
+                <w:p>
+                  <w:pPr>
+                    <w:spacing w:after="0"/>
+                  </w:pPr>
+                  <w:r>
+                    <w:rPr>
+                      <w:sz w:val="20"/>
+                      <w:szCs w:val="20"/>
+                    </w:rPr>
+                    <w:t xml:space="preserve">Des questions pour prendre du recul une fois l'exercice réussi. Il n'y a rien à rendre : ce sont elles qui fixent ce que vous avez appris.</w:t>
+                  </w:r>
+                </w:p>
+              </w:tc>
+            </w:tr>
+          </w:tbl>
+          <w:p>
+            <w:pPr>
+              <w:keepNext/>
+              <w:spacing w:after="0" w:before="120"/>
+            </w:pPr>
+            <w:r>
+              <w:rPr>
+                <w:sz w:val="22"/>
+                <w:szCs w:val="22"/>
+              </w:rPr>
+              <w:t xml:space="preserve">D'autres titres apparaissent ponctuellement : un piège à connaître, une remarque, un rappel. </w:t>
+            </w:r>
+            <w:r>
+              <w:rPr>
+                <w:sz w:val="22"/>
+                <w:szCs w:val="22"/>
+              </w:rPr>
+              <w:t xml:space="preserve">Ce sont des encarts propres à l'exercice, à lire avant de commencer.</w:t>
+            </w:r>
+          </w:p>
+        </w:tc>
+      </w:tr>
+    </w:tbl>
     <w:p>
       <w:pPr>
         <w:spacing w:after="120"/>
       </w:pPr>
-      <w:r>
-        <w:rPr>
-          <w:sz w:val="22"/>
-          <w:szCs w:val="22"/>
-        </w:rPr>
-        <w:t xml:space="preserve">Chaque thème du cours correspond à un package du projet </w:t>
-      </w:r>
-      <w:r>
-        <w:rPr>
-          <w:rFonts w:ascii="Consolas" w:cs="Consolas" w:eastAsia="Consolas" w:hAnsi="Consolas"/>
-          <w:color w:val="8B2500"/>
-          <w:sz w:val="22"/>
-          <w:szCs w:val="22"/>
-        </w:rPr>
-        <w:t xml:space="preserve">ExercicesJava</w:t>
-      </w:r>
-      <w:r>
-        <w:rPr>
-          <w:sz w:val="22"/>
-          <w:szCs w:val="22"/>
-        </w:rPr>
-        <w:t xml:space="preserve"> et à un fascicule comme celui-ci. Les exercices de ce thème vivent sous </w:t>
-      </w:r>
-      <w:r>
-        <w:rPr>
-          <w:rFonts w:ascii="Consolas" w:cs="Consolas" w:eastAsia="Consolas" w:hAnsi="Consolas"/>
-          <w:color w:val="8B2500"/>
-          <w:sz w:val="22"/>
-          <w:szCs w:val="22"/>
-        </w:rPr>
-        <w:t xml:space="preserve">be.ephec.java.poo</w:t>
-      </w:r>
-      <w:r>
-        <w:rPr>
-          <w:sz w:val="22"/>
-          <w:szCs w:val="22"/>
-        </w:rPr>
-        <w:t xml:space="preserve">, un sous-package par exercice.</w:t>
+    </w:p>
+    <w:p>
+      <w:pPr>
+        <w:keepNext/>
+        <w:spacing w:after="120"/>
+      </w:pPr>
+      <w:r>
+        <w:rPr>
+          <w:sz w:val="22"/>
+          <w:szCs w:val="22"/>
+        </w:rPr>
+        <w:t xml:space="preserve">Les exercices du thème. Leurs codes sont </w:t>
+      </w:r>
+      <w:r>
+        <w:rPr>
+          <w:b/>
+          <w:bCs/>
+          <w:sz w:val="22"/>
+          <w:szCs w:val="22"/>
+        </w:rPr>
+        <w:t xml:space="preserve">cliquables</w:t>
+      </w:r>
+      <w:r>
+        <w:rPr>
+          <w:sz w:val="22"/>
+          <w:szCs w:val="22"/>
+        </w:rPr>
+        <w:t xml:space="preserve"> : ils mènent directement à l'exercice.</w:t>
       </w:r>
     </w:p>
     <w:tbl>
@@ -170,9 +922,9 @@
             <w:tcW w:type="dxa" w:w="2200"/>
             <w:shd w:fill="DEEAF6" w:val="clear"/>
             <w:tcMar>
-              <w:top w:type="dxa" w:w="60"/>
-              <w:left w:type="dxa" w:w="100"/>
-              <w:bottom w:type="dxa" w:w="60"/>
+              <w:top w:type="dxa" w:w="55"/>
+              <w:left w:type="dxa" w:w="100"/>
+              <w:bottom w:type="dxa" w:w="55"/>
               <w:right w:type="dxa" w:w="100"/>
             </w:tcMar>
           </w:tcPr>
@@ -196,9 +948,9 @@
             <w:tcW w:type="dxa" w:w="3400"/>
             <w:shd w:fill="DEEAF6" w:val="clear"/>
             <w:tcMar>
-              <w:top w:type="dxa" w:w="60"/>
-              <w:left w:type="dxa" w:w="100"/>
-              <w:bottom w:type="dxa" w:w="60"/>
+              <w:top w:type="dxa" w:w="55"/>
+              <w:left w:type="dxa" w:w="100"/>
+              <w:bottom w:type="dxa" w:w="55"/>
               <w:right w:type="dxa" w:w="100"/>
             </w:tcMar>
           </w:tcPr>
@@ -222,9 +974,9 @@
             <w:tcW w:type="dxa" w:w="3760"/>
             <w:shd w:fill="DEEAF6" w:val="clear"/>
             <w:tcMar>
-              <w:top w:type="dxa" w:w="60"/>
-              <w:left w:type="dxa" w:w="100"/>
-              <w:bottom w:type="dxa" w:w="60"/>
+              <w:top w:type="dxa" w:w="55"/>
+              <w:left w:type="dxa" w:w="100"/>
+              <w:bottom w:type="dxa" w:w="55"/>
               <w:right w:type="dxa" w:w="100"/>
             </w:tcMar>
           </w:tcPr>
@@ -245,6 +997,9 @@
         </w:tc>
       </w:tr>
       <w:tr>
+        <w:trPr>
+          <w:cantSplit/>
+        </w:trPr>
         <w:tc>
           <w:tcPr>
             <w:tcW w:type="dxa" w:w="2200"/>
@@ -277,19 +1032,20 @@
           <w:tcPr>
             <w:tcW w:type="dxa" w:w="3400"/>
             <w:tcMar>
-              <w:top w:type="dxa" w:w="60"/>
-              <w:left w:type="dxa" w:w="100"/>
-              <w:bottom w:type="dxa" w:w="60"/>
-              <w:right w:type="dxa" w:w="100"/>
-            </w:tcMar>
-          </w:tcPr>
-          <w:p>
-            <w:pPr>
-              <w:spacing w:after="0"/>
-            </w:pPr>
-            <w:r>
-              <w:rPr>
-                <w:rFonts w:ascii="Consolas" w:cs="Consolas" w:eastAsia="Consolas" w:hAnsi="Consolas"/>
+              <w:top w:type="dxa" w:w="55"/>
+              <w:left w:type="dxa" w:w="100"/>
+              <w:bottom w:type="dxa" w:w="55"/>
+              <w:right w:type="dxa" w:w="100"/>
+            </w:tcMar>
+          </w:tcPr>
+          <w:p>
+            <w:pPr>
+              <w:spacing w:after="0"/>
+            </w:pPr>
+            <w:r>
+              <w:rPr>
+                <w:rFonts w:ascii="Consolas" w:hAnsi="Consolas" w:cs="Consolas"/>
+                <w:color w:val="E97132" w:themeColor="accent2"/>
                 <w:sz w:val="18"/>
                 <w:szCs w:val="18"/>
               </w:rPr>
@@ -301,9 +1057,9 @@
           <w:tcPr>
             <w:tcW w:type="dxa" w:w="3760"/>
             <w:tcMar>
-              <w:top w:type="dxa" w:w="60"/>
-              <w:left w:type="dxa" w:w="100"/>
-              <w:bottom w:type="dxa" w:w="60"/>
+              <w:top w:type="dxa" w:w="55"/>
+              <w:left w:type="dxa" w:w="100"/>
+              <w:bottom w:type="dxa" w:w="55"/>
               <w:right w:type="dxa" w:w="100"/>
             </w:tcMar>
           </w:tcPr>
@@ -322,6 +1078,9 @@
         </w:tc>
       </w:tr>
       <w:tr>
+        <w:trPr>
+          <w:cantSplit/>
+        </w:trPr>
         <w:tc>
           <w:tcPr>
             <w:tcW w:type="dxa" w:w="2200"/>
@@ -354,19 +1113,20 @@
           <w:tcPr>
             <w:tcW w:type="dxa" w:w="3400"/>
             <w:tcMar>
-              <w:top w:type="dxa" w:w="60"/>
-              <w:left w:type="dxa" w:w="100"/>
-              <w:bottom w:type="dxa" w:w="60"/>
-              <w:right w:type="dxa" w:w="100"/>
-            </w:tcMar>
-          </w:tcPr>
-          <w:p>
-            <w:pPr>
-              <w:spacing w:after="0"/>
-            </w:pPr>
-            <w:r>
-              <w:rPr>
-                <w:rFonts w:ascii="Consolas" w:cs="Consolas" w:eastAsia="Consolas" w:hAnsi="Consolas"/>
+              <w:top w:type="dxa" w:w="55"/>
+              <w:left w:type="dxa" w:w="100"/>
+              <w:bottom w:type="dxa" w:w="55"/>
+              <w:right w:type="dxa" w:w="100"/>
+            </w:tcMar>
+          </w:tcPr>
+          <w:p>
+            <w:pPr>
+              <w:spacing w:after="0"/>
+            </w:pPr>
+            <w:r>
+              <w:rPr>
+                <w:rFonts w:ascii="Consolas" w:hAnsi="Consolas" w:cs="Consolas"/>
+                <w:color w:val="E97132" w:themeColor="accent2"/>
                 <w:sz w:val="18"/>
                 <w:szCs w:val="18"/>
               </w:rPr>
@@ -378,9 +1138,9 @@
           <w:tcPr>
             <w:tcW w:type="dxa" w:w="3760"/>
             <w:tcMar>
-              <w:top w:type="dxa" w:w="60"/>
-              <w:left w:type="dxa" w:w="100"/>
-              <w:bottom w:type="dxa" w:w="60"/>
+              <w:top w:type="dxa" w:w="55"/>
+              <w:left w:type="dxa" w:w="100"/>
+              <w:bottom w:type="dxa" w:w="55"/>
               <w:right w:type="dxa" w:w="100"/>
             </w:tcMar>
           </w:tcPr>
@@ -399,6 +1159,9 @@
         </w:tc>
       </w:tr>
       <w:tr>
+        <w:trPr>
+          <w:cantSplit/>
+        </w:trPr>
         <w:tc>
           <w:tcPr>
             <w:tcW w:type="dxa" w:w="2200"/>
@@ -431,19 +1194,20 @@
           <w:tcPr>
             <w:tcW w:type="dxa" w:w="3400"/>
             <w:tcMar>
-              <w:top w:type="dxa" w:w="60"/>
-              <w:left w:type="dxa" w:w="100"/>
-              <w:bottom w:type="dxa" w:w="60"/>
-              <w:right w:type="dxa" w:w="100"/>
-            </w:tcMar>
-          </w:tcPr>
-          <w:p>
-            <w:pPr>
-              <w:spacing w:after="0"/>
-            </w:pPr>
-            <w:r>
-              <w:rPr>
-                <w:rFonts w:ascii="Consolas" w:cs="Consolas" w:eastAsia="Consolas" w:hAnsi="Consolas"/>
+              <w:top w:type="dxa" w:w="55"/>
+              <w:left w:type="dxa" w:w="100"/>
+              <w:bottom w:type="dxa" w:w="55"/>
+              <w:right w:type="dxa" w:w="100"/>
+            </w:tcMar>
+          </w:tcPr>
+          <w:p>
+            <w:pPr>
+              <w:spacing w:after="0"/>
+            </w:pPr>
+            <w:r>
+              <w:rPr>
+                <w:rFonts w:ascii="Consolas" w:hAnsi="Consolas" w:cs="Consolas"/>
+                <w:color w:val="E97132" w:themeColor="accent2"/>
                 <w:sz w:val="18"/>
                 <w:szCs w:val="18"/>
               </w:rPr>
@@ -455,9 +1219,9 @@
           <w:tcPr>
             <w:tcW w:type="dxa" w:w="3760"/>
             <w:tcMar>
-              <w:top w:type="dxa" w:w="60"/>
-              <w:left w:type="dxa" w:w="100"/>
-              <w:bottom w:type="dxa" w:w="60"/>
+              <w:top w:type="dxa" w:w="55"/>
+              <w:left w:type="dxa" w:w="100"/>
+              <w:bottom w:type="dxa" w:w="55"/>
               <w:right w:type="dxa" w:w="100"/>
             </w:tcMar>
           </w:tcPr>
@@ -476,6 +1240,9 @@
         </w:tc>
       </w:tr>
       <w:tr>
+        <w:trPr>
+          <w:cantSplit/>
+        </w:trPr>
         <w:tc>
           <w:tcPr>
             <w:tcW w:type="dxa" w:w="2200"/>
@@ -508,19 +1275,20 @@
           <w:tcPr>
             <w:tcW w:type="dxa" w:w="3400"/>
             <w:tcMar>
-              <w:top w:type="dxa" w:w="60"/>
-              <w:left w:type="dxa" w:w="100"/>
-              <w:bottom w:type="dxa" w:w="60"/>
-              <w:right w:type="dxa" w:w="100"/>
-            </w:tcMar>
-          </w:tcPr>
-          <w:p>
-            <w:pPr>
-              <w:spacing w:after="0"/>
-            </w:pPr>
-            <w:r>
-              <w:rPr>
-                <w:rFonts w:ascii="Consolas" w:cs="Consolas" w:eastAsia="Consolas" w:hAnsi="Consolas"/>
+              <w:top w:type="dxa" w:w="55"/>
+              <w:left w:type="dxa" w:w="100"/>
+              <w:bottom w:type="dxa" w:w="55"/>
+              <w:right w:type="dxa" w:w="100"/>
+            </w:tcMar>
+          </w:tcPr>
+          <w:p>
+            <w:pPr>
+              <w:spacing w:after="0"/>
+            </w:pPr>
+            <w:r>
+              <w:rPr>
+                <w:rFonts w:ascii="Consolas" w:hAnsi="Consolas" w:cs="Consolas"/>
+                <w:color w:val="E97132" w:themeColor="accent2"/>
                 <w:sz w:val="18"/>
                 <w:szCs w:val="18"/>
               </w:rPr>
@@ -532,9 +1300,9 @@
           <w:tcPr>
             <w:tcW w:type="dxa" w:w="3760"/>
             <w:tcMar>
-              <w:top w:type="dxa" w:w="60"/>
-              <w:left w:type="dxa" w:w="100"/>
-              <w:bottom w:type="dxa" w:w="60"/>
+              <w:top w:type="dxa" w:w="55"/>
+              <w:left w:type="dxa" w:w="100"/>
+              <w:bottom w:type="dxa" w:w="55"/>
               <w:right w:type="dxa" w:w="100"/>
             </w:tcMar>
           </w:tcPr>
@@ -553,6 +1321,9 @@
         </w:tc>
       </w:tr>
       <w:tr>
+        <w:trPr>
+          <w:cantSplit/>
+        </w:trPr>
         <w:tc>
           <w:tcPr>
             <w:tcW w:type="dxa" w:w="2200"/>
@@ -585,19 +1356,20 @@
           <w:tcPr>
             <w:tcW w:type="dxa" w:w="3400"/>
             <w:tcMar>
-              <w:top w:type="dxa" w:w="60"/>
-              <w:left w:type="dxa" w:w="100"/>
-              <w:bottom w:type="dxa" w:w="60"/>
-              <w:right w:type="dxa" w:w="100"/>
-            </w:tcMar>
-          </w:tcPr>
-          <w:p>
-            <w:pPr>
-              <w:spacing w:after="0"/>
-            </w:pPr>
-            <w:r>
-              <w:rPr>
-                <w:rFonts w:ascii="Consolas" w:cs="Consolas" w:eastAsia="Consolas" w:hAnsi="Consolas"/>
+              <w:top w:type="dxa" w:w="55"/>
+              <w:left w:type="dxa" w:w="100"/>
+              <w:bottom w:type="dxa" w:w="55"/>
+              <w:right w:type="dxa" w:w="100"/>
+            </w:tcMar>
+          </w:tcPr>
+          <w:p>
+            <w:pPr>
+              <w:spacing w:after="0"/>
+            </w:pPr>
+            <w:r>
+              <w:rPr>
+                <w:rFonts w:ascii="Consolas" w:hAnsi="Consolas" w:cs="Consolas"/>
+                <w:color w:val="E97132" w:themeColor="accent2"/>
                 <w:sz w:val="18"/>
                 <w:szCs w:val="18"/>
               </w:rPr>
@@ -609,9 +1381,9 @@
           <w:tcPr>
             <w:tcW w:type="dxa" w:w="3760"/>
             <w:tcMar>
-              <w:top w:type="dxa" w:w="60"/>
-              <w:left w:type="dxa" w:w="100"/>
-              <w:bottom w:type="dxa" w:w="60"/>
+              <w:top w:type="dxa" w:w="55"/>
+              <w:left w:type="dxa" w:w="100"/>
+              <w:bottom w:type="dxa" w:w="55"/>
               <w:right w:type="dxa" w:w="100"/>
             </w:tcMar>
           </w:tcPr>
@@ -632,107 +1404,8 @@
     </w:tbl>
     <w:p>
       <w:pPr>
-        <w:spacing w:after="120"/>
-      </w:pPr>
-      <w:r>
-        <w:rPr>
-          <w:b/>
-          <w:bCs/>
-          <w:sz w:val="22"/>
-          <w:szCs w:val="22"/>
-        </w:rPr>
-        <w:t xml:space="preserve">Chaque exercice est autonome. </w:t>
-      </w:r>
-      <w:r>
-        <w:rPr>
-          <w:sz w:val="22"/>
-          <w:szCs w:val="22"/>
-        </w:rPr>
-        <w:t xml:space="preserve">Son package contient tout ce dont il a besoin, et n'importe jamais une classe d'un </w:t>
-      </w:r>
-      <w:r>
-        <w:rPr>
-          <w:sz w:val="22"/>
-          <w:szCs w:val="22"/>
-        </w:rPr>
-        <w:t xml:space="preserve">autre exercice. Quand un exercice reprend une classe du précédent, vous en repartez </w:t>
-      </w:r>
-      <w:r>
-        <w:rPr>
-          <w:sz w:val="22"/>
-          <w:szCs w:val="22"/>
-        </w:rPr>
-        <w:t xml:space="preserve">d'une copie : vous pouvez donc en rater un sans être bloqué pour la suite.</w:t>
-      </w:r>
-    </w:p>
-    <w:p>
-      <w:pPr>
-        <w:spacing w:after="120"/>
-      </w:pPr>
-      <w:r>
-        <w:rPr>
-          <w:b/>
-          <w:bCs/>
-          <w:sz w:val="22"/>
-          <w:szCs w:val="22"/>
-        </w:rPr>
-        <w:t xml:space="preserve">Comment lancer les tests, comment lire un test vert, pourquoi laisser votre code compilable : </w:t>
-      </w:r>
-      <w:r>
-        <w:rPr>
-          <w:sz w:val="22"/>
-          <w:szCs w:val="22"/>
-        </w:rPr>
-        <w:t xml:space="preserve">tout cela est commun aux quinze thèmes, et vit dans un document à part — </w:t>
-      </w:r>
-      <w:r>
-        <w:rPr>
-          <w:rFonts w:ascii="Consolas" w:cs="Consolas" w:eastAsia="Consolas" w:hAnsi="Consolas"/>
-          <w:color w:val="8B2500"/>
-          <w:sz w:val="22"/>
-          <w:szCs w:val="22"/>
-        </w:rPr>
-        <w:t xml:space="preserve">Memento_Exercices.docx</w:t>
-      </w:r>
-      <w:r>
-        <w:rPr>
-          <w:sz w:val="22"/>
-          <w:szCs w:val="22"/>
-        </w:rPr>
-        <w:t xml:space="preserve">. Lisez-le une fois en début d'année.</w:t>
-      </w:r>
-    </w:p>
-    <w:p>
-      <w:pPr>
-        <w:spacing w:after="120"/>
-      </w:pPr>
-      <w:r>
-        <w:rPr>
-          <w:sz w:val="22"/>
-          <w:szCs w:val="22"/>
-        </w:rPr>
-        <w:t xml:space="preserve">Ce fascicule-ci ne parle que de son thème. Les codes du tableau ci-dessus sont </w:t>
-      </w:r>
-      <w:r>
-        <w:rPr>
-          <w:b/>
-          <w:bCs/>
-          <w:sz w:val="22"/>
-          <w:szCs w:val="22"/>
-        </w:rPr>
-        <w:t xml:space="preserve">cliquables</w:t>
-      </w:r>
-      <w:r>
-        <w:rPr>
-          <w:sz w:val="22"/>
-          <w:szCs w:val="22"/>
-        </w:rPr>
-        <w:t xml:space="preserve"> : ils mènent directement à l'exercice.</w:t>
-      </w:r>
-    </w:p>
-    <w:p>
-      <w:pPr>
         <w:pStyle w:val="Heading1"/>
+        <w:keepNext/>
         <w:spacing w:after="160" w:before="360"/>
       </w:pPr>
       <w:bookmarkStart w:name="ex-POO-1" w:id="1"/>
@@ -750,6 +1423,7 @@
     </w:p>
     <w:p>
       <w:pPr>
+        <w:keepNext/>
         <w:spacing w:after="120"/>
       </w:pPr>
       <w:r>
@@ -760,12 +1434,24 @@
           <w:sz w:val="22"/>
           <w:szCs w:val="22"/>
         </w:rPr>
-        <w:t xml:space="preserve">Package : be.ephec.java.poo.e01</w:t>
+        <w:t xml:space="preserve">Package : </w:t>
+      </w:r>
+      <w:r>
+        <w:rPr>
+          <w:rFonts w:ascii="Consolas" w:hAnsi="Consolas" w:cs="Consolas"/>
+          <w:i/>
+          <w:iCs/>
+          <w:color w:val="E97132" w:themeColor="accent2"/>
+          <w:sz w:val="18"/>
+          <w:szCs w:val="18"/>
+        </w:rPr>
+        <w:t xml:space="preserve">be.ephec.java.poo.e01</w:t>
       </w:r>
     </w:p>
     <w:p>
       <w:pPr>
         <w:pStyle w:val="Heading2"/>
+        <w:keepNext/>
         <w:spacing w:after="100" w:before="240"/>
       </w:pPr>
       <w:r>
@@ -781,6 +1467,7 @@
     </w:p>
     <w:p>
       <w:pPr>
+        <w:keepNext w:val="false"/>
         <w:spacing w:after="120"/>
       </w:pPr>
       <w:r>
@@ -794,6 +1481,7 @@
     <w:p>
       <w:pPr>
         <w:pStyle w:val="Heading2"/>
+        <w:keepNext/>
         <w:spacing w:after="100" w:before="240"/>
       </w:pPr>
       <w:r>
@@ -816,7 +1504,23 @@
           <w:sz w:val="22"/>
           <w:szCs w:val="22"/>
         </w:rPr>
-        <w:t xml:space="preserve">Créez une classe Personne qui modélise une personne par son état civil minimal.</w:t>
+        <w:t xml:space="preserve">Créez une classe </w:t>
+      </w:r>
+      <w:r>
+        <w:rPr>
+          <w:rFonts w:ascii="Consolas" w:hAnsi="Consolas" w:cs="Consolas"/>
+          <w:color w:val="E97132" w:themeColor="accent2"/>
+          <w:sz w:val="18"/>
+          <w:szCs w:val="18"/>
+        </w:rPr>
+        <w:t xml:space="preserve">Personne</w:t>
+      </w:r>
+      <w:r>
+        <w:rPr>
+          <w:sz w:val="22"/>
+          <w:szCs w:val="22"/>
+        </w:rPr>
+        <w:t xml:space="preserve"> qui modélise une personne par son état civil minimal.</w:t>
       </w:r>
     </w:p>
     <w:p>
@@ -832,10 +1536,10 @@
       </w:r>
       <w:r>
         <w:rPr>
-          <w:rFonts w:ascii="Consolas" w:cs="Consolas" w:eastAsia="Consolas" w:hAnsi="Consolas"/>
-          <w:color w:val="8B2500"/>
-          <w:sz w:val="22"/>
-          <w:szCs w:val="22"/>
+          <w:rFonts w:ascii="Consolas" w:hAnsi="Consolas" w:cs="Consolas"/>
+          <w:color w:val="E97132" w:themeColor="accent2"/>
+          <w:sz w:val="18"/>
+          <w:szCs w:val="18"/>
         </w:rPr>
         <w:t xml:space="preserve">public</w:t>
       </w:r>
@@ -849,6 +1553,7 @@
     </w:p>
     <w:p>
       <w:pPr>
+        <w:keepNext w:val="false"/>
         <w:spacing w:after="120"/>
       </w:pPr>
       <w:r>
@@ -870,10 +1575,10 @@
       </w:pPr>
       <w:r>
         <w:rPr>
-          <w:rFonts w:ascii="Consolas" w:cs="Consolas" w:eastAsia="Consolas" w:hAnsi="Consolas"/>
-          <w:color w:val="8B2500"/>
-          <w:sz w:val="22"/>
-          <w:szCs w:val="22"/>
+          <w:rFonts w:ascii="Consolas" w:hAnsi="Consolas" w:cs="Consolas"/>
+          <w:color w:val="E97132" w:themeColor="accent2"/>
+          <w:sz w:val="18"/>
+          <w:szCs w:val="18"/>
         </w:rPr>
         <w:t xml:space="preserve">computeAge(int annee)</w:t>
       </w:r>
@@ -903,10 +1608,10 @@
       </w:pPr>
       <w:r>
         <w:rPr>
-          <w:rFonts w:ascii="Consolas" w:cs="Consolas" w:eastAsia="Consolas" w:hAnsi="Consolas"/>
-          <w:color w:val="8B2500"/>
-          <w:sz w:val="22"/>
-          <w:szCs w:val="22"/>
+          <w:rFonts w:ascii="Consolas" w:hAnsi="Consolas" w:cs="Consolas"/>
+          <w:color w:val="E97132" w:themeColor="accent2"/>
+          <w:sz w:val="18"/>
+          <w:szCs w:val="18"/>
         </w:rPr>
         <w:t xml:space="preserve">display()</w:t>
       </w:r>
@@ -931,10 +1636,10 @@
       </w:r>
       <w:r>
         <w:rPr>
-          <w:rFonts w:ascii="Consolas" w:cs="Consolas" w:eastAsia="Consolas" w:hAnsi="Consolas"/>
-          <w:color w:val="8B2500"/>
-          <w:sz w:val="22"/>
-          <w:szCs w:val="22"/>
+          <w:rFonts w:ascii="Consolas" w:hAnsi="Consolas" w:cs="Consolas"/>
+          <w:color w:val="E97132" w:themeColor="accent2"/>
+          <w:sz w:val="18"/>
+          <w:szCs w:val="18"/>
         </w:rPr>
         <w:t xml:space="preserve">Programme</w:t>
       </w:r>
@@ -947,10 +1652,10 @@
       </w:r>
       <w:r>
         <w:rPr>
-          <w:rFonts w:ascii="Consolas" w:cs="Consolas" w:eastAsia="Consolas" w:hAnsi="Consolas"/>
-          <w:color w:val="8B2500"/>
-          <w:sz w:val="22"/>
-          <w:szCs w:val="22"/>
+          <w:rFonts w:ascii="Consolas" w:hAnsi="Consolas" w:cs="Consolas"/>
+          <w:color w:val="E97132" w:themeColor="accent2"/>
+          <w:sz w:val="18"/>
+          <w:szCs w:val="18"/>
         </w:rPr>
         <w:t xml:space="preserve">main</w:t>
       </w:r>
@@ -972,6 +1677,7 @@
     <w:p>
       <w:pPr>
         <w:pStyle w:val="Heading2"/>
+        <w:keepNext/>
         <w:spacing w:after="100" w:before="240"/>
       </w:pPr>
       <w:r>
@@ -982,7 +1688,7 @@
           <w:sz w:val="24"/>
           <w:szCs w:val="24"/>
         </w:rPr>
-        <w:t xml:space="preserve">Spécifications</w:t>
+        <w:t xml:space="preserve">Spécifications à respecter</w:t>
       </w:r>
     </w:p>
     <w:tbl>
@@ -1102,7 +1808,8 @@
             </w:pPr>
             <w:r>
               <w:rPr>
-                <w:rFonts w:ascii="Consolas" w:cs="Consolas" w:eastAsia="Consolas" w:hAnsi="Consolas"/>
+                <w:rFonts w:ascii="Consolas" w:hAnsi="Consolas" w:cs="Consolas"/>
+                <w:color w:val="E97132" w:themeColor="accent2"/>
                 <w:sz w:val="18"/>
                 <w:szCs w:val="18"/>
               </w:rPr>
@@ -1126,7 +1833,8 @@
             </w:pPr>
             <w:r>
               <w:rPr>
-                <w:rFonts w:ascii="Consolas" w:cs="Consolas" w:eastAsia="Consolas" w:hAnsi="Consolas"/>
+                <w:rFonts w:ascii="Consolas" w:hAnsi="Consolas" w:cs="Consolas"/>
+                <w:color w:val="E97132" w:themeColor="accent2"/>
                 <w:sz w:val="18"/>
                 <w:szCs w:val="18"/>
               </w:rPr>
@@ -1175,7 +1883,8 @@
             </w:pPr>
             <w:r>
               <w:rPr>
-                <w:rFonts w:ascii="Consolas" w:cs="Consolas" w:eastAsia="Consolas" w:hAnsi="Consolas"/>
+                <w:rFonts w:ascii="Consolas" w:hAnsi="Consolas" w:cs="Consolas"/>
+                <w:color w:val="E97132" w:themeColor="accent2"/>
                 <w:sz w:val="18"/>
                 <w:szCs w:val="18"/>
               </w:rPr>
@@ -1199,7 +1908,8 @@
             </w:pPr>
             <w:r>
               <w:rPr>
-                <w:rFonts w:ascii="Consolas" w:cs="Consolas" w:eastAsia="Consolas" w:hAnsi="Consolas"/>
+                <w:rFonts w:ascii="Consolas" w:hAnsi="Consolas" w:cs="Consolas"/>
+                <w:color w:val="E97132" w:themeColor="accent2"/>
                 <w:sz w:val="18"/>
                 <w:szCs w:val="18"/>
               </w:rPr>
@@ -1248,7 +1958,8 @@
             </w:pPr>
             <w:r>
               <w:rPr>
-                <w:rFonts w:ascii="Consolas" w:cs="Consolas" w:eastAsia="Consolas" w:hAnsi="Consolas"/>
+                <w:rFonts w:ascii="Consolas" w:hAnsi="Consolas" w:cs="Consolas"/>
+                <w:color w:val="E97132" w:themeColor="accent2"/>
                 <w:sz w:val="18"/>
                 <w:szCs w:val="18"/>
               </w:rPr>
@@ -1272,7 +1983,8 @@
             </w:pPr>
             <w:r>
               <w:rPr>
-                <w:rFonts w:ascii="Consolas" w:cs="Consolas" w:eastAsia="Consolas" w:hAnsi="Consolas"/>
+                <w:rFonts w:ascii="Consolas" w:hAnsi="Consolas" w:cs="Consolas"/>
+                <w:color w:val="E97132" w:themeColor="accent2"/>
                 <w:sz w:val="18"/>
                 <w:szCs w:val="18"/>
               </w:rPr>
@@ -1321,7 +2033,8 @@
             </w:pPr>
             <w:r>
               <w:rPr>
-                <w:rFonts w:ascii="Consolas" w:cs="Consolas" w:eastAsia="Consolas" w:hAnsi="Consolas"/>
+                <w:rFonts w:ascii="Consolas" w:hAnsi="Consolas" w:cs="Consolas"/>
+                <w:color w:val="E97132" w:themeColor="accent2"/>
                 <w:sz w:val="18"/>
                 <w:szCs w:val="18"/>
               </w:rPr>
@@ -1345,7 +2058,8 @@
             </w:pPr>
             <w:r>
               <w:rPr>
-                <w:rFonts w:ascii="Consolas" w:cs="Consolas" w:eastAsia="Consolas" w:hAnsi="Consolas"/>
+                <w:rFonts w:ascii="Consolas" w:hAnsi="Consolas" w:cs="Consolas"/>
+                <w:color w:val="E97132" w:themeColor="accent2"/>
                 <w:sz w:val="18"/>
                 <w:szCs w:val="18"/>
               </w:rPr>
@@ -1394,7 +2108,8 @@
             </w:pPr>
             <w:r>
               <w:rPr>
-                <w:rFonts w:ascii="Consolas" w:cs="Consolas" w:eastAsia="Consolas" w:hAnsi="Consolas"/>
+                <w:rFonts w:ascii="Consolas" w:hAnsi="Consolas" w:cs="Consolas"/>
+                <w:color w:val="E97132" w:themeColor="accent2"/>
                 <w:sz w:val="18"/>
                 <w:szCs w:val="18"/>
               </w:rPr>
@@ -1418,7 +2133,8 @@
             </w:pPr>
             <w:r>
               <w:rPr>
-                <w:rFonts w:ascii="Consolas" w:cs="Consolas" w:eastAsia="Consolas" w:hAnsi="Consolas"/>
+                <w:rFonts w:ascii="Consolas" w:hAnsi="Consolas" w:cs="Consolas"/>
+                <w:color w:val="E97132" w:themeColor="accent2"/>
                 <w:sz w:val="18"/>
                 <w:szCs w:val="18"/>
               </w:rPr>
@@ -1467,7 +2183,8 @@
             </w:pPr>
             <w:r>
               <w:rPr>
-                <w:rFonts w:ascii="Consolas" w:cs="Consolas" w:eastAsia="Consolas" w:hAnsi="Consolas"/>
+                <w:rFonts w:ascii="Consolas" w:hAnsi="Consolas" w:cs="Consolas"/>
+                <w:color w:val="E97132" w:themeColor="accent2"/>
                 <w:sz w:val="18"/>
                 <w:szCs w:val="18"/>
               </w:rPr>
@@ -1491,7 +2208,8 @@
             </w:pPr>
             <w:r>
               <w:rPr>
-                <w:rFonts w:ascii="Consolas" w:cs="Consolas" w:eastAsia="Consolas" w:hAnsi="Consolas"/>
+                <w:rFonts w:ascii="Consolas" w:hAnsi="Consolas" w:cs="Consolas"/>
+                <w:color w:val="E97132" w:themeColor="accent2"/>
                 <w:sz w:val="18"/>
                 <w:szCs w:val="18"/>
               </w:rPr>
@@ -1540,7 +2258,8 @@
             </w:pPr>
             <w:r>
               <w:rPr>
-                <w:rFonts w:ascii="Consolas" w:cs="Consolas" w:eastAsia="Consolas" w:hAnsi="Consolas"/>
+                <w:rFonts w:ascii="Consolas" w:hAnsi="Consolas" w:cs="Consolas"/>
+                <w:color w:val="E97132" w:themeColor="accent2"/>
                 <w:sz w:val="18"/>
                 <w:szCs w:val="18"/>
               </w:rPr>
@@ -1564,7 +2283,8 @@
             </w:pPr>
             <w:r>
               <w:rPr>
-                <w:rFonts w:ascii="Consolas" w:cs="Consolas" w:eastAsia="Consolas" w:hAnsi="Consolas"/>
+                <w:rFonts w:ascii="Consolas" w:hAnsi="Consolas" w:cs="Consolas"/>
+                <w:color w:val="E97132" w:themeColor="accent2"/>
                 <w:sz w:val="18"/>
                 <w:szCs w:val="18"/>
               </w:rPr>
@@ -1600,6 +2320,7 @@
     <w:p>
       <w:pPr>
         <w:pStyle w:val="Heading2"/>
+        <w:keepNext/>
         <w:spacing w:after="100" w:before="240"/>
       </w:pPr>
       <w:r>
@@ -1610,7 +2331,7 @@
           <w:sz w:val="24"/>
           <w:szCs w:val="24"/>
         </w:rPr>
-        <w:t xml:space="preserve">Vérification</w:t>
+        <w:t xml:space="preserve">Comment vérifier votre code</w:t>
       </w:r>
     </w:p>
     <w:tbl>
@@ -1649,23 +2370,40 @@
             </w:pPr>
             <w:r>
               <w:rPr>
-                <w:rFonts w:ascii="Consolas" w:cs="Consolas" w:eastAsia="Consolas" w:hAnsi="Consolas"/>
+                <w:rFonts w:ascii="Consolas" w:hAnsi="Consolas" w:cs="Consolas"/>
+                <w:color w:val="E97132" w:themeColor="accent2"/>
+                <w:sz w:val="18"/>
+                <w:szCs w:val="18"/>
+              </w:rPr>
+              <w:t xml:space="preserve">be.ephec.java.poo.e01.PersonneTest</w:t>
+            </w:r>
+          </w:p>
+          <w:p>
+            <w:pPr>
+              <w:spacing w:after="0"/>
+            </w:pPr>
+            <w:r>
+              <w:rPr>
                 <w:sz w:val="21"/>
                 <w:szCs w:val="21"/>
               </w:rPr>
-              <w:t xml:space="preserve">be.ephec.java.poo.e01.PersonneTest</w:t>
-            </w:r>
-          </w:p>
-          <w:p>
-            <w:pPr>
-              <w:spacing w:after="0"/>
-            </w:pPr>
+              <w:t xml:space="preserve">Vérifie que les quatre champs existent et sont bien public, et que </w:t>
+            </w:r>
+            <w:r>
+              <w:rPr>
+                <w:rFonts w:ascii="Consolas" w:hAnsi="Consolas" w:cs="Consolas"/>
+                <w:color w:val="E97132" w:themeColor="accent2"/>
+                <w:sz w:val="18"/>
+                <w:szCs w:val="18"/>
+              </w:rPr>
+              <w:t xml:space="preserve">computeAge</w:t>
+            </w:r>
             <w:r>
               <w:rPr>
                 <w:sz w:val="21"/>
                 <w:szCs w:val="21"/>
               </w:rPr>
-              <w:t xml:space="preserve">Vérifie que les quatre champs existent et sont bien public, et que computeAge rend le bon écart d'années — y compris pour une année antérieure à la naissance, où le résultat est négatif.</w:t>
+              <w:t xml:space="preserve"> rend le bon écart d'années — y compris pour une année antérieure à la naissance, où le résultat est négatif.</w:t>
             </w:r>
           </w:p>
         </w:tc>
@@ -1674,6 +2412,7 @@
     <w:p>
       <w:pPr>
         <w:pStyle w:val="Heading2"/>
+        <w:keepNext/>
         <w:spacing w:after="100" w:before="240"/>
       </w:pPr>
       <w:r>
@@ -1701,7 +2440,23 @@
           <w:sz w:val="22"/>
           <w:szCs w:val="22"/>
         </w:rPr>
-        <w:t xml:space="preserve">La classe ne déclare aucun constructeur. Pourquoi new Personne() fonctionne-t-il quand même, et que valent les champs juste après ?</w:t>
+        <w:t xml:space="preserve">La classe ne déclare aucun constructeur. Pourquoi </w:t>
+      </w:r>
+      <w:r>
+        <w:rPr>
+          <w:rFonts w:ascii="Consolas" w:hAnsi="Consolas" w:cs="Consolas"/>
+          <w:color w:val="E97132" w:themeColor="accent2"/>
+          <w:sz w:val="18"/>
+          <w:szCs w:val="18"/>
+        </w:rPr>
+        <w:t xml:space="preserve">new Personne()</w:t>
+      </w:r>
+      <w:r>
+        <w:rPr>
+          <w:sz w:val="22"/>
+          <w:szCs w:val="22"/>
+        </w:rPr>
+        <w:t xml:space="preserve"> fonctionne-t-il quand même, et que valent les champs juste après ?</w:t>
       </w:r>
     </w:p>
     <w:p>
@@ -1718,7 +2473,39 @@
           <w:sz w:val="22"/>
           <w:szCs w:val="22"/>
         </w:rPr>
-        <w:t xml:space="preserve">Le champ age et la méthode computeAge donnent tous deux l'âge. Que se passe-t-il si l'un est mis à jour et pas l'autre ? Lequel des deux garderiez-vous ?</w:t>
+        <w:t xml:space="preserve">Le champ </w:t>
+      </w:r>
+      <w:r>
+        <w:rPr>
+          <w:rFonts w:ascii="Consolas" w:hAnsi="Consolas" w:cs="Consolas"/>
+          <w:color w:val="E97132" w:themeColor="accent2"/>
+          <w:sz w:val="18"/>
+          <w:szCs w:val="18"/>
+        </w:rPr>
+        <w:t xml:space="preserve">age</w:t>
+      </w:r>
+      <w:r>
+        <w:rPr>
+          <w:sz w:val="22"/>
+          <w:szCs w:val="22"/>
+        </w:rPr>
+        <w:t xml:space="preserve"> et la méthode </w:t>
+      </w:r>
+      <w:r>
+        <w:rPr>
+          <w:rFonts w:ascii="Consolas" w:hAnsi="Consolas" w:cs="Consolas"/>
+          <w:color w:val="E97132" w:themeColor="accent2"/>
+          <w:sz w:val="18"/>
+          <w:szCs w:val="18"/>
+        </w:rPr>
+        <w:t xml:space="preserve">computeAge</w:t>
+      </w:r>
+      <w:r>
+        <w:rPr>
+          <w:sz w:val="22"/>
+          <w:szCs w:val="22"/>
+        </w:rPr>
+        <w:t xml:space="preserve"> donnent tous deux l'âge. Que se passe-t-il si l'un est mis à jour et pas l'autre ? Lequel des deux garderiez-vous ?</w:t>
       </w:r>
     </w:p>
     <w:p>
@@ -1735,7 +2522,23 @@
           <w:sz w:val="22"/>
           <w:szCs w:val="22"/>
         </w:rPr>
-        <w:t xml:space="preserve">Qu'est-ce qui empêche, dans cette version, d'écrire personne.anneeDeNaissance = -3000 ?</w:t>
+        <w:t xml:space="preserve">Qu'est-ce qui empêche, dans cette version, d'écrire </w:t>
+      </w:r>
+      <w:r>
+        <w:rPr>
+          <w:rFonts w:ascii="Consolas" w:hAnsi="Consolas" w:cs="Consolas"/>
+          <w:color w:val="E97132" w:themeColor="accent2"/>
+          <w:sz w:val="18"/>
+          <w:szCs w:val="18"/>
+        </w:rPr>
+        <w:t xml:space="preserve">personne.anneeDeNaissance = -3000</w:t>
+      </w:r>
+      <w:r>
+        <w:rPr>
+          <w:sz w:val="22"/>
+          <w:szCs w:val="22"/>
+        </w:rPr>
+        <w:t xml:space="preserve"> ?</w:t>
       </w:r>
     </w:p>
     <w:p>
@@ -1751,10 +2554,10 @@
       </w:r>
       <w:r>
         <w:rPr>
-          <w:rFonts w:ascii="Consolas" w:cs="Consolas" w:eastAsia="Consolas" w:hAnsi="Consolas"/>
-          <w:color w:val="8B2500"/>
-          <w:sz w:val="22"/>
-          <w:szCs w:val="22"/>
+          <w:rFonts w:ascii="Consolas" w:hAnsi="Consolas" w:cs="Consolas"/>
+          <w:color w:val="E97132" w:themeColor="accent2"/>
+          <w:sz w:val="18"/>
+          <w:szCs w:val="18"/>
         </w:rPr>
         <w:t xml:space="preserve">CC-NOM.3</w:t>
       </w:r>
@@ -1779,10 +2582,10 @@
       </w:r>
       <w:r>
         <w:rPr>
-          <w:rFonts w:ascii="Consolas" w:cs="Consolas" w:eastAsia="Consolas" w:hAnsi="Consolas"/>
-          <w:color w:val="8B2500"/>
-          <w:sz w:val="22"/>
-          <w:szCs w:val="22"/>
+          <w:rFonts w:ascii="Consolas" w:hAnsi="Consolas" w:cs="Consolas"/>
+          <w:color w:val="E97132" w:themeColor="accent2"/>
+          <w:sz w:val="18"/>
+          <w:szCs w:val="18"/>
         </w:rPr>
         <w:t xml:space="preserve">CC-COM.2</w:t>
       </w:r>
@@ -1803,14 +2606,14 @@
           <w:sz w:val="22"/>
           <w:szCs w:val="22"/>
         </w:rPr>
-        <w:t xml:space="preserve">Les noms de cette classe sont donnés : </w:t>
-      </w:r>
-      <w:r>
-        <w:rPr>
-          <w:rFonts w:ascii="Consolas" w:cs="Consolas" w:eastAsia="Consolas" w:hAnsi="Consolas"/>
-          <w:color w:val="8B2500"/>
-          <w:sz w:val="22"/>
-          <w:szCs w:val="22"/>
+        <w:t xml:space="preserve">Les noms des champs de cette classe sont donnés : </w:t>
+      </w:r>
+      <w:r>
+        <w:rPr>
+          <w:rFonts w:ascii="Consolas" w:hAnsi="Consolas" w:cs="Consolas"/>
+          <w:color w:val="E97132" w:themeColor="accent2"/>
+          <w:sz w:val="18"/>
+          <w:szCs w:val="18"/>
         </w:rPr>
         <w:t xml:space="preserve">nom</w:t>
       </w:r>
@@ -1823,10 +2626,10 @@
       </w:r>
       <w:r>
         <w:rPr>
-          <w:rFonts w:ascii="Consolas" w:cs="Consolas" w:eastAsia="Consolas" w:hAnsi="Consolas"/>
-          <w:color w:val="8B2500"/>
-          <w:sz w:val="22"/>
-          <w:szCs w:val="22"/>
+          <w:rFonts w:ascii="Consolas" w:hAnsi="Consolas" w:cs="Consolas"/>
+          <w:color w:val="E97132" w:themeColor="accent2"/>
+          <w:sz w:val="18"/>
+          <w:szCs w:val="18"/>
         </w:rPr>
         <w:t xml:space="preserve">prenom</w:t>
       </w:r>
@@ -1839,10 +2642,10 @@
       </w:r>
       <w:r>
         <w:rPr>
-          <w:rFonts w:ascii="Consolas" w:cs="Consolas" w:eastAsia="Consolas" w:hAnsi="Consolas"/>
-          <w:color w:val="8B2500"/>
-          <w:sz w:val="22"/>
-          <w:szCs w:val="22"/>
+          <w:rFonts w:ascii="Consolas" w:hAnsi="Consolas" w:cs="Consolas"/>
+          <w:color w:val="E97132" w:themeColor="accent2"/>
+          <w:sz w:val="18"/>
+          <w:szCs w:val="18"/>
         </w:rPr>
         <w:t xml:space="preserve">anneeDeNaissance</w:t>
       </w:r>
@@ -1855,10 +2658,10 @@
       </w:r>
       <w:r>
         <w:rPr>
-          <w:rFonts w:ascii="Consolas" w:cs="Consolas" w:eastAsia="Consolas" w:hAnsi="Consolas"/>
-          <w:color w:val="8B2500"/>
-          <w:sz w:val="22"/>
-          <w:szCs w:val="22"/>
+          <w:rFonts w:ascii="Consolas" w:hAnsi="Consolas" w:cs="Consolas"/>
+          <w:color w:val="E97132" w:themeColor="accent2"/>
+          <w:sz w:val="18"/>
+          <w:szCs w:val="18"/>
         </w:rPr>
         <w:t xml:space="preserve">CC-NOM.1</w:t>
       </w:r>
@@ -1871,10 +2674,10 @@
       </w:r>
       <w:r>
         <w:rPr>
-          <w:rFonts w:ascii="Consolas" w:cs="Consolas" w:eastAsia="Consolas" w:hAnsi="Consolas"/>
-          <w:color w:val="8B2500"/>
-          <w:sz w:val="22"/>
-          <w:szCs w:val="22"/>
+          <w:rFonts w:ascii="Consolas" w:hAnsi="Consolas" w:cs="Consolas"/>
+          <w:color w:val="E97132" w:themeColor="accent2"/>
+          <w:sz w:val="18"/>
+          <w:szCs w:val="18"/>
         </w:rPr>
         <w:t xml:space="preserve">CC-NOM.8</w:t>
       </w:r>
@@ -1894,6 +2697,7 @@
     <w:p>
       <w:pPr>
         <w:pStyle w:val="Heading1"/>
+        <w:keepNext/>
         <w:spacing w:after="160" w:before="360"/>
       </w:pPr>
       <w:bookmarkStart w:name="ex-POO-2" w:id="1"/>
@@ -1911,6 +2715,7 @@
     </w:p>
     <w:p>
       <w:pPr>
+        <w:keepNext/>
         <w:spacing w:after="120"/>
       </w:pPr>
       <w:r>
@@ -1921,12 +2726,24 @@
           <w:sz w:val="22"/>
           <w:szCs w:val="22"/>
         </w:rPr>
-        <w:t xml:space="preserve">Package : be.ephec.java.poo.e02</w:t>
+        <w:t xml:space="preserve">Package : </w:t>
+      </w:r>
+      <w:r>
+        <w:rPr>
+          <w:rFonts w:ascii="Consolas" w:hAnsi="Consolas" w:cs="Consolas"/>
+          <w:i/>
+          <w:iCs/>
+          <w:color w:val="E97132" w:themeColor="accent2"/>
+          <w:sz w:val="18"/>
+          <w:szCs w:val="18"/>
+        </w:rPr>
+        <w:t xml:space="preserve">be.ephec.java.poo.e02</w:t>
       </w:r>
     </w:p>
     <w:p>
       <w:pPr>
         <w:pStyle w:val="Heading2"/>
+        <w:keepNext/>
         <w:spacing w:after="100" w:before="240"/>
       </w:pPr>
       <w:r>
@@ -1942,6 +2759,7 @@
     </w:p>
     <w:p>
       <w:pPr>
+        <w:keepNext w:val="false"/>
         <w:spacing w:after="120"/>
       </w:pPr>
       <w:r>
@@ -1955,6 +2773,7 @@
     <w:p>
       <w:pPr>
         <w:pStyle w:val="Heading2"/>
+        <w:keepNext/>
         <w:spacing w:after="100" w:before="240"/>
       </w:pPr>
       <w:r>
@@ -1981,10 +2800,10 @@
       </w:r>
       <w:r>
         <w:rPr>
-          <w:rFonts w:ascii="Consolas" w:cs="Consolas" w:eastAsia="Consolas" w:hAnsi="Consolas"/>
-          <w:color w:val="8B2500"/>
-          <w:sz w:val="22"/>
-          <w:szCs w:val="22"/>
+          <w:rFonts w:ascii="Consolas" w:hAnsi="Consolas" w:cs="Consolas"/>
+          <w:color w:val="E97132" w:themeColor="accent2"/>
+          <w:sz w:val="18"/>
+          <w:szCs w:val="18"/>
         </w:rPr>
         <w:t xml:space="preserve">Personne</w:t>
       </w:r>
@@ -1997,10 +2816,10 @@
       </w:r>
       <w:r>
         <w:rPr>
-          <w:rFonts w:ascii="Consolas" w:cs="Consolas" w:eastAsia="Consolas" w:hAnsi="Consolas"/>
-          <w:color w:val="8B2500"/>
-          <w:sz w:val="22"/>
-          <w:szCs w:val="22"/>
+          <w:rFonts w:ascii="Consolas" w:hAnsi="Consolas" w:cs="Consolas"/>
+          <w:color w:val="E97132" w:themeColor="accent2"/>
+          <w:sz w:val="18"/>
+          <w:szCs w:val="18"/>
         </w:rPr>
         <w:t xml:space="preserve">private</w:t>
       </w:r>
@@ -2014,6 +2833,7 @@
     </w:p>
     <w:p>
       <w:pPr>
+        <w:keepNext w:val="false"/>
         <w:spacing w:after="120"/>
       </w:pPr>
       <w:r>
@@ -2037,10 +2857,10 @@
       </w:r>
       <w:r>
         <w:rPr>
-          <w:rFonts w:ascii="Consolas" w:cs="Consolas" w:eastAsia="Consolas" w:hAnsi="Consolas"/>
-          <w:color w:val="8B2500"/>
-          <w:sz w:val="22"/>
-          <w:szCs w:val="22"/>
+          <w:rFonts w:ascii="Consolas" w:hAnsi="Consolas" w:cs="Consolas"/>
+          <w:color w:val="E97132" w:themeColor="accent2"/>
+          <w:sz w:val="18"/>
+          <w:szCs w:val="18"/>
         </w:rPr>
         <w:t xml:space="preserve">age</w:t>
       </w:r>
@@ -2130,10 +2950,10 @@
       </w:r>
       <w:r>
         <w:rPr>
-          <w:rFonts w:ascii="Consolas" w:cs="Consolas" w:eastAsia="Consolas" w:hAnsi="Consolas"/>
-          <w:color w:val="8B2500"/>
-          <w:sz w:val="22"/>
-          <w:szCs w:val="22"/>
+          <w:rFonts w:ascii="Consolas" w:hAnsi="Consolas" w:cs="Consolas"/>
+          <w:color w:val="E97132" w:themeColor="accent2"/>
+          <w:sz w:val="18"/>
+          <w:szCs w:val="18"/>
         </w:rPr>
         <w:t xml:space="preserve">0</w:t>
       </w:r>
@@ -2186,10 +3006,10 @@
       </w:r>
       <w:r>
         <w:rPr>
-          <w:rFonts w:ascii="Consolas" w:cs="Consolas" w:eastAsia="Consolas" w:hAnsi="Consolas"/>
-          <w:color w:val="8B2500"/>
-          <w:sz w:val="22"/>
-          <w:szCs w:val="22"/>
+          <w:rFonts w:ascii="Consolas" w:hAnsi="Consolas" w:cs="Consolas"/>
+          <w:color w:val="E97132" w:themeColor="accent2"/>
+          <w:sz w:val="18"/>
+          <w:szCs w:val="18"/>
         </w:rPr>
         <w:t xml:space="preserve">computeAge</w:t>
       </w:r>
@@ -2202,10 +3022,10 @@
       </w:r>
       <w:r>
         <w:rPr>
-          <w:rFonts w:ascii="Consolas" w:cs="Consolas" w:eastAsia="Consolas" w:hAnsi="Consolas"/>
-          <w:color w:val="8B2500"/>
-          <w:sz w:val="22"/>
-          <w:szCs w:val="22"/>
+          <w:rFonts w:ascii="Consolas" w:hAnsi="Consolas" w:cs="Consolas"/>
+          <w:color w:val="E97132" w:themeColor="accent2"/>
+          <w:sz w:val="18"/>
+          <w:szCs w:val="18"/>
         </w:rPr>
         <w:t xml:space="preserve">display</w:t>
       </w:r>
@@ -2218,10 +3038,10 @@
       </w:r>
       <w:r>
         <w:rPr>
-          <w:rFonts w:ascii="Consolas" w:cs="Consolas" w:eastAsia="Consolas" w:hAnsi="Consolas"/>
-          <w:color w:val="8B2500"/>
-          <w:sz w:val="22"/>
-          <w:szCs w:val="22"/>
+          <w:rFonts w:ascii="Consolas" w:hAnsi="Consolas" w:cs="Consolas"/>
+          <w:color w:val="E97132" w:themeColor="accent2"/>
+          <w:sz w:val="18"/>
+          <w:szCs w:val="18"/>
         </w:rPr>
         <w:t xml:space="preserve">Programme</w:t>
       </w:r>
@@ -2255,10 +3075,10 @@
       </w:r>
       <w:r>
         <w:rPr>
-          <w:rFonts w:ascii="Consolas" w:cs="Consolas" w:eastAsia="Consolas" w:hAnsi="Consolas"/>
-          <w:color w:val="8B2500"/>
-          <w:sz w:val="22"/>
-          <w:szCs w:val="22"/>
+          <w:rFonts w:ascii="Consolas" w:hAnsi="Consolas" w:cs="Consolas"/>
+          <w:color w:val="E97132" w:themeColor="accent2"/>
+          <w:sz w:val="18"/>
+          <w:szCs w:val="18"/>
         </w:rPr>
         <w:t xml:space="preserve">nom</w:t>
       </w:r>
@@ -2271,10 +3091,10 @@
       </w:r>
       <w:r>
         <w:rPr>
-          <w:rFonts w:ascii="Consolas" w:cs="Consolas" w:eastAsia="Consolas" w:hAnsi="Consolas"/>
-          <w:color w:val="8B2500"/>
-          <w:sz w:val="22"/>
-          <w:szCs w:val="22"/>
+          <w:rFonts w:ascii="Consolas" w:hAnsi="Consolas" w:cs="Consolas"/>
+          <w:color w:val="E97132" w:themeColor="accent2"/>
+          <w:sz w:val="18"/>
+          <w:szCs w:val="18"/>
         </w:rPr>
         <w:t xml:space="preserve">prenom</w:t>
       </w:r>
@@ -2287,10 +3107,10 @@
       </w:r>
       <w:r>
         <w:rPr>
-          <w:rFonts w:ascii="Consolas" w:cs="Consolas" w:eastAsia="Consolas" w:hAnsi="Consolas"/>
-          <w:color w:val="8B2500"/>
-          <w:sz w:val="22"/>
-          <w:szCs w:val="22"/>
+          <w:rFonts w:ascii="Consolas" w:hAnsi="Consolas" w:cs="Consolas"/>
+          <w:color w:val="E97132" w:themeColor="accent2"/>
+          <w:sz w:val="18"/>
+          <w:szCs w:val="18"/>
         </w:rPr>
         <w:t xml:space="preserve">anneeDeNaissance</w:t>
       </w:r>
@@ -2310,10 +3130,10 @@
       </w:r>
       <w:r>
         <w:rPr>
-          <w:rFonts w:ascii="Consolas" w:cs="Consolas" w:eastAsia="Consolas" w:hAnsi="Consolas"/>
-          <w:color w:val="8B2500"/>
-          <w:sz w:val="22"/>
-          <w:szCs w:val="22"/>
+          <w:rFonts w:ascii="Consolas" w:hAnsi="Consolas" w:cs="Consolas"/>
+          <w:color w:val="E97132" w:themeColor="accent2"/>
+          <w:sz w:val="18"/>
+          <w:szCs w:val="18"/>
         </w:rPr>
         <w:t xml:space="preserve">Alt+Inser</w:t>
       </w:r>
@@ -2338,10 +3158,10 @@
       </w:r>
       <w:r>
         <w:rPr>
-          <w:rFonts w:ascii="Consolas" w:cs="Consolas" w:eastAsia="Consolas" w:hAnsi="Consolas"/>
-          <w:color w:val="8B2500"/>
-          <w:sz w:val="22"/>
-          <w:szCs w:val="22"/>
+          <w:rFonts w:ascii="Consolas" w:hAnsi="Consolas" w:cs="Consolas"/>
+          <w:color w:val="E97132" w:themeColor="accent2"/>
+          <w:sz w:val="18"/>
+          <w:szCs w:val="18"/>
         </w:rPr>
         <w:t xml:space="preserve">Programme</w:t>
       </w:r>
@@ -2354,10 +3174,10 @@
       </w:r>
       <w:r>
         <w:rPr>
-          <w:rFonts w:ascii="Consolas" w:cs="Consolas" w:eastAsia="Consolas" w:hAnsi="Consolas"/>
-          <w:color w:val="8B2500"/>
-          <w:sz w:val="22"/>
-          <w:szCs w:val="22"/>
+          <w:rFonts w:ascii="Consolas" w:hAnsi="Consolas" w:cs="Consolas"/>
+          <w:color w:val="E97132" w:themeColor="accent2"/>
+          <w:sz w:val="18"/>
+          <w:szCs w:val="18"/>
         </w:rPr>
         <w:t xml:space="preserve">0</w:t>
       </w:r>
@@ -2372,6 +3192,7 @@
     <w:p>
       <w:pPr>
         <w:pStyle w:val="Heading2"/>
+        <w:keepNext/>
         <w:spacing w:after="100" w:before="240"/>
       </w:pPr>
       <w:r>
@@ -2382,7 +3203,7 @@
           <w:sz w:val="24"/>
           <w:szCs w:val="24"/>
         </w:rPr>
-        <w:t xml:space="preserve">Spécifications</w:t>
+        <w:t xml:space="preserve">Spécifications à respecter</w:t>
       </w:r>
     </w:p>
     <w:tbl>
@@ -2502,7 +3323,8 @@
             </w:pPr>
             <w:r>
               <w:rPr>
-                <w:rFonts w:ascii="Consolas" w:cs="Consolas" w:eastAsia="Consolas" w:hAnsi="Consolas"/>
+                <w:rFonts w:ascii="Consolas" w:hAnsi="Consolas" w:cs="Consolas"/>
+                <w:color w:val="E97132" w:themeColor="accent2"/>
                 <w:sz w:val="18"/>
                 <w:szCs w:val="18"/>
               </w:rPr>
@@ -2526,7 +3348,8 @@
             </w:pPr>
             <w:r>
               <w:rPr>
-                <w:rFonts w:ascii="Consolas" w:cs="Consolas" w:eastAsia="Consolas" w:hAnsi="Consolas"/>
+                <w:rFonts w:ascii="Consolas" w:hAnsi="Consolas" w:cs="Consolas"/>
+                <w:color w:val="E97132" w:themeColor="accent2"/>
                 <w:sz w:val="18"/>
                 <w:szCs w:val="18"/>
               </w:rPr>
@@ -2553,7 +3376,32 @@
                 <w:sz w:val="20"/>
                 <w:szCs w:val="20"/>
               </w:rPr>
-              <w:t xml:space="preserve">+ getNom() et setNom(String)</w:t>
+              <w:t xml:space="preserve">+ </w:t>
+            </w:r>
+            <w:r>
+              <w:rPr>
+                <w:rFonts w:ascii="Consolas" w:hAnsi="Consolas" w:cs="Consolas"/>
+                <w:color w:val="E97132" w:themeColor="accent2"/>
+                <w:sz w:val="18"/>
+                <w:szCs w:val="18"/>
+              </w:rPr>
+              <w:t xml:space="preserve">getNom()</w:t>
+            </w:r>
+            <w:r>
+              <w:rPr>
+                <w:sz w:val="20"/>
+                <w:szCs w:val="20"/>
+              </w:rPr>
+              <w:t xml:space="preserve"> et </w:t>
+            </w:r>
+            <w:r>
+              <w:rPr>
+                <w:rFonts w:ascii="Consolas" w:hAnsi="Consolas" w:cs="Consolas"/>
+                <w:color w:val="E97132" w:themeColor="accent2"/>
+                <w:sz w:val="18"/>
+                <w:szCs w:val="18"/>
+              </w:rPr>
+              <w:t xml:space="preserve">setNom(String)</w:t>
             </w:r>
           </w:p>
         </w:tc>
@@ -2575,7 +3423,8 @@
             </w:pPr>
             <w:r>
               <w:rPr>
-                <w:rFonts w:ascii="Consolas" w:cs="Consolas" w:eastAsia="Consolas" w:hAnsi="Consolas"/>
+                <w:rFonts w:ascii="Consolas" w:hAnsi="Consolas" w:cs="Consolas"/>
+                <w:color w:val="E97132" w:themeColor="accent2"/>
                 <w:sz w:val="18"/>
                 <w:szCs w:val="18"/>
               </w:rPr>
@@ -2599,7 +3448,8 @@
             </w:pPr>
             <w:r>
               <w:rPr>
-                <w:rFonts w:ascii="Consolas" w:cs="Consolas" w:eastAsia="Consolas" w:hAnsi="Consolas"/>
+                <w:rFonts w:ascii="Consolas" w:hAnsi="Consolas" w:cs="Consolas"/>
+                <w:color w:val="E97132" w:themeColor="accent2"/>
                 <w:sz w:val="18"/>
                 <w:szCs w:val="18"/>
               </w:rPr>
@@ -2626,7 +3476,32 @@
                 <w:sz w:val="20"/>
                 <w:szCs w:val="20"/>
               </w:rPr>
-              <w:t xml:space="preserve">+ getPrenom() et setPrenom(String)</w:t>
+              <w:t xml:space="preserve">+ </w:t>
+            </w:r>
+            <w:r>
+              <w:rPr>
+                <w:rFonts w:ascii="Consolas" w:hAnsi="Consolas" w:cs="Consolas"/>
+                <w:color w:val="E97132" w:themeColor="accent2"/>
+                <w:sz w:val="18"/>
+                <w:szCs w:val="18"/>
+              </w:rPr>
+              <w:t xml:space="preserve">getPrenom()</w:t>
+            </w:r>
+            <w:r>
+              <w:rPr>
+                <w:sz w:val="20"/>
+                <w:szCs w:val="20"/>
+              </w:rPr>
+              <w:t xml:space="preserve"> et </w:t>
+            </w:r>
+            <w:r>
+              <w:rPr>
+                <w:rFonts w:ascii="Consolas" w:hAnsi="Consolas" w:cs="Consolas"/>
+                <w:color w:val="E97132" w:themeColor="accent2"/>
+                <w:sz w:val="18"/>
+                <w:szCs w:val="18"/>
+              </w:rPr>
+              <w:t xml:space="preserve">setPrenom(String)</w:t>
             </w:r>
           </w:p>
         </w:tc>
@@ -2648,7 +3523,8 @@
             </w:pPr>
             <w:r>
               <w:rPr>
-                <w:rFonts w:ascii="Consolas" w:cs="Consolas" w:eastAsia="Consolas" w:hAnsi="Consolas"/>
+                <w:rFonts w:ascii="Consolas" w:hAnsi="Consolas" w:cs="Consolas"/>
+                <w:color w:val="E97132" w:themeColor="accent2"/>
                 <w:sz w:val="18"/>
                 <w:szCs w:val="18"/>
               </w:rPr>
@@ -2672,7 +3548,8 @@
             </w:pPr>
             <w:r>
               <w:rPr>
-                <w:rFonts w:ascii="Consolas" w:cs="Consolas" w:eastAsia="Consolas" w:hAnsi="Consolas"/>
+                <w:rFonts w:ascii="Consolas" w:hAnsi="Consolas" w:cs="Consolas"/>
+                <w:color w:val="E97132" w:themeColor="accent2"/>
                 <w:sz w:val="18"/>
                 <w:szCs w:val="18"/>
               </w:rPr>
@@ -2699,7 +3576,32 @@
                 <w:sz w:val="20"/>
                 <w:szCs w:val="20"/>
               </w:rPr>
-              <w:t xml:space="preserve">+ getAnneeDeNaissance() et setAnneeDeNaissance(int)</w:t>
+              <w:t xml:space="preserve">+ </w:t>
+            </w:r>
+            <w:r>
+              <w:rPr>
+                <w:rFonts w:ascii="Consolas" w:hAnsi="Consolas" w:cs="Consolas"/>
+                <w:color w:val="E97132" w:themeColor="accent2"/>
+                <w:sz w:val="18"/>
+                <w:szCs w:val="18"/>
+              </w:rPr>
+              <w:t xml:space="preserve">getAnneeDeNaissance()</w:t>
+            </w:r>
+            <w:r>
+              <w:rPr>
+                <w:sz w:val="20"/>
+                <w:szCs w:val="20"/>
+              </w:rPr>
+              <w:t xml:space="preserve"> et </w:t>
+            </w:r>
+            <w:r>
+              <w:rPr>
+                <w:rFonts w:ascii="Consolas" w:hAnsi="Consolas" w:cs="Consolas"/>
+                <w:color w:val="E97132" w:themeColor="accent2"/>
+                <w:sz w:val="18"/>
+                <w:szCs w:val="18"/>
+              </w:rPr>
+              <w:t xml:space="preserve">setAnneeDeNaissance(int)</w:t>
             </w:r>
           </w:p>
         </w:tc>
@@ -2721,7 +3623,8 @@
             </w:pPr>
             <w:r>
               <w:rPr>
-                <w:rFonts w:ascii="Consolas" w:cs="Consolas" w:eastAsia="Consolas" w:hAnsi="Consolas"/>
+                <w:rFonts w:ascii="Consolas" w:hAnsi="Consolas" w:cs="Consolas"/>
+                <w:color w:val="E97132" w:themeColor="accent2"/>
                 <w:sz w:val="18"/>
                 <w:szCs w:val="18"/>
               </w:rPr>
@@ -2745,7 +3648,8 @@
             </w:pPr>
             <w:r>
               <w:rPr>
-                <w:rFonts w:ascii="Consolas" w:cs="Consolas" w:eastAsia="Consolas" w:hAnsi="Consolas"/>
+                <w:rFonts w:ascii="Consolas" w:hAnsi="Consolas" w:cs="Consolas"/>
+                <w:color w:val="E97132" w:themeColor="accent2"/>
                 <w:sz w:val="18"/>
                 <w:szCs w:val="18"/>
               </w:rPr>
@@ -2794,7 +3698,8 @@
             </w:pPr>
             <w:r>
               <w:rPr>
-                <w:rFonts w:ascii="Consolas" w:cs="Consolas" w:eastAsia="Consolas" w:hAnsi="Consolas"/>
+                <w:rFonts w:ascii="Consolas" w:hAnsi="Consolas" w:cs="Consolas"/>
+                <w:color w:val="E97132" w:themeColor="accent2"/>
                 <w:sz w:val="18"/>
                 <w:szCs w:val="18"/>
               </w:rPr>
@@ -2818,7 +3723,8 @@
             </w:pPr>
             <w:r>
               <w:rPr>
-                <w:rFonts w:ascii="Consolas" w:cs="Consolas" w:eastAsia="Consolas" w:hAnsi="Consolas"/>
+                <w:rFonts w:ascii="Consolas" w:hAnsi="Consolas" w:cs="Consolas"/>
+                <w:color w:val="E97132" w:themeColor="accent2"/>
                 <w:sz w:val="18"/>
                 <w:szCs w:val="18"/>
               </w:rPr>
@@ -2867,7 +3773,8 @@
             </w:pPr>
             <w:r>
               <w:rPr>
-                <w:rFonts w:ascii="Consolas" w:cs="Consolas" w:eastAsia="Consolas" w:hAnsi="Consolas"/>
+                <w:rFonts w:ascii="Consolas" w:hAnsi="Consolas" w:cs="Consolas"/>
+                <w:color w:val="E97132" w:themeColor="accent2"/>
                 <w:sz w:val="18"/>
                 <w:szCs w:val="18"/>
               </w:rPr>
@@ -2891,7 +3798,8 @@
             </w:pPr>
             <w:r>
               <w:rPr>
-                <w:rFonts w:ascii="Consolas" w:cs="Consolas" w:eastAsia="Consolas" w:hAnsi="Consolas"/>
+                <w:rFonts w:ascii="Consolas" w:hAnsi="Consolas" w:cs="Consolas"/>
+                <w:color w:val="E97132" w:themeColor="accent2"/>
                 <w:sz w:val="18"/>
                 <w:szCs w:val="18"/>
               </w:rPr>
@@ -2927,6 +3835,7 @@
     <w:p>
       <w:pPr>
         <w:pStyle w:val="Heading2"/>
+        <w:keepNext/>
         <w:spacing w:after="100" w:before="240"/>
       </w:pPr>
       <w:r>
@@ -2937,7 +3846,7 @@
           <w:sz w:val="24"/>
           <w:szCs w:val="24"/>
         </w:rPr>
-        <w:t xml:space="preserve">Vérification</w:t>
+        <w:t xml:space="preserve">Comment vérifier votre code</w:t>
       </w:r>
     </w:p>
     <w:tbl>
@@ -2976,23 +3885,40 @@
             </w:pPr>
             <w:r>
               <w:rPr>
-                <w:rFonts w:ascii="Consolas" w:cs="Consolas" w:eastAsia="Consolas" w:hAnsi="Consolas"/>
+                <w:rFonts w:ascii="Consolas" w:hAnsi="Consolas" w:cs="Consolas"/>
+                <w:color w:val="E97132" w:themeColor="accent2"/>
+                <w:sz w:val="18"/>
+                <w:szCs w:val="18"/>
+              </w:rPr>
+              <w:t xml:space="preserve">be.ephec.java.poo.e02.PersonneTest</w:t>
+            </w:r>
+          </w:p>
+          <w:p>
+            <w:pPr>
+              <w:spacing w:after="0"/>
+            </w:pPr>
+            <w:r>
+              <w:rPr>
                 <w:sz w:val="21"/>
                 <w:szCs w:val="21"/>
               </w:rPr>
-              <w:t xml:space="preserve">be.ephec.java.poo.e02.PersonneTest</w:t>
-            </w:r>
-          </w:p>
-          <w:p>
-            <w:pPr>
-              <w:spacing w:after="0"/>
-            </w:pPr>
+              <w:t xml:space="preserve">Vérifie qu'aucun champ n'est resté accessible de l'extérieur, que chaque setter est bien relu par son getter, et que </w:t>
+            </w:r>
+            <w:r>
+              <w:rPr>
+                <w:rFonts w:ascii="Consolas" w:hAnsi="Consolas" w:cs="Consolas"/>
+                <w:color w:val="E97132" w:themeColor="accent2"/>
+                <w:sz w:val="18"/>
+                <w:szCs w:val="18"/>
+              </w:rPr>
+              <w:t xml:space="preserve">computeAge</w:t>
+            </w:r>
             <w:r>
               <w:rPr>
                 <w:sz w:val="21"/>
                 <w:szCs w:val="21"/>
               </w:rPr>
-              <w:t xml:space="preserve">Vérifie qu'aucun champ n'est resté accessible de l'extérieur, que chaque setter est bien relu par son getter, et que computeAge s'appuie sur l'année réellement enregistrée.</w:t>
+              <w:t xml:space="preserve"> s'appuie sur l'année réellement enregistrée.</w:t>
             </w:r>
           </w:p>
         </w:tc>
@@ -3001,6 +3927,7 @@
     <w:p>
       <w:pPr>
         <w:pStyle w:val="Heading2"/>
+        <w:keepNext/>
         <w:spacing w:after="100" w:before="240"/>
       </w:pPr>
       <w:r>
@@ -3028,7 +3955,55 @@
           <w:sz w:val="22"/>
           <w:szCs w:val="22"/>
         </w:rPr>
-        <w:t xml:space="preserve">Dans setNom(String nom), que se passerait-il si vous écriviez nom = nom au lieu de this.nom = nom ? Essayez : le compilateur ne dit rien.</w:t>
+        <w:t xml:space="preserve">Dans </w:t>
+      </w:r>
+      <w:r>
+        <w:rPr>
+          <w:rFonts w:ascii="Consolas" w:hAnsi="Consolas" w:cs="Consolas"/>
+          <w:color w:val="E97132" w:themeColor="accent2"/>
+          <w:sz w:val="18"/>
+          <w:szCs w:val="18"/>
+        </w:rPr>
+        <w:t xml:space="preserve">setNom(String nom)</w:t>
+      </w:r>
+      <w:r>
+        <w:rPr>
+          <w:sz w:val="22"/>
+          <w:szCs w:val="22"/>
+        </w:rPr>
+        <w:t xml:space="preserve">, que se passerait-il si vous écriviez </w:t>
+      </w:r>
+      <w:r>
+        <w:rPr>
+          <w:rFonts w:ascii="Consolas" w:hAnsi="Consolas" w:cs="Consolas"/>
+          <w:color w:val="E97132" w:themeColor="accent2"/>
+          <w:sz w:val="18"/>
+          <w:szCs w:val="18"/>
+        </w:rPr>
+        <w:t xml:space="preserve">nom = nom</w:t>
+      </w:r>
+      <w:r>
+        <w:rPr>
+          <w:sz w:val="22"/>
+          <w:szCs w:val="22"/>
+        </w:rPr>
+        <w:t xml:space="preserve"> au lieu de </w:t>
+      </w:r>
+      <w:r>
+        <w:rPr>
+          <w:rFonts w:ascii="Consolas" w:hAnsi="Consolas" w:cs="Consolas"/>
+          <w:color w:val="E97132" w:themeColor="accent2"/>
+          <w:sz w:val="18"/>
+          <w:szCs w:val="18"/>
+        </w:rPr>
+        <w:t xml:space="preserve">this.nom = nom</w:t>
+      </w:r>
+      <w:r>
+        <w:rPr>
+          <w:sz w:val="22"/>
+          <w:szCs w:val="22"/>
+        </w:rPr>
+        <w:t xml:space="preserve"> ? Essayez : le compilateur ne dit rien.</w:t>
       </w:r>
     </w:p>
     <w:p>
@@ -3112,10 +4087,10 @@
       </w:r>
       <w:r>
         <w:rPr>
-          <w:rFonts w:ascii="Consolas" w:cs="Consolas" w:eastAsia="Consolas" w:hAnsi="Consolas"/>
-          <w:color w:val="8B2500"/>
-          <w:sz w:val="22"/>
-          <w:szCs w:val="22"/>
+          <w:rFonts w:ascii="Consolas" w:hAnsi="Consolas" w:cs="Consolas"/>
+          <w:color w:val="E97132" w:themeColor="accent2"/>
+          <w:sz w:val="18"/>
+          <w:szCs w:val="18"/>
         </w:rPr>
         <w:t xml:space="preserve">CC-OBJ.2</w:t>
       </w:r>
@@ -3128,10 +4103,10 @@
       </w:r>
       <w:r>
         <w:rPr>
-          <w:rFonts w:ascii="Consolas" w:cs="Consolas" w:eastAsia="Consolas" w:hAnsi="Consolas"/>
-          <w:color w:val="8B2500"/>
-          <w:sz w:val="22"/>
-          <w:szCs w:val="22"/>
+          <w:rFonts w:ascii="Consolas" w:hAnsi="Consolas" w:cs="Consolas"/>
+          <w:color w:val="E97132" w:themeColor="accent2"/>
+          <w:sz w:val="18"/>
+          <w:szCs w:val="18"/>
         </w:rPr>
         <w:t xml:space="preserve">CC-OBJ.1</w:t>
       </w:r>
@@ -3151,6 +4126,7 @@
     <w:p>
       <w:pPr>
         <w:pStyle w:val="Heading1"/>
+        <w:keepNext/>
         <w:spacing w:after="160" w:before="360"/>
       </w:pPr>
       <w:bookmarkStart w:name="ex-POO-3" w:id="1"/>
@@ -3168,6 +4144,7 @@
     </w:p>
     <w:p>
       <w:pPr>
+        <w:keepNext/>
         <w:spacing w:after="120"/>
       </w:pPr>
       <w:r>
@@ -3178,12 +4155,24 @@
           <w:sz w:val="22"/>
           <w:szCs w:val="22"/>
         </w:rPr>
-        <w:t xml:space="preserve">Package : be.ephec.java.poo.e03</w:t>
+        <w:t xml:space="preserve">Package : </w:t>
+      </w:r>
+      <w:r>
+        <w:rPr>
+          <w:rFonts w:ascii="Consolas" w:hAnsi="Consolas" w:cs="Consolas"/>
+          <w:i/>
+          <w:iCs/>
+          <w:color w:val="E97132" w:themeColor="accent2"/>
+          <w:sz w:val="18"/>
+          <w:szCs w:val="18"/>
+        </w:rPr>
+        <w:t xml:space="preserve">be.ephec.java.poo.e03</w:t>
       </w:r>
     </w:p>
     <w:p>
       <w:pPr>
         <w:pStyle w:val="Heading2"/>
+        <w:keepNext/>
         <w:spacing w:after="100" w:before="240"/>
       </w:pPr>
       <w:r>
@@ -3199,6 +4188,7 @@
     </w:p>
     <w:p>
       <w:pPr>
+        <w:keepNext w:val="false"/>
         <w:spacing w:after="120"/>
       </w:pPr>
       <w:r>
@@ -3212,6 +4202,7 @@
     <w:p>
       <w:pPr>
         <w:pStyle w:val="Heading2"/>
+        <w:keepNext/>
         <w:spacing w:after="100" w:before="240"/>
       </w:pPr>
       <w:r>
@@ -3238,10 +4229,10 @@
       </w:r>
       <w:r>
         <w:rPr>
-          <w:rFonts w:ascii="Consolas" w:cs="Consolas" w:eastAsia="Consolas" w:hAnsi="Consolas"/>
-          <w:color w:val="8B2500"/>
-          <w:sz w:val="22"/>
-          <w:szCs w:val="22"/>
+          <w:rFonts w:ascii="Consolas" w:hAnsi="Consolas" w:cs="Consolas"/>
+          <w:color w:val="E97132" w:themeColor="accent2"/>
+          <w:sz w:val="18"/>
+          <w:szCs w:val="18"/>
         </w:rPr>
         <w:t xml:space="preserve">Personne</w:t>
       </w:r>
@@ -3254,10 +4245,10 @@
       </w:r>
       <w:r>
         <w:rPr>
-          <w:rFonts w:ascii="Consolas" w:cs="Consolas" w:eastAsia="Consolas" w:hAnsi="Consolas"/>
-          <w:color w:val="8B2500"/>
-          <w:sz w:val="22"/>
-          <w:szCs w:val="22"/>
+          <w:rFonts w:ascii="Consolas" w:hAnsi="Consolas" w:cs="Consolas"/>
+          <w:color w:val="E97132" w:themeColor="accent2"/>
+          <w:sz w:val="18"/>
+          <w:szCs w:val="18"/>
         </w:rPr>
         <w:t xml:space="preserve">anneeDeNaissance</w:t>
       </w:r>
@@ -3270,10 +4261,10 @@
       </w:r>
       <w:r>
         <w:rPr>
-          <w:rFonts w:ascii="Consolas" w:cs="Consolas" w:eastAsia="Consolas" w:hAnsi="Consolas"/>
-          <w:color w:val="8B2500"/>
-          <w:sz w:val="22"/>
-          <w:szCs w:val="22"/>
+          <w:rFonts w:ascii="Consolas" w:hAnsi="Consolas" w:cs="Consolas"/>
+          <w:color w:val="E97132" w:themeColor="accent2"/>
+          <w:sz w:val="18"/>
+          <w:szCs w:val="18"/>
         </w:rPr>
         <w:t xml:space="preserve">age</w:t>
       </w:r>
@@ -3287,6 +4278,7 @@
     </w:p>
     <w:p>
       <w:pPr>
+        <w:keepNext w:val="false"/>
         <w:spacing w:after="120"/>
       </w:pPr>
       <w:r>
@@ -3300,6 +4292,7 @@
     <w:p>
       <w:pPr>
         <w:pStyle w:val="Heading2"/>
+        <w:keepNext/>
         <w:spacing w:after="100" w:before="240"/>
       </w:pPr>
       <w:r>
@@ -3326,10 +4319,10 @@
       </w:r>
       <w:r>
         <w:rPr>
-          <w:rFonts w:ascii="Consolas" w:cs="Consolas" w:eastAsia="Consolas" w:hAnsi="Consolas"/>
-          <w:color w:val="8B2500"/>
-          <w:sz w:val="22"/>
-          <w:szCs w:val="22"/>
+          <w:rFonts w:ascii="Consolas" w:hAnsi="Consolas" w:cs="Consolas"/>
+          <w:color w:val="E97132" w:themeColor="accent2"/>
+          <w:sz w:val="18"/>
+          <w:szCs w:val="18"/>
         </w:rPr>
         <w:t xml:space="preserve">Personne</w:t>
       </w:r>
@@ -3359,10 +4352,10 @@
       </w:r>
       <w:r>
         <w:rPr>
-          <w:rFonts w:ascii="Consolas" w:cs="Consolas" w:eastAsia="Consolas" w:hAnsi="Consolas"/>
-          <w:color w:val="8B2500"/>
-          <w:sz w:val="22"/>
-          <w:szCs w:val="22"/>
+          <w:rFonts w:ascii="Consolas" w:hAnsi="Consolas" w:cs="Consolas"/>
+          <w:color w:val="E97132" w:themeColor="accent2"/>
+          <w:sz w:val="18"/>
+          <w:szCs w:val="18"/>
         </w:rPr>
         <w:t xml:space="preserve">age</w:t>
       </w:r>
@@ -3392,10 +4385,10 @@
       </w:r>
       <w:r>
         <w:rPr>
-          <w:rFonts w:ascii="Consolas" w:cs="Consolas" w:eastAsia="Consolas" w:hAnsi="Consolas"/>
-          <w:color w:val="8B2500"/>
-          <w:sz w:val="22"/>
-          <w:szCs w:val="22"/>
+          <w:rFonts w:ascii="Consolas" w:hAnsi="Consolas" w:cs="Consolas"/>
+          <w:color w:val="E97132" w:themeColor="accent2"/>
+          <w:sz w:val="18"/>
+          <w:szCs w:val="18"/>
         </w:rPr>
         <w:t xml:space="preserve">computeAge(int annee)</w:t>
       </w:r>
@@ -3425,10 +4418,10 @@
       </w:r>
       <w:r>
         <w:rPr>
-          <w:rFonts w:ascii="Consolas" w:cs="Consolas" w:eastAsia="Consolas" w:hAnsi="Consolas"/>
-          <w:color w:val="8B2500"/>
-          <w:sz w:val="22"/>
-          <w:szCs w:val="22"/>
+          <w:rFonts w:ascii="Consolas" w:hAnsi="Consolas" w:cs="Consolas"/>
+          <w:color w:val="E97132" w:themeColor="accent2"/>
+          <w:sz w:val="18"/>
+          <w:szCs w:val="18"/>
         </w:rPr>
         <w:t xml:space="preserve">getAge()</w:t>
       </w:r>
@@ -3448,10 +4441,10 @@
       </w:r>
       <w:r>
         <w:rPr>
-          <w:rFonts w:ascii="Consolas" w:cs="Consolas" w:eastAsia="Consolas" w:hAnsi="Consolas"/>
-          <w:color w:val="8B2500"/>
-          <w:sz w:val="22"/>
-          <w:szCs w:val="22"/>
+          <w:rFonts w:ascii="Consolas" w:hAnsi="Consolas" w:cs="Consolas"/>
+          <w:color w:val="E97132" w:themeColor="accent2"/>
+          <w:sz w:val="18"/>
+          <w:szCs w:val="18"/>
         </w:rPr>
         <w:t xml:space="preserve">computeAge</w:t>
       </w:r>
@@ -3476,10 +4469,10 @@
       </w:r>
       <w:r>
         <w:rPr>
-          <w:rFonts w:ascii="Consolas" w:cs="Consolas" w:eastAsia="Consolas" w:hAnsi="Consolas"/>
-          <w:color w:val="8B2500"/>
-          <w:sz w:val="22"/>
-          <w:szCs w:val="22"/>
+          <w:rFonts w:ascii="Consolas" w:hAnsi="Consolas" w:cs="Consolas"/>
+          <w:color w:val="E97132" w:themeColor="accent2"/>
+          <w:sz w:val="18"/>
+          <w:szCs w:val="18"/>
         </w:rPr>
         <w:t xml:space="preserve">LocalDate.now().getYear()</w:t>
       </w:r>
@@ -3488,14 +4481,30 @@
           <w:sz w:val="22"/>
           <w:szCs w:val="22"/>
         </w:rPr>
-        <w:t xml:space="preserve"> (import </w:t>
-      </w:r>
-      <w:r>
-        <w:rPr>
-          <w:rFonts w:ascii="Consolas" w:cs="Consolas" w:eastAsia="Consolas" w:hAnsi="Consolas"/>
-          <w:color w:val="8B2500"/>
-          <w:sz w:val="22"/>
-          <w:szCs w:val="22"/>
+        <w:t xml:space="preserve"> (</w:t>
+      </w:r>
+      <w:r>
+        <w:rPr>
+          <w:rFonts w:ascii="Consolas" w:hAnsi="Consolas" w:cs="Consolas"/>
+          <w:color w:val="E97132" w:themeColor="accent2"/>
+          <w:sz w:val="18"/>
+          <w:szCs w:val="18"/>
+        </w:rPr>
+        <w:t xml:space="preserve">import</w:t>
+      </w:r>
+      <w:r>
+        <w:rPr>
+          <w:sz w:val="22"/>
+          <w:szCs w:val="22"/>
+        </w:rPr>
+        <w:t xml:space="preserve"> </w:t>
+      </w:r>
+      <w:r>
+        <w:rPr>
+          <w:rFonts w:ascii="Consolas" w:hAnsi="Consolas" w:cs="Consolas"/>
+          <w:color w:val="E97132" w:themeColor="accent2"/>
+          <w:sz w:val="18"/>
+          <w:szCs w:val="18"/>
         </w:rPr>
         <w:t xml:space="preserve">java.time.LocalDate</w:t>
       </w:r>
@@ -3508,10 +4517,10 @@
       </w:r>
       <w:r>
         <w:rPr>
-          <w:rFonts w:ascii="Consolas" w:cs="Consolas" w:eastAsia="Consolas" w:hAnsi="Consolas"/>
-          <w:color w:val="8B2500"/>
-          <w:sz w:val="22"/>
-          <w:szCs w:val="22"/>
+          <w:rFonts w:ascii="Consolas" w:hAnsi="Consolas" w:cs="Consolas"/>
+          <w:color w:val="E97132" w:themeColor="accent2"/>
+          <w:sz w:val="18"/>
+          <w:szCs w:val="18"/>
         </w:rPr>
         <w:t xml:space="preserve">Programme</w:t>
       </w:r>
@@ -3545,10 +4554,10 @@
       </w:r>
       <w:r>
         <w:rPr>
-          <w:rFonts w:ascii="Consolas" w:cs="Consolas" w:eastAsia="Consolas" w:hAnsi="Consolas"/>
-          <w:color w:val="8B2500"/>
-          <w:sz w:val="22"/>
-          <w:szCs w:val="22"/>
+          <w:rFonts w:ascii="Consolas" w:hAnsi="Consolas" w:cs="Consolas"/>
+          <w:color w:val="E97132" w:themeColor="accent2"/>
+          <w:sz w:val="18"/>
+          <w:szCs w:val="18"/>
         </w:rPr>
         <w:t xml:space="preserve">LocalDate</w:t>
       </w:r>
@@ -3561,10 +4570,10 @@
       </w:r>
       <w:r>
         <w:rPr>
-          <w:rFonts w:ascii="Consolas" w:cs="Consolas" w:eastAsia="Consolas" w:hAnsi="Consolas"/>
-          <w:color w:val="8B2500"/>
-          <w:sz w:val="22"/>
-          <w:szCs w:val="22"/>
+          <w:rFonts w:ascii="Consolas" w:hAnsi="Consolas" w:cs="Consolas"/>
+          <w:color w:val="E97132" w:themeColor="accent2"/>
+          <w:sz w:val="18"/>
+          <w:szCs w:val="18"/>
         </w:rPr>
         <w:t xml:space="preserve">LocalTime</w:t>
       </w:r>
@@ -3577,10 +4586,10 @@
       </w:r>
       <w:r>
         <w:rPr>
-          <w:rFonts w:ascii="Consolas" w:cs="Consolas" w:eastAsia="Consolas" w:hAnsi="Consolas"/>
-          <w:color w:val="8B2500"/>
-          <w:sz w:val="22"/>
-          <w:szCs w:val="22"/>
+          <w:rFonts w:ascii="Consolas" w:hAnsi="Consolas" w:cs="Consolas"/>
+          <w:color w:val="E97132" w:themeColor="accent2"/>
+          <w:sz w:val="18"/>
+          <w:szCs w:val="18"/>
         </w:rPr>
         <w:t xml:space="preserve">LocalDateTime</w:t>
       </w:r>
@@ -3593,10 +4602,10 @@
       </w:r>
       <w:r>
         <w:rPr>
-          <w:rFonts w:ascii="Consolas" w:cs="Consolas" w:eastAsia="Consolas" w:hAnsi="Consolas"/>
-          <w:color w:val="8B2500"/>
-          <w:sz w:val="22"/>
-          <w:szCs w:val="22"/>
+          <w:rFonts w:ascii="Consolas" w:hAnsi="Consolas" w:cs="Consolas"/>
+          <w:color w:val="E97132" w:themeColor="accent2"/>
+          <w:sz w:val="18"/>
+          <w:szCs w:val="18"/>
         </w:rPr>
         <w:t xml:space="preserve">now()</w:t>
       </w:r>
@@ -3609,10 +4618,10 @@
       </w:r>
       <w:r>
         <w:rPr>
-          <w:rFonts w:ascii="Consolas" w:cs="Consolas" w:eastAsia="Consolas" w:hAnsi="Consolas"/>
-          <w:color w:val="8B2500"/>
-          <w:sz w:val="22"/>
-          <w:szCs w:val="22"/>
+          <w:rFonts w:ascii="Consolas" w:hAnsi="Consolas" w:cs="Consolas"/>
+          <w:color w:val="E97132" w:themeColor="accent2"/>
+          <w:sz w:val="18"/>
+          <w:szCs w:val="18"/>
         </w:rPr>
         <w:t xml:space="preserve">getYear()</w:t>
       </w:r>
@@ -3627,6 +4636,7 @@
     <w:p>
       <w:pPr>
         <w:pStyle w:val="Heading2"/>
+        <w:keepNext/>
         <w:spacing w:after="100" w:before="240"/>
       </w:pPr>
       <w:r>
@@ -3637,7 +4647,7 @@
           <w:sz w:val="24"/>
           <w:szCs w:val="24"/>
         </w:rPr>
-        <w:t xml:space="preserve">Spécifications</w:t>
+        <w:t xml:space="preserve">Spécifications à respecter</w:t>
       </w:r>
     </w:p>
     <w:tbl>
@@ -3757,7 +4767,8 @@
             </w:pPr>
             <w:r>
               <w:rPr>
-                <w:rFonts w:ascii="Consolas" w:cs="Consolas" w:eastAsia="Consolas" w:hAnsi="Consolas"/>
+                <w:rFonts w:ascii="Consolas" w:hAnsi="Consolas" w:cs="Consolas"/>
+                <w:color w:val="E97132" w:themeColor="accent2"/>
                 <w:sz w:val="18"/>
                 <w:szCs w:val="18"/>
               </w:rPr>
@@ -3781,7 +4792,8 @@
             </w:pPr>
             <w:r>
               <w:rPr>
-                <w:rFonts w:ascii="Consolas" w:cs="Consolas" w:eastAsia="Consolas" w:hAnsi="Consolas"/>
+                <w:rFonts w:ascii="Consolas" w:hAnsi="Consolas" w:cs="Consolas"/>
+                <w:color w:val="E97132" w:themeColor="accent2"/>
                 <w:sz w:val="18"/>
                 <w:szCs w:val="18"/>
               </w:rPr>
@@ -3808,7 +4820,32 @@
                 <w:sz w:val="20"/>
                 <w:szCs w:val="20"/>
               </w:rPr>
-              <w:t xml:space="preserve">+ getNom() et setNom(String)</w:t>
+              <w:t xml:space="preserve">+ </w:t>
+            </w:r>
+            <w:r>
+              <w:rPr>
+                <w:rFonts w:ascii="Consolas" w:hAnsi="Consolas" w:cs="Consolas"/>
+                <w:color w:val="E97132" w:themeColor="accent2"/>
+                <w:sz w:val="18"/>
+                <w:szCs w:val="18"/>
+              </w:rPr>
+              <w:t xml:space="preserve">getNom()</w:t>
+            </w:r>
+            <w:r>
+              <w:rPr>
+                <w:sz w:val="20"/>
+                <w:szCs w:val="20"/>
+              </w:rPr>
+              <w:t xml:space="preserve"> et </w:t>
+            </w:r>
+            <w:r>
+              <w:rPr>
+                <w:rFonts w:ascii="Consolas" w:hAnsi="Consolas" w:cs="Consolas"/>
+                <w:color w:val="E97132" w:themeColor="accent2"/>
+                <w:sz w:val="18"/>
+                <w:szCs w:val="18"/>
+              </w:rPr>
+              <w:t xml:space="preserve">setNom(String)</w:t>
             </w:r>
           </w:p>
         </w:tc>
@@ -3830,7 +4867,8 @@
             </w:pPr>
             <w:r>
               <w:rPr>
-                <w:rFonts w:ascii="Consolas" w:cs="Consolas" w:eastAsia="Consolas" w:hAnsi="Consolas"/>
+                <w:rFonts w:ascii="Consolas" w:hAnsi="Consolas" w:cs="Consolas"/>
+                <w:color w:val="E97132" w:themeColor="accent2"/>
                 <w:sz w:val="18"/>
                 <w:szCs w:val="18"/>
               </w:rPr>
@@ -3854,7 +4892,8 @@
             </w:pPr>
             <w:r>
               <w:rPr>
-                <w:rFonts w:ascii="Consolas" w:cs="Consolas" w:eastAsia="Consolas" w:hAnsi="Consolas"/>
+                <w:rFonts w:ascii="Consolas" w:hAnsi="Consolas" w:cs="Consolas"/>
+                <w:color w:val="E97132" w:themeColor="accent2"/>
                 <w:sz w:val="18"/>
                 <w:szCs w:val="18"/>
               </w:rPr>
@@ -3881,7 +4920,32 @@
                 <w:sz w:val="20"/>
                 <w:szCs w:val="20"/>
               </w:rPr>
-              <w:t xml:space="preserve">+ getPrenom() et setPrenom(String)</w:t>
+              <w:t xml:space="preserve">+ </w:t>
+            </w:r>
+            <w:r>
+              <w:rPr>
+                <w:rFonts w:ascii="Consolas" w:hAnsi="Consolas" w:cs="Consolas"/>
+                <w:color w:val="E97132" w:themeColor="accent2"/>
+                <w:sz w:val="18"/>
+                <w:szCs w:val="18"/>
+              </w:rPr>
+              <w:t xml:space="preserve">getPrenom()</w:t>
+            </w:r>
+            <w:r>
+              <w:rPr>
+                <w:sz w:val="20"/>
+                <w:szCs w:val="20"/>
+              </w:rPr>
+              <w:t xml:space="preserve"> et </w:t>
+            </w:r>
+            <w:r>
+              <w:rPr>
+                <w:rFonts w:ascii="Consolas" w:hAnsi="Consolas" w:cs="Consolas"/>
+                <w:color w:val="E97132" w:themeColor="accent2"/>
+                <w:sz w:val="18"/>
+                <w:szCs w:val="18"/>
+              </w:rPr>
+              <w:t xml:space="preserve">setPrenom(String)</w:t>
             </w:r>
           </w:p>
         </w:tc>
@@ -3903,7 +4967,8 @@
             </w:pPr>
             <w:r>
               <w:rPr>
-                <w:rFonts w:ascii="Consolas" w:cs="Consolas" w:eastAsia="Consolas" w:hAnsi="Consolas"/>
+                <w:rFonts w:ascii="Consolas" w:hAnsi="Consolas" w:cs="Consolas"/>
+                <w:color w:val="E97132" w:themeColor="accent2"/>
                 <w:sz w:val="18"/>
                 <w:szCs w:val="18"/>
               </w:rPr>
@@ -3927,7 +4992,8 @@
             </w:pPr>
             <w:r>
               <w:rPr>
-                <w:rFonts w:ascii="Consolas" w:cs="Consolas" w:eastAsia="Consolas" w:hAnsi="Consolas"/>
+                <w:rFonts w:ascii="Consolas" w:hAnsi="Consolas" w:cs="Consolas"/>
+                <w:color w:val="E97132" w:themeColor="accent2"/>
                 <w:sz w:val="18"/>
                 <w:szCs w:val="18"/>
               </w:rPr>
@@ -3954,7 +5020,32 @@
                 <w:sz w:val="20"/>
                 <w:szCs w:val="20"/>
               </w:rPr>
-              <w:t xml:space="preserve">+ getAnneeDeNaissance() et setAnneeDeNaissance(int)</w:t>
+              <w:t xml:space="preserve">+ </w:t>
+            </w:r>
+            <w:r>
+              <w:rPr>
+                <w:rFonts w:ascii="Consolas" w:hAnsi="Consolas" w:cs="Consolas"/>
+                <w:color w:val="E97132" w:themeColor="accent2"/>
+                <w:sz w:val="18"/>
+                <w:szCs w:val="18"/>
+              </w:rPr>
+              <w:t xml:space="preserve">getAnneeDeNaissance()</w:t>
+            </w:r>
+            <w:r>
+              <w:rPr>
+                <w:sz w:val="20"/>
+                <w:szCs w:val="20"/>
+              </w:rPr>
+              <w:t xml:space="preserve"> et </w:t>
+            </w:r>
+            <w:r>
+              <w:rPr>
+                <w:rFonts w:ascii="Consolas" w:hAnsi="Consolas" w:cs="Consolas"/>
+                <w:color w:val="E97132" w:themeColor="accent2"/>
+                <w:sz w:val="18"/>
+                <w:szCs w:val="18"/>
+              </w:rPr>
+              <w:t xml:space="preserve">setAnneeDeNaissance(int)</w:t>
             </w:r>
           </w:p>
         </w:tc>
@@ -3976,7 +5067,8 @@
             </w:pPr>
             <w:r>
               <w:rPr>
-                <w:rFonts w:ascii="Consolas" w:cs="Consolas" w:eastAsia="Consolas" w:hAnsi="Consolas"/>
+                <w:rFonts w:ascii="Consolas" w:hAnsi="Consolas" w:cs="Consolas"/>
+                <w:color w:val="E97132" w:themeColor="accent2"/>
                 <w:sz w:val="18"/>
                 <w:szCs w:val="18"/>
               </w:rPr>
@@ -4000,7 +5092,8 @@
             </w:pPr>
             <w:r>
               <w:rPr>
-                <w:rFonts w:ascii="Consolas" w:cs="Consolas" w:eastAsia="Consolas" w:hAnsi="Consolas"/>
+                <w:rFonts w:ascii="Consolas" w:hAnsi="Consolas" w:cs="Consolas"/>
+                <w:color w:val="E97132" w:themeColor="accent2"/>
                 <w:sz w:val="18"/>
                 <w:szCs w:val="18"/>
               </w:rPr>
@@ -4049,7 +5142,8 @@
             </w:pPr>
             <w:r>
               <w:rPr>
-                <w:rFonts w:ascii="Consolas" w:cs="Consolas" w:eastAsia="Consolas" w:hAnsi="Consolas"/>
+                <w:rFonts w:ascii="Consolas" w:hAnsi="Consolas" w:cs="Consolas"/>
+                <w:color w:val="E97132" w:themeColor="accent2"/>
                 <w:sz w:val="18"/>
                 <w:szCs w:val="18"/>
               </w:rPr>
@@ -4073,7 +5167,8 @@
             </w:pPr>
             <w:r>
               <w:rPr>
-                <w:rFonts w:ascii="Consolas" w:cs="Consolas" w:eastAsia="Consolas" w:hAnsi="Consolas"/>
+                <w:rFonts w:ascii="Consolas" w:hAnsi="Consolas" w:cs="Consolas"/>
+                <w:color w:val="E97132" w:themeColor="accent2"/>
                 <w:sz w:val="18"/>
                 <w:szCs w:val="18"/>
               </w:rPr>
@@ -4122,7 +5217,8 @@
             </w:pPr>
             <w:r>
               <w:rPr>
-                <w:rFonts w:ascii="Consolas" w:cs="Consolas" w:eastAsia="Consolas" w:hAnsi="Consolas"/>
+                <w:rFonts w:ascii="Consolas" w:hAnsi="Consolas" w:cs="Consolas"/>
+                <w:color w:val="E97132" w:themeColor="accent2"/>
                 <w:sz w:val="18"/>
                 <w:szCs w:val="18"/>
               </w:rPr>
@@ -4146,7 +5242,8 @@
             </w:pPr>
             <w:r>
               <w:rPr>
-                <w:rFonts w:ascii="Consolas" w:cs="Consolas" w:eastAsia="Consolas" w:hAnsi="Consolas"/>
+                <w:rFonts w:ascii="Consolas" w:hAnsi="Consolas" w:cs="Consolas"/>
+                <w:color w:val="E97132" w:themeColor="accent2"/>
                 <w:sz w:val="18"/>
                 <w:szCs w:val="18"/>
               </w:rPr>
@@ -4173,7 +5270,16 @@
                 <w:sz w:val="20"/>
                 <w:szCs w:val="20"/>
               </w:rPr>
-              <w:t xml:space="preserve">L'âge aujourd'hui ; délègue à computeAge</w:t>
+              <w:t xml:space="preserve">L'âge aujourd'hui ; délègue à </w:t>
+            </w:r>
+            <w:r>
+              <w:rPr>
+                <w:rFonts w:ascii="Consolas" w:hAnsi="Consolas" w:cs="Consolas"/>
+                <w:color w:val="E97132" w:themeColor="accent2"/>
+                <w:sz w:val="18"/>
+                <w:szCs w:val="18"/>
+              </w:rPr>
+              <w:t xml:space="preserve">computeAge</w:t>
             </w:r>
           </w:p>
         </w:tc>
@@ -4195,7 +5301,8 @@
             </w:pPr>
             <w:r>
               <w:rPr>
-                <w:rFonts w:ascii="Consolas" w:cs="Consolas" w:eastAsia="Consolas" w:hAnsi="Consolas"/>
+                <w:rFonts w:ascii="Consolas" w:hAnsi="Consolas" w:cs="Consolas"/>
+                <w:color w:val="E97132" w:themeColor="accent2"/>
                 <w:sz w:val="18"/>
                 <w:szCs w:val="18"/>
               </w:rPr>
@@ -4219,7 +5326,8 @@
             </w:pPr>
             <w:r>
               <w:rPr>
-                <w:rFonts w:ascii="Consolas" w:cs="Consolas" w:eastAsia="Consolas" w:hAnsi="Consolas"/>
+                <w:rFonts w:ascii="Consolas" w:hAnsi="Consolas" w:cs="Consolas"/>
+                <w:color w:val="E97132" w:themeColor="accent2"/>
                 <w:sz w:val="18"/>
                 <w:szCs w:val="18"/>
               </w:rPr>
@@ -4255,6 +5363,7 @@
     <w:p>
       <w:pPr>
         <w:pStyle w:val="Heading2"/>
+        <w:keepNext/>
         <w:spacing w:after="100" w:before="240"/>
       </w:pPr>
       <w:r>
@@ -4265,7 +5374,7 @@
           <w:sz w:val="24"/>
           <w:szCs w:val="24"/>
         </w:rPr>
-        <w:t xml:space="preserve">Vérification</w:t>
+        <w:t xml:space="preserve">Comment vérifier votre code</w:t>
       </w:r>
     </w:p>
     <w:tbl>
@@ -4304,35 +5413,100 @@
             </w:pPr>
             <w:r>
               <w:rPr>
-                <w:rFonts w:ascii="Consolas" w:cs="Consolas" w:eastAsia="Consolas" w:hAnsi="Consolas"/>
+                <w:rFonts w:ascii="Consolas" w:hAnsi="Consolas" w:cs="Consolas"/>
+                <w:color w:val="E97132" w:themeColor="accent2"/>
+                <w:sz w:val="18"/>
+                <w:szCs w:val="18"/>
+              </w:rPr>
+              <w:t xml:space="preserve">be.ephec.java.poo.e03.PersonneTest</w:t>
+            </w:r>
+          </w:p>
+          <w:p>
+            <w:pPr>
+              <w:spacing w:after="80"/>
+            </w:pPr>
+            <w:r>
+              <w:rPr>
                 <w:sz w:val="21"/>
                 <w:szCs w:val="21"/>
               </w:rPr>
-              <w:t xml:space="preserve">be.ephec.java.poo.e03.PersonneTest</w:t>
-            </w:r>
-          </w:p>
-          <w:p>
-            <w:pPr>
-              <w:spacing w:after="80"/>
-            </w:pPr>
+              <w:t xml:space="preserve">Vérifie qu'aucun champ age ne subsiste, que </w:t>
+            </w:r>
+            <w:r>
+              <w:rPr>
+                <w:rFonts w:ascii="Consolas" w:hAnsi="Consolas" w:cs="Consolas"/>
+                <w:color w:val="E97132" w:themeColor="accent2"/>
+                <w:sz w:val="18"/>
+                <w:szCs w:val="18"/>
+              </w:rPr>
+              <w:t xml:space="preserve">computeAge</w:t>
+            </w:r>
             <w:r>
               <w:rPr>
                 <w:sz w:val="21"/>
                 <w:szCs w:val="21"/>
               </w:rPr>
-              <w:t xml:space="preserve">Vérifie qu'aucun champ age ne subsiste, que computeAge répond toujours correctement, et que getAge rend bien l'âge à l'année courante — sans que personne ne l'ait renseigné.</w:t>
-            </w:r>
-          </w:p>
-          <w:p>
-            <w:pPr>
-              <w:spacing w:after="0"/>
-            </w:pPr>
+              <w:t xml:space="preserve"> répond toujours correctement, et que </w:t>
+            </w:r>
+            <w:r>
+              <w:rPr>
+                <w:rFonts w:ascii="Consolas" w:hAnsi="Consolas" w:cs="Consolas"/>
+                <w:color w:val="E97132" w:themeColor="accent2"/>
+                <w:sz w:val="18"/>
+                <w:szCs w:val="18"/>
+              </w:rPr>
+              <w:t xml:space="preserve">getAge</w:t>
+            </w:r>
             <w:r>
               <w:rPr>
                 <w:sz w:val="21"/>
                 <w:szCs w:val="21"/>
               </w:rPr>
-              <w:t xml:space="preserve">Remarquez que le test porte surtout sur computeAge, qui est déterministe. getAge dépend de la date du jour : il est testable, mais seulement de façon indirecte. C'est la raison pour laquelle les deux méthodes coexistent au lieu d'être fondues en une seule.</w:t>
+              <w:t xml:space="preserve"> rend bien l'âge à l'année courante — sans que personne ne l'ait renseigné.</w:t>
+            </w:r>
+          </w:p>
+          <w:p>
+            <w:pPr>
+              <w:spacing w:after="0"/>
+            </w:pPr>
+            <w:r>
+              <w:rPr>
+                <w:sz w:val="21"/>
+                <w:szCs w:val="21"/>
+              </w:rPr>
+              <w:t xml:space="preserve">Remarquez que le test porte surtout sur </w:t>
+            </w:r>
+            <w:r>
+              <w:rPr>
+                <w:rFonts w:ascii="Consolas" w:hAnsi="Consolas" w:cs="Consolas"/>
+                <w:color w:val="E97132" w:themeColor="accent2"/>
+                <w:sz w:val="18"/>
+                <w:szCs w:val="18"/>
+              </w:rPr>
+              <w:t xml:space="preserve">computeAge</w:t>
+            </w:r>
+            <w:r>
+              <w:rPr>
+                <w:sz w:val="21"/>
+                <w:szCs w:val="21"/>
+              </w:rPr>
+              <w:t xml:space="preserve">, qui est déterministe. </w:t>
+            </w:r>
+            <w:r>
+              <w:rPr>
+                <w:rFonts w:ascii="Consolas" w:hAnsi="Consolas" w:cs="Consolas"/>
+                <w:color w:val="E97132" w:themeColor="accent2"/>
+                <w:sz w:val="18"/>
+                <w:szCs w:val="18"/>
+              </w:rPr>
+              <w:t xml:space="preserve">getAge</w:t>
+            </w:r>
+            <w:r>
+              <w:rPr>
+                <w:sz w:val="21"/>
+                <w:szCs w:val="21"/>
+              </w:rPr>
+              <w:t xml:space="preserve"> dépend de la date du jour : il est testable, mais seulement de façon indirecte. C'est la raison pour laquelle les deux méthodes coexistent au lieu d'être fondues en une seule.</w:t>
             </w:r>
           </w:p>
         </w:tc>
@@ -4341,6 +5515,7 @@
     <w:p>
       <w:pPr>
         <w:pStyle w:val="Heading2"/>
+        <w:keepNext/>
         <w:spacing w:after="100" w:before="240"/>
       </w:pPr>
       <w:r>
@@ -4365,10 +5540,19 @@
       </w:pPr>
       <w:r>
         <w:rPr>
-          <w:sz w:val="22"/>
-          <w:szCs w:val="22"/>
-        </w:rPr>
-        <w:t xml:space="preserve">getAge() n'a ni champ derrière lui, ni setter. Où est passée la donnée ?</w:t>
+          <w:rFonts w:ascii="Consolas" w:hAnsi="Consolas" w:cs="Consolas"/>
+          <w:color w:val="E97132" w:themeColor="accent2"/>
+          <w:sz w:val="18"/>
+          <w:szCs w:val="18"/>
+        </w:rPr>
+        <w:t xml:space="preserve">getAge()</w:t>
+      </w:r>
+      <w:r>
+        <w:rPr>
+          <w:sz w:val="22"/>
+          <w:szCs w:val="22"/>
+        </w:rPr>
+        <w:t xml:space="preserve"> n'a ni champ derrière lui, ni setter. Où est passée la donnée ?</w:t>
       </w:r>
     </w:p>
     <w:p>
@@ -4382,10 +5566,19 @@
       </w:pPr>
       <w:r>
         <w:rPr>
-          <w:sz w:val="22"/>
-          <w:szCs w:val="22"/>
-        </w:rPr>
-        <w:t xml:space="preserve">getAge() ne connaît que l'année de naissance. Une personne née en décembre a-t-elle vraiment, au mois de mars, l'âge que votre méthode annonce ? Que faudrait-il connaître pour répondre exactement — et qu'utiliserez-vous au cours suivant pour le faire ?</w:t>
+          <w:rFonts w:ascii="Consolas" w:hAnsi="Consolas" w:cs="Consolas"/>
+          <w:color w:val="E97132" w:themeColor="accent2"/>
+          <w:sz w:val="18"/>
+          <w:szCs w:val="18"/>
+        </w:rPr>
+        <w:t xml:space="preserve">getAge()</w:t>
+      </w:r>
+      <w:r>
+        <w:rPr>
+          <w:sz w:val="22"/>
+          <w:szCs w:val="22"/>
+        </w:rPr>
+        <w:t xml:space="preserve"> ne connaît que l'année de naissance. Une personne née en décembre a-t-elle vraiment, au mois de mars, l'âge que votre méthode annonce ? Que faudrait-il connaître pour répondre exactement — et qu'utiliserez-vous au cours suivant pour le faire ?</w:t>
       </w:r>
     </w:p>
     <w:p>
@@ -4402,7 +5595,39 @@
           <w:sz w:val="22"/>
           <w:szCs w:val="22"/>
         </w:rPr>
-        <w:t xml:space="preserve">Si vous supprimiez computeAge pour ne garder que getAge(), que deviendrait la classe de test ?</w:t>
+        <w:t xml:space="preserve">Si vous supprimiez </w:t>
+      </w:r>
+      <w:r>
+        <w:rPr>
+          <w:rFonts w:ascii="Consolas" w:hAnsi="Consolas" w:cs="Consolas"/>
+          <w:color w:val="E97132" w:themeColor="accent2"/>
+          <w:sz w:val="18"/>
+          <w:szCs w:val="18"/>
+        </w:rPr>
+        <w:t xml:space="preserve">computeAge</w:t>
+      </w:r>
+      <w:r>
+        <w:rPr>
+          <w:sz w:val="22"/>
+          <w:szCs w:val="22"/>
+        </w:rPr>
+        <w:t xml:space="preserve"> pour ne garder que </w:t>
+      </w:r>
+      <w:r>
+        <w:rPr>
+          <w:rFonts w:ascii="Consolas" w:hAnsi="Consolas" w:cs="Consolas"/>
+          <w:color w:val="E97132" w:themeColor="accent2"/>
+          <w:sz w:val="18"/>
+          <w:szCs w:val="18"/>
+        </w:rPr>
+        <w:t xml:space="preserve">getAge()</w:t>
+      </w:r>
+      <w:r>
+        <w:rPr>
+          <w:sz w:val="22"/>
+          <w:szCs w:val="22"/>
+        </w:rPr>
+        <w:t xml:space="preserve">, que deviendrait la classe de test ?</w:t>
       </w:r>
     </w:p>
     <w:p>
@@ -4418,10 +5643,10 @@
       </w:r>
       <w:r>
         <w:rPr>
-          <w:rFonts w:ascii="Consolas" w:cs="Consolas" w:eastAsia="Consolas" w:hAnsi="Consolas"/>
-          <w:color w:val="8B2500"/>
-          <w:sz w:val="22"/>
-          <w:szCs w:val="22"/>
+          <w:rFonts w:ascii="Consolas" w:hAnsi="Consolas" w:cs="Consolas"/>
+          <w:color w:val="E97132" w:themeColor="accent2"/>
+          <w:sz w:val="18"/>
+          <w:szCs w:val="18"/>
         </w:rPr>
         <w:t xml:space="preserve">CC-CLS.1</w:t>
       </w:r>
@@ -4441,6 +5666,7 @@
     <w:p>
       <w:pPr>
         <w:pStyle w:val="Heading1"/>
+        <w:keepNext/>
         <w:spacing w:after="160" w:before="360"/>
       </w:pPr>
       <w:bookmarkStart w:name="ex-POO-4" w:id="1"/>
@@ -4458,6 +5684,7 @@
     </w:p>
     <w:p>
       <w:pPr>
+        <w:keepNext/>
         <w:spacing w:after="120"/>
       </w:pPr>
       <w:r>
@@ -4468,12 +5695,24 @@
           <w:sz w:val="22"/>
           <w:szCs w:val="22"/>
         </w:rPr>
-        <w:t xml:space="preserve">Package : be.ephec.java.poo.e04</w:t>
+        <w:t xml:space="preserve">Package : </w:t>
+      </w:r>
+      <w:r>
+        <w:rPr>
+          <w:rFonts w:ascii="Consolas" w:hAnsi="Consolas" w:cs="Consolas"/>
+          <w:i/>
+          <w:iCs/>
+          <w:color w:val="E97132" w:themeColor="accent2"/>
+          <w:sz w:val="18"/>
+          <w:szCs w:val="18"/>
+        </w:rPr>
+        <w:t xml:space="preserve">be.ephec.java.poo.e04</w:t>
       </w:r>
     </w:p>
     <w:p>
       <w:pPr>
         <w:pStyle w:val="Heading2"/>
+        <w:keepNext/>
         <w:spacing w:after="100" w:before="240"/>
       </w:pPr>
       <w:r>
@@ -4500,10 +5739,10 @@
       </w:r>
       <w:r>
         <w:rPr>
-          <w:rFonts w:ascii="Consolas" w:cs="Consolas" w:eastAsia="Consolas" w:hAnsi="Consolas"/>
-          <w:color w:val="8B2500"/>
-          <w:sz w:val="22"/>
-          <w:szCs w:val="22"/>
+          <w:rFonts w:ascii="Consolas" w:hAnsi="Consolas" w:cs="Consolas"/>
+          <w:color w:val="E97132" w:themeColor="accent2"/>
+          <w:sz w:val="18"/>
+          <w:szCs w:val="18"/>
         </w:rPr>
         <w:t xml:space="preserve">Scanner</w:t>
       </w:r>
@@ -4518,6 +5757,7 @@
     <w:p>
       <w:pPr>
         <w:pStyle w:val="Heading2"/>
+        <w:keepNext/>
         <w:spacing w:after="100" w:before="240"/>
       </w:pPr>
       <w:r>
@@ -4544,10 +5784,10 @@
       </w:r>
       <w:r>
         <w:rPr>
-          <w:rFonts w:ascii="Consolas" w:cs="Consolas" w:eastAsia="Consolas" w:hAnsi="Consolas"/>
-          <w:color w:val="8B2500"/>
-          <w:sz w:val="22"/>
-          <w:szCs w:val="22"/>
+          <w:rFonts w:ascii="Consolas" w:hAnsi="Consolas" w:cs="Consolas"/>
+          <w:color w:val="E97132" w:themeColor="accent2"/>
+          <w:sz w:val="18"/>
+          <w:szCs w:val="18"/>
         </w:rPr>
         <w:t xml:space="preserve">Hello</w:t>
       </w:r>
@@ -4560,10 +5800,10 @@
       </w:r>
       <w:r>
         <w:rPr>
-          <w:rFonts w:ascii="Consolas" w:cs="Consolas" w:eastAsia="Consolas" w:hAnsi="Consolas"/>
-          <w:color w:val="8B2500"/>
-          <w:sz w:val="22"/>
-          <w:szCs w:val="22"/>
+          <w:rFonts w:ascii="Consolas" w:hAnsi="Consolas" w:cs="Consolas"/>
+          <w:color w:val="E97132" w:themeColor="accent2"/>
+          <w:sz w:val="18"/>
+          <w:szCs w:val="18"/>
         </w:rPr>
         <w:t xml:space="preserve">main</w:t>
       </w:r>
@@ -4576,10 +5816,10 @@
       </w:r>
       <w:r>
         <w:rPr>
-          <w:rFonts w:ascii="Consolas" w:cs="Consolas" w:eastAsia="Consolas" w:hAnsi="Consolas"/>
-          <w:color w:val="8B2500"/>
-          <w:sz w:val="22"/>
-          <w:szCs w:val="22"/>
+          <w:rFonts w:ascii="Consolas" w:hAnsi="Consolas" w:cs="Consolas"/>
+          <w:color w:val="E97132" w:themeColor="accent2"/>
+          <w:sz w:val="18"/>
+          <w:szCs w:val="18"/>
         </w:rPr>
         <w:t xml:space="preserve">Scanner</w:t>
       </w:r>
@@ -4604,10 +5844,10 @@
       </w:r>
       <w:r>
         <w:rPr>
-          <w:rFonts w:ascii="Consolas" w:cs="Consolas" w:eastAsia="Consolas" w:hAnsi="Consolas"/>
-          <w:color w:val="8B2500"/>
-          <w:sz w:val="22"/>
-          <w:szCs w:val="22"/>
+          <w:rFonts w:ascii="Consolas" w:hAnsi="Consolas" w:cs="Consolas"/>
+          <w:color w:val="E97132" w:themeColor="accent2"/>
+          <w:sz w:val="18"/>
+          <w:szCs w:val="18"/>
         </w:rPr>
         <w:t xml:space="preserve">Personne</w:t>
       </w:r>
@@ -4616,7 +5856,7 @@
           <w:sz w:val="22"/>
           <w:szCs w:val="22"/>
         </w:rPr>
-        <w:t xml:space="preserve"> — une version complete vous est fournie dans le package de cet exercice — </w:t>
+        <w:t xml:space="preserve"> — une version complète vous est fournie dans le package de cet exercice — </w:t>
       </w:r>
       <w:r>
         <w:rPr>
@@ -4629,6 +5869,7 @@
     <w:p>
       <w:pPr>
         <w:pStyle w:val="Heading2"/>
+        <w:keepNext/>
         <w:spacing w:after="100" w:before="240"/>
       </w:pPr>
       <w:r>
@@ -4655,10 +5896,10 @@
       </w:r>
       <w:r>
         <w:rPr>
-          <w:rFonts w:ascii="Consolas" w:cs="Consolas" w:eastAsia="Consolas" w:hAnsi="Consolas"/>
-          <w:color w:val="8B2500"/>
-          <w:sz w:val="22"/>
-          <w:szCs w:val="22"/>
+          <w:rFonts w:ascii="Consolas" w:hAnsi="Consolas" w:cs="Consolas"/>
+          <w:color w:val="E97132" w:themeColor="accent2"/>
+          <w:sz w:val="18"/>
+          <w:szCs w:val="18"/>
         </w:rPr>
         <w:t xml:space="preserve">modifie(int nombre, Personne personne)</w:t>
       </w:r>
@@ -4671,10 +5912,10 @@
       </w:r>
       <w:r>
         <w:rPr>
-          <w:rFonts w:ascii="Consolas" w:cs="Consolas" w:eastAsia="Consolas" w:hAnsi="Consolas"/>
-          <w:color w:val="8B2500"/>
-          <w:sz w:val="22"/>
-          <w:szCs w:val="22"/>
+          <w:rFonts w:ascii="Consolas" w:hAnsi="Consolas" w:cs="Consolas"/>
+          <w:color w:val="E97132" w:themeColor="accent2"/>
+          <w:sz w:val="18"/>
+          <w:szCs w:val="18"/>
         </w:rPr>
         <w:t xml:space="preserve">main</w:t>
       </w:r>
@@ -4694,9 +5935,10 @@
       </w:pPr>
       <w:r>
         <w:rPr>
-          <w:rFonts w:ascii="Consolas" w:cs="Consolas" w:eastAsia="Consolas" w:hAnsi="Consolas"/>
-          <w:sz w:val="19"/>
-          <w:szCs w:val="19"/>
+          <w:rFonts w:ascii="Consolas" w:hAnsi="Consolas" w:cs="Consolas"/>
+          <w:color w:val="E97132" w:themeColor="accent2"/>
+          <w:sz w:val="18"/>
+          <w:szCs w:val="18"/>
         </w:rPr>
         <w:t xml:space="preserve">int nombre = 5;</w:t>
       </w:r>
@@ -4709,9 +5951,10 @@
       </w:pPr>
       <w:r>
         <w:rPr>
-          <w:rFonts w:ascii="Consolas" w:cs="Consolas" w:eastAsia="Consolas" w:hAnsi="Consolas"/>
-          <w:sz w:val="19"/>
-          <w:szCs w:val="19"/>
+          <w:rFonts w:ascii="Consolas" w:hAnsi="Consolas" w:cs="Consolas"/>
+          <w:color w:val="E97132" w:themeColor="accent2"/>
+          <w:sz w:val="18"/>
+          <w:szCs w:val="18"/>
         </w:rPr>
         <w:t xml:space="preserve">System.out.println("avant : " + nombre + " / " + personne.getPrenom());</w:t>
       </w:r>
@@ -4724,9 +5967,10 @@
       </w:pPr>
       <w:r>
         <w:rPr>
-          <w:rFonts w:ascii="Consolas" w:cs="Consolas" w:eastAsia="Consolas" w:hAnsi="Consolas"/>
-          <w:sz w:val="19"/>
-          <w:szCs w:val="19"/>
+          <w:rFonts w:ascii="Consolas" w:hAnsi="Consolas" w:cs="Consolas"/>
+          <w:color w:val="E97132" w:themeColor="accent2"/>
+          <w:sz w:val="18"/>
+          <w:szCs w:val="18"/>
         </w:rPr>
         <w:t xml:space="preserve"> </w:t>
       </w:r>
@@ -4739,9 +5983,10 @@
       </w:pPr>
       <w:r>
         <w:rPr>
-          <w:rFonts w:ascii="Consolas" w:cs="Consolas" w:eastAsia="Consolas" w:hAnsi="Consolas"/>
-          <w:sz w:val="19"/>
-          <w:szCs w:val="19"/>
+          <w:rFonts w:ascii="Consolas" w:hAnsi="Consolas" w:cs="Consolas"/>
+          <w:color w:val="E97132" w:themeColor="accent2"/>
+          <w:sz w:val="18"/>
+          <w:szCs w:val="18"/>
         </w:rPr>
         <w:t xml:space="preserve">modifie(nombre, personne);</w:t>
       </w:r>
@@ -4754,9 +5999,10 @@
       </w:pPr>
       <w:r>
         <w:rPr>
-          <w:rFonts w:ascii="Consolas" w:cs="Consolas" w:eastAsia="Consolas" w:hAnsi="Consolas"/>
-          <w:sz w:val="19"/>
-          <w:szCs w:val="19"/>
+          <w:rFonts w:ascii="Consolas" w:hAnsi="Consolas" w:cs="Consolas"/>
+          <w:color w:val="E97132" w:themeColor="accent2"/>
+          <w:sz w:val="18"/>
+          <w:szCs w:val="18"/>
         </w:rPr>
         <w:t xml:space="preserve"> </w:t>
       </w:r>
@@ -4769,15 +6015,17 @@
       </w:pPr>
       <w:r>
         <w:rPr>
-          <w:rFonts w:ascii="Consolas" w:cs="Consolas" w:eastAsia="Consolas" w:hAnsi="Consolas"/>
-          <w:sz w:val="19"/>
-          <w:szCs w:val="19"/>
+          <w:rFonts w:ascii="Consolas" w:hAnsi="Consolas" w:cs="Consolas"/>
+          <w:color w:val="E97132" w:themeColor="accent2"/>
+          <w:sz w:val="18"/>
+          <w:szCs w:val="18"/>
         </w:rPr>
         <w:t xml:space="preserve">System.out.println("après : " + nombre + " / " + personne.getPrenom());</w:t>
       </w:r>
     </w:p>
     <w:p>
       <w:pPr>
+        <w:keepNext w:val="false"/>
         <w:spacing w:after="120"/>
       </w:pPr>
       <w:r>
@@ -4791,6 +6039,7 @@
     <w:p>
       <w:pPr>
         <w:pStyle w:val="Heading2"/>
+        <w:keepNext/>
         <w:spacing w:after="100" w:before="240"/>
       </w:pPr>
       <w:r>
@@ -4801,7 +6050,7 @@
           <w:sz w:val="24"/>
           <w:szCs w:val="24"/>
         </w:rPr>
-        <w:t xml:space="preserve">Vérification</w:t>
+        <w:t xml:space="preserve">Comment vérifier votre code</w:t>
       </w:r>
     </w:p>
     <w:tbl>
@@ -4878,6 +6127,7 @@
     <w:p>
       <w:pPr>
         <w:pStyle w:val="Heading2"/>
+        <w:keepNext/>
         <w:spacing w:after="100" w:before="240"/>
       </w:pPr>
       <w:r>
@@ -4909,10 +6159,10 @@
       </w:r>
       <w:r>
         <w:rPr>
-          <w:rFonts w:ascii="Consolas" w:cs="Consolas" w:eastAsia="Consolas" w:hAnsi="Consolas"/>
-          <w:color w:val="8B2500"/>
-          <w:sz w:val="22"/>
-          <w:szCs w:val="22"/>
+          <w:rFonts w:ascii="Consolas" w:hAnsi="Consolas" w:cs="Consolas"/>
+          <w:color w:val="E97132" w:themeColor="accent2"/>
+          <w:sz w:val="18"/>
+          <w:szCs w:val="18"/>
         </w:rPr>
         <w:t xml:space="preserve">nextInt()</w:t>
       </w:r>
@@ -4925,10 +6175,10 @@
       </w:r>
       <w:r>
         <w:rPr>
-          <w:rFonts w:ascii="Consolas" w:cs="Consolas" w:eastAsia="Consolas" w:hAnsi="Consolas"/>
-          <w:color w:val="8B2500"/>
-          <w:sz w:val="22"/>
-          <w:szCs w:val="22"/>
+          <w:rFonts w:ascii="Consolas" w:hAnsi="Consolas" w:cs="Consolas"/>
+          <w:color w:val="E97132" w:themeColor="accent2"/>
+          <w:sz w:val="18"/>
+          <w:szCs w:val="18"/>
         </w:rPr>
         <w:t xml:space="preserve">nextLine()</w:t>
       </w:r>
@@ -4965,10 +6215,10 @@
       </w:r>
       <w:r>
         <w:rPr>
-          <w:rFonts w:ascii="Consolas" w:cs="Consolas" w:eastAsia="Consolas" w:hAnsi="Consolas"/>
-          <w:color w:val="8B2500"/>
-          <w:sz w:val="22"/>
-          <w:szCs w:val="22"/>
+          <w:rFonts w:ascii="Consolas" w:hAnsi="Consolas" w:cs="Consolas"/>
+          <w:color w:val="E97132" w:themeColor="accent2"/>
+          <w:sz w:val="18"/>
+          <w:szCs w:val="18"/>
         </w:rPr>
         <w:t xml:space="preserve">Scanner</w:t>
       </w:r>
@@ -4981,10 +6231,10 @@
       </w:r>
       <w:r>
         <w:rPr>
-          <w:rFonts w:ascii="Consolas" w:cs="Consolas" w:eastAsia="Consolas" w:hAnsi="Consolas"/>
-          <w:color w:val="8B2500"/>
-          <w:sz w:val="22"/>
-          <w:szCs w:val="22"/>
+          <w:rFonts w:ascii="Consolas" w:hAnsi="Consolas" w:cs="Consolas"/>
+          <w:color w:val="E97132" w:themeColor="accent2"/>
+          <w:sz w:val="18"/>
+          <w:szCs w:val="18"/>
         </w:rPr>
         <w:t xml:space="preserve">System.in</w:t>
       </w:r>
@@ -5004,6 +6254,7 @@
     <w:p>
       <w:pPr>
         <w:pStyle w:val="Heading1"/>
+        <w:keepNext/>
         <w:spacing w:after="160" w:before="360"/>
       </w:pPr>
       <w:bookmarkStart w:name="ex-POO-5" w:id="1"/>
@@ -5021,6 +6272,7 @@
     </w:p>
     <w:p>
       <w:pPr>
+        <w:keepNext/>
         <w:spacing w:after="120"/>
       </w:pPr>
       <w:r>
@@ -5031,12 +6283,24 @@
           <w:sz w:val="22"/>
           <w:szCs w:val="22"/>
         </w:rPr>
-        <w:t xml:space="preserve">Package : be.ephec.java.poo.e05</w:t>
+        <w:t xml:space="preserve">Package : </w:t>
+      </w:r>
+      <w:r>
+        <w:rPr>
+          <w:rFonts w:ascii="Consolas" w:hAnsi="Consolas" w:cs="Consolas"/>
+          <w:i/>
+          <w:iCs/>
+          <w:color w:val="E97132" w:themeColor="accent2"/>
+          <w:sz w:val="18"/>
+          <w:szCs w:val="18"/>
+        </w:rPr>
+        <w:t xml:space="preserve">be.ephec.java.poo.e05</w:t>
       </w:r>
     </w:p>
     <w:p>
       <w:pPr>
         <w:pStyle w:val="Heading2"/>
+        <w:keepNext/>
         <w:spacing w:after="100" w:before="240"/>
       </w:pPr>
       <w:r>
@@ -5052,6 +6316,7 @@
     </w:p>
     <w:p>
       <w:pPr>
+        <w:keepNext w:val="false"/>
         <w:spacing w:after="120"/>
       </w:pPr>
       <w:r>
@@ -5065,6 +6330,7 @@
     <w:p>
       <w:pPr>
         <w:pStyle w:val="Heading2"/>
+        <w:keepNext/>
         <w:spacing w:after="100" w:before="240"/>
       </w:pPr>
       <w:r>
@@ -5091,10 +6357,10 @@
       </w:r>
       <w:r>
         <w:rPr>
-          <w:rFonts w:ascii="Consolas" w:cs="Consolas" w:eastAsia="Consolas" w:hAnsi="Consolas"/>
-          <w:color w:val="8B2500"/>
-          <w:sz w:val="22"/>
-          <w:szCs w:val="22"/>
+          <w:rFonts w:ascii="Consolas" w:hAnsi="Consolas" w:cs="Consolas"/>
+          <w:color w:val="E97132" w:themeColor="accent2"/>
+          <w:sz w:val="18"/>
+          <w:szCs w:val="18"/>
         </w:rPr>
         <w:t xml:space="preserve">Integer.parseInt(String)</w:t>
       </w:r>
@@ -5114,10 +6380,10 @@
       </w:r>
       <w:r>
         <w:rPr>
-          <w:rFonts w:ascii="Consolas" w:cs="Consolas" w:eastAsia="Consolas" w:hAnsi="Consolas"/>
-          <w:color w:val="8B2500"/>
-          <w:sz w:val="22"/>
-          <w:szCs w:val="22"/>
+          <w:rFonts w:ascii="Consolas" w:hAnsi="Consolas" w:cs="Consolas"/>
+          <w:color w:val="E97132" w:themeColor="accent2"/>
+          <w:sz w:val="18"/>
+          <w:szCs w:val="18"/>
         </w:rPr>
         <w:t xml:space="preserve">Integer.parseInt(String, int)</w:t>
       </w:r>
@@ -5130,10 +6396,10 @@
       </w:r>
       <w:r>
         <w:rPr>
-          <w:rFonts w:ascii="Consolas" w:cs="Consolas" w:eastAsia="Consolas" w:hAnsi="Consolas"/>
-          <w:color w:val="8B2500"/>
-          <w:sz w:val="22"/>
-          <w:szCs w:val="22"/>
+          <w:rFonts w:ascii="Consolas" w:hAnsi="Consolas" w:cs="Consolas"/>
+          <w:color w:val="E97132" w:themeColor="accent2"/>
+          <w:sz w:val="18"/>
+          <w:szCs w:val="18"/>
         </w:rPr>
         <w:t xml:space="preserve">radix</w:t>
       </w:r>
@@ -5158,10 +6424,10 @@
       </w:r>
       <w:r>
         <w:rPr>
-          <w:rFonts w:ascii="Consolas" w:cs="Consolas" w:eastAsia="Consolas" w:hAnsi="Consolas"/>
-          <w:color w:val="8B2500"/>
-          <w:sz w:val="22"/>
-          <w:szCs w:val="22"/>
+          <w:rFonts w:ascii="Consolas" w:hAnsi="Consolas" w:cs="Consolas"/>
+          <w:color w:val="E97132" w:themeColor="accent2"/>
+          <w:sz w:val="18"/>
+          <w:szCs w:val="18"/>
         </w:rPr>
         <w:t xml:space="preserve">Character.MIN_RADIX</w:t>
       </w:r>
@@ -5174,10 +6440,10 @@
       </w:r>
       <w:r>
         <w:rPr>
-          <w:rFonts w:ascii="Consolas" w:cs="Consolas" w:eastAsia="Consolas" w:hAnsi="Consolas"/>
-          <w:color w:val="8B2500"/>
-          <w:sz w:val="22"/>
-          <w:szCs w:val="22"/>
+          <w:rFonts w:ascii="Consolas" w:hAnsi="Consolas" w:cs="Consolas"/>
+          <w:color w:val="E97132" w:themeColor="accent2"/>
+          <w:sz w:val="18"/>
+          <w:szCs w:val="18"/>
         </w:rPr>
         <w:t xml:space="preserve">Character.MAX_RADIX</w:t>
       </w:r>
@@ -5197,10 +6463,10 @@
       </w:r>
       <w:r>
         <w:rPr>
-          <w:rFonts w:ascii="Consolas" w:cs="Consolas" w:eastAsia="Consolas" w:hAnsi="Consolas"/>
-          <w:color w:val="8B2500"/>
-          <w:sz w:val="22"/>
-          <w:szCs w:val="22"/>
+          <w:rFonts w:ascii="Consolas" w:hAnsi="Consolas" w:cs="Consolas"/>
+          <w:color w:val="E97132" w:themeColor="accent2"/>
+          <w:sz w:val="18"/>
+          <w:szCs w:val="18"/>
         </w:rPr>
         <w:t xml:space="preserve">IDE.14</w:t>
       </w:r>
@@ -5215,6 +6481,7 @@
     <w:p>
       <w:pPr>
         <w:pStyle w:val="Heading2"/>
+        <w:keepNext/>
         <w:spacing w:after="100" w:before="240"/>
       </w:pPr>
       <w:r>
@@ -5241,10 +6508,10 @@
       </w:r>
       <w:r>
         <w:rPr>
-          <w:rFonts w:ascii="Consolas" w:cs="Consolas" w:eastAsia="Consolas" w:hAnsi="Consolas"/>
-          <w:color w:val="8B2500"/>
-          <w:sz w:val="22"/>
-          <w:szCs w:val="22"/>
+          <w:rFonts w:ascii="Consolas" w:hAnsi="Consolas" w:cs="Consolas"/>
+          <w:color w:val="E97132" w:themeColor="accent2"/>
+          <w:sz w:val="18"/>
+          <w:szCs w:val="18"/>
         </w:rPr>
         <w:t xml:space="preserve">Base</w:t>
       </w:r>
@@ -5274,10 +6541,10 @@
       </w:r>
       <w:r>
         <w:rPr>
-          <w:rFonts w:ascii="Consolas" w:cs="Consolas" w:eastAsia="Consolas" w:hAnsi="Consolas"/>
-          <w:color w:val="8B2500"/>
-          <w:sz w:val="22"/>
-          <w:szCs w:val="22"/>
+          <w:rFonts w:ascii="Consolas" w:hAnsi="Consolas" w:cs="Consolas"/>
+          <w:color w:val="E97132" w:themeColor="accent2"/>
+          <w:sz w:val="18"/>
+          <w:szCs w:val="18"/>
         </w:rPr>
         <w:t xml:space="preserve">public static int enBase10(String nombre, int base)</w:t>
       </w:r>
@@ -5314,10 +6581,10 @@
       </w:r>
       <w:r>
         <w:rPr>
-          <w:rFonts w:ascii="Consolas" w:cs="Consolas" w:eastAsia="Consolas" w:hAnsi="Consolas"/>
-          <w:color w:val="8B2500"/>
-          <w:sz w:val="22"/>
-          <w:szCs w:val="22"/>
+          <w:rFonts w:ascii="Consolas" w:hAnsi="Consolas" w:cs="Consolas"/>
+          <w:color w:val="E97132" w:themeColor="accent2"/>
+          <w:sz w:val="18"/>
+          <w:szCs w:val="18"/>
         </w:rPr>
         <w:t xml:space="preserve">main</w:t>
       </w:r>
@@ -5346,10 +6613,10 @@
       </w:r>
       <w:r>
         <w:rPr>
-          <w:rFonts w:ascii="Consolas" w:cs="Consolas" w:eastAsia="Consolas" w:hAnsi="Consolas"/>
-          <w:color w:val="8B2500"/>
-          <w:sz w:val="22"/>
-          <w:szCs w:val="22"/>
+          <w:rFonts w:ascii="Consolas" w:hAnsi="Consolas" w:cs="Consolas"/>
+          <w:color w:val="E97132" w:themeColor="accent2"/>
+          <w:sz w:val="18"/>
+          <w:szCs w:val="18"/>
         </w:rPr>
         <w:t xml:space="preserve">enBase10</w:t>
       </w:r>
@@ -5362,10 +6629,10 @@
       </w:r>
       <w:r>
         <w:rPr>
-          <w:rFonts w:ascii="Consolas" w:cs="Consolas" w:eastAsia="Consolas" w:hAnsi="Consolas"/>
-          <w:color w:val="8B2500"/>
-          <w:sz w:val="22"/>
-          <w:szCs w:val="22"/>
+          <w:rFonts w:ascii="Consolas" w:hAnsi="Consolas" w:cs="Consolas"/>
+          <w:color w:val="E97132" w:themeColor="accent2"/>
+          <w:sz w:val="18"/>
+          <w:szCs w:val="18"/>
         </w:rPr>
         <w:t xml:space="preserve">-1</w:t>
       </w:r>
@@ -5420,10 +6687,10 @@
       </w:r>
       <w:r>
         <w:rPr>
-          <w:rFonts w:ascii="Consolas" w:cs="Consolas" w:eastAsia="Consolas" w:hAnsi="Consolas"/>
-          <w:color w:val="8B2500"/>
-          <w:sz w:val="22"/>
-          <w:szCs w:val="22"/>
+          <w:rFonts w:ascii="Consolas" w:hAnsi="Consolas" w:cs="Consolas"/>
+          <w:color w:val="E97132" w:themeColor="accent2"/>
+          <w:sz w:val="18"/>
+          <w:szCs w:val="18"/>
         </w:rPr>
         <w:t xml:space="preserve">nextInt</w:t>
       </w:r>
@@ -5436,10 +6703,10 @@
       </w:r>
       <w:r>
         <w:rPr>
-          <w:rFonts w:ascii="Consolas" w:cs="Consolas" w:eastAsia="Consolas" w:hAnsi="Consolas"/>
-          <w:color w:val="8B2500"/>
-          <w:sz w:val="22"/>
-          <w:szCs w:val="22"/>
+          <w:rFonts w:ascii="Consolas" w:hAnsi="Consolas" w:cs="Consolas"/>
+          <w:color w:val="E97132" w:themeColor="accent2"/>
+          <w:sz w:val="18"/>
+          <w:szCs w:val="18"/>
         </w:rPr>
         <w:t xml:space="preserve">nextLine</w:t>
       </w:r>
@@ -5452,10 +6719,10 @@
       </w:r>
       <w:r>
         <w:rPr>
-          <w:rFonts w:ascii="Consolas" w:cs="Consolas" w:eastAsia="Consolas" w:hAnsi="Consolas"/>
-          <w:color w:val="8B2500"/>
-          <w:sz w:val="22"/>
-          <w:szCs w:val="22"/>
+          <w:rFonts w:ascii="Consolas" w:hAnsi="Consolas" w:cs="Consolas"/>
+          <w:color w:val="E97132" w:themeColor="accent2"/>
+          <w:sz w:val="18"/>
+          <w:szCs w:val="18"/>
         </w:rPr>
         <w:t xml:space="preserve">nextInt</w:t>
       </w:r>
@@ -5468,10 +6735,10 @@
       </w:r>
       <w:r>
         <w:rPr>
-          <w:rFonts w:ascii="Consolas" w:cs="Consolas" w:eastAsia="Consolas" w:hAnsi="Consolas"/>
-          <w:color w:val="8B2500"/>
-          <w:sz w:val="22"/>
-          <w:szCs w:val="22"/>
+          <w:rFonts w:ascii="Consolas" w:hAnsi="Consolas" w:cs="Consolas"/>
+          <w:color w:val="E97132" w:themeColor="accent2"/>
+          <w:sz w:val="18"/>
+          <w:szCs w:val="18"/>
         </w:rPr>
         <w:t xml:space="preserve">nextLine</w:t>
       </w:r>
@@ -5524,10 +6791,10 @@
       </w:r>
       <w:r>
         <w:rPr>
-          <w:rFonts w:ascii="Consolas" w:cs="Consolas" w:eastAsia="Consolas" w:hAnsi="Consolas"/>
-          <w:color w:val="8B2500"/>
-          <w:sz w:val="22"/>
-          <w:szCs w:val="22"/>
+          <w:rFonts w:ascii="Consolas" w:hAnsi="Consolas" w:cs="Consolas"/>
+          <w:color w:val="E97132" w:themeColor="accent2"/>
+          <w:sz w:val="18"/>
+          <w:szCs w:val="18"/>
         </w:rPr>
         <w:t xml:space="preserve">FF</w:t>
       </w:r>
@@ -5540,10 +6807,10 @@
       </w:r>
       <w:r>
         <w:rPr>
-          <w:rFonts w:ascii="Consolas" w:cs="Consolas" w:eastAsia="Consolas" w:hAnsi="Consolas"/>
-          <w:color w:val="8B2500"/>
-          <w:sz w:val="22"/>
-          <w:szCs w:val="22"/>
+          <w:rFonts w:ascii="Consolas" w:hAnsi="Consolas" w:cs="Consolas"/>
+          <w:color w:val="E97132" w:themeColor="accent2"/>
+          <w:sz w:val="18"/>
+          <w:szCs w:val="18"/>
         </w:rPr>
         <w:t xml:space="preserve">NumberFormatException</w:t>
       </w:r>
@@ -5568,10 +6835,10 @@
       </w:r>
       <w:r>
         <w:rPr>
-          <w:rFonts w:ascii="Consolas" w:cs="Consolas" w:eastAsia="Consolas" w:hAnsi="Consolas"/>
-          <w:color w:val="8B2500"/>
-          <w:sz w:val="22"/>
-          <w:szCs w:val="22"/>
+          <w:rFonts w:ascii="Consolas" w:hAnsi="Consolas" w:cs="Consolas"/>
+          <w:color w:val="E97132" w:themeColor="accent2"/>
+          <w:sz w:val="18"/>
+          <w:szCs w:val="18"/>
         </w:rPr>
         <w:t xml:space="preserve">EXC</w:t>
       </w:r>
@@ -5584,10 +6851,10 @@
       </w:r>
       <w:r>
         <w:rPr>
-          <w:rFonts w:ascii="Consolas" w:cs="Consolas" w:eastAsia="Consolas" w:hAnsi="Consolas"/>
-          <w:color w:val="8B2500"/>
-          <w:sz w:val="22"/>
-          <w:szCs w:val="22"/>
+          <w:rFonts w:ascii="Consolas" w:hAnsi="Consolas" w:cs="Consolas"/>
+          <w:color w:val="E97132" w:themeColor="accent2"/>
+          <w:sz w:val="18"/>
+          <w:szCs w:val="18"/>
         </w:rPr>
         <w:t xml:space="preserve">EXC.4</w:t>
       </w:r>
@@ -5602,6 +6869,7 @@
     <w:p>
       <w:pPr>
         <w:pStyle w:val="Heading2"/>
+        <w:keepNext/>
         <w:spacing w:after="100" w:before="240"/>
       </w:pPr>
       <w:r>
@@ -5612,7 +6880,7 @@
           <w:sz w:val="24"/>
           <w:szCs w:val="24"/>
         </w:rPr>
-        <w:t xml:space="preserve">Spécifications</w:t>
+        <w:t xml:space="preserve">Spécifications à respecter</w:t>
       </w:r>
     </w:p>
     <w:tbl>
@@ -5732,7 +7000,8 @@
             </w:pPr>
             <w:r>
               <w:rPr>
-                <w:rFonts w:ascii="Consolas" w:cs="Consolas" w:eastAsia="Consolas" w:hAnsi="Consolas"/>
+                <w:rFonts w:ascii="Consolas" w:hAnsi="Consolas" w:cs="Consolas"/>
+                <w:color w:val="E97132" w:themeColor="accent2"/>
                 <w:sz w:val="18"/>
                 <w:szCs w:val="18"/>
               </w:rPr>
@@ -5756,7 +7025,8 @@
             </w:pPr>
             <w:r>
               <w:rPr>
-                <w:rFonts w:ascii="Consolas" w:cs="Consolas" w:eastAsia="Consolas" w:hAnsi="Consolas"/>
+                <w:rFonts w:ascii="Consolas" w:hAnsi="Consolas" w:cs="Consolas"/>
+                <w:color w:val="E97132" w:themeColor="accent2"/>
                 <w:sz w:val="18"/>
                 <w:szCs w:val="18"/>
               </w:rPr>
@@ -5805,7 +7075,8 @@
             </w:pPr>
             <w:r>
               <w:rPr>
-                <w:rFonts w:ascii="Consolas" w:cs="Consolas" w:eastAsia="Consolas" w:hAnsi="Consolas"/>
+                <w:rFonts w:ascii="Consolas" w:hAnsi="Consolas" w:cs="Consolas"/>
+                <w:color w:val="E97132" w:themeColor="accent2"/>
                 <w:sz w:val="18"/>
                 <w:szCs w:val="18"/>
               </w:rPr>
@@ -5829,7 +7100,8 @@
             </w:pPr>
             <w:r>
               <w:rPr>
-                <w:rFonts w:ascii="Consolas" w:cs="Consolas" w:eastAsia="Consolas" w:hAnsi="Consolas"/>
+                <w:rFonts w:ascii="Consolas" w:hAnsi="Consolas" w:cs="Consolas"/>
+                <w:color w:val="E97132" w:themeColor="accent2"/>
                 <w:sz w:val="18"/>
                 <w:szCs w:val="18"/>
               </w:rPr>
@@ -5865,6 +7137,7 @@
     <w:p>
       <w:pPr>
         <w:pStyle w:val="Heading2"/>
+        <w:keepNext/>
         <w:spacing w:after="100" w:before="240"/>
       </w:pPr>
       <w:r>
@@ -5886,9 +7159,10 @@
       </w:pPr>
       <w:r>
         <w:rPr>
-          <w:rFonts w:ascii="Consolas" w:cs="Consolas" w:eastAsia="Consolas" w:hAnsi="Consolas"/>
-          <w:sz w:val="19"/>
-          <w:szCs w:val="19"/>
+          <w:rFonts w:ascii="Consolas" w:hAnsi="Consolas" w:cs="Consolas"/>
+          <w:color w:val="E97132" w:themeColor="accent2"/>
+          <w:sz w:val="18"/>
+          <w:szCs w:val="18"/>
         </w:rPr>
         <w:t xml:space="preserve">enBase10("255",      10)   -&gt;   255</w:t>
       </w:r>
@@ -5901,9 +7175,10 @@
       </w:pPr>
       <w:r>
         <w:rPr>
-          <w:rFonts w:ascii="Consolas" w:cs="Consolas" w:eastAsia="Consolas" w:hAnsi="Consolas"/>
-          <w:sz w:val="19"/>
-          <w:szCs w:val="19"/>
+          <w:rFonts w:ascii="Consolas" w:hAnsi="Consolas" w:cs="Consolas"/>
+          <w:color w:val="E97132" w:themeColor="accent2"/>
+          <w:sz w:val="18"/>
+          <w:szCs w:val="18"/>
         </w:rPr>
         <w:t xml:space="preserve">enBase10("1010",      2)   -&gt;    10</w:t>
       </w:r>
@@ -5916,9 +7191,10 @@
       </w:pPr>
       <w:r>
         <w:rPr>
-          <w:rFonts w:ascii="Consolas" w:cs="Consolas" w:eastAsia="Consolas" w:hAnsi="Consolas"/>
-          <w:sz w:val="19"/>
-          <w:szCs w:val="19"/>
+          <w:rFonts w:ascii="Consolas" w:hAnsi="Consolas" w:cs="Consolas"/>
+          <w:color w:val="E97132" w:themeColor="accent2"/>
+          <w:sz w:val="18"/>
+          <w:szCs w:val="18"/>
         </w:rPr>
         <w:t xml:space="preserve">enBase10("11111111",  2)   -&gt;   255</w:t>
       </w:r>
@@ -5931,9 +7207,10 @@
       </w:pPr>
       <w:r>
         <w:rPr>
-          <w:rFonts w:ascii="Consolas" w:cs="Consolas" w:eastAsia="Consolas" w:hAnsi="Consolas"/>
-          <w:sz w:val="19"/>
-          <w:szCs w:val="19"/>
+          <w:rFonts w:ascii="Consolas" w:hAnsi="Consolas" w:cs="Consolas"/>
+          <w:color w:val="E97132" w:themeColor="accent2"/>
+          <w:sz w:val="18"/>
+          <w:szCs w:val="18"/>
         </w:rPr>
         <w:t xml:space="preserve">enBase10("FF",       16)   -&gt;   255</w:t>
       </w:r>
@@ -5946,9 +7223,10 @@
       </w:pPr>
       <w:r>
         <w:rPr>
-          <w:rFonts w:ascii="Consolas" w:cs="Consolas" w:eastAsia="Consolas" w:hAnsi="Consolas"/>
-          <w:sz w:val="19"/>
-          <w:szCs w:val="19"/>
+          <w:rFonts w:ascii="Consolas" w:hAnsi="Consolas" w:cs="Consolas"/>
+          <w:color w:val="E97132" w:themeColor="accent2"/>
+          <w:sz w:val="18"/>
+          <w:szCs w:val="18"/>
         </w:rPr>
         <w:t xml:space="preserve">enBase10("ff",       16)   -&gt;   255     (la casse est sans importance)</w:t>
       </w:r>
@@ -5961,9 +7239,10 @@
       </w:pPr>
       <w:r>
         <w:rPr>
-          <w:rFonts w:ascii="Consolas" w:cs="Consolas" w:eastAsia="Consolas" w:hAnsi="Consolas"/>
-          <w:sz w:val="19"/>
-          <w:szCs w:val="19"/>
+          <w:rFonts w:ascii="Consolas" w:hAnsi="Consolas" w:cs="Consolas"/>
+          <w:color w:val="E97132" w:themeColor="accent2"/>
+          <w:sz w:val="18"/>
+          <w:szCs w:val="18"/>
         </w:rPr>
         <w:t xml:space="preserve">enBase10("ABC",      16)   -&gt;  2748</w:t>
       </w:r>
@@ -5976,9 +7255,10 @@
       </w:pPr>
       <w:r>
         <w:rPr>
-          <w:rFonts w:ascii="Consolas" w:cs="Consolas" w:eastAsia="Consolas" w:hAnsi="Consolas"/>
-          <w:sz w:val="19"/>
-          <w:szCs w:val="19"/>
+          <w:rFonts w:ascii="Consolas" w:hAnsi="Consolas" w:cs="Consolas"/>
+          <w:color w:val="E97132" w:themeColor="accent2"/>
+          <w:sz w:val="18"/>
+          <w:szCs w:val="18"/>
         </w:rPr>
         <w:t xml:space="preserve">enBase10("777",       8)   -&gt;   511</w:t>
       </w:r>
@@ -5991,16 +7271,18 @@
       </w:pPr>
       <w:r>
         <w:rPr>
-          <w:rFonts w:ascii="Consolas" w:cs="Consolas" w:eastAsia="Consolas" w:hAnsi="Consolas"/>
-          <w:sz w:val="19"/>
-          <w:szCs w:val="19"/>
-        </w:rPr>
-        <w:t xml:space="preserve">enBase10("-FF",      16)   -&gt;  -255     (le signe est accepte)</w:t>
+          <w:rFonts w:ascii="Consolas" w:hAnsi="Consolas" w:cs="Consolas"/>
+          <w:color w:val="E97132" w:themeColor="accent2"/>
+          <w:sz w:val="18"/>
+          <w:szCs w:val="18"/>
+        </w:rPr>
+        <w:t xml:space="preserve">enBase10("-FF",      16)   -&gt;  -255     (le signe est accepté)</w:t>
       </w:r>
     </w:p>
     <w:p>
       <w:pPr>
         <w:pStyle w:val="Heading2"/>
+        <w:keepNext/>
         <w:spacing w:after="100" w:before="240"/>
       </w:pPr>
       <w:r>
@@ -6011,7 +7293,7 @@
           <w:sz w:val="24"/>
           <w:szCs w:val="24"/>
         </w:rPr>
-        <w:t xml:space="preserve">Vérification</w:t>
+        <w:t xml:space="preserve">Comment vérifier votre code</w:t>
       </w:r>
     </w:p>
     <w:tbl>
@@ -6050,35 +7332,52 @@
             </w:pPr>
             <w:r>
               <w:rPr>
-                <w:rFonts w:ascii="Consolas" w:cs="Consolas" w:eastAsia="Consolas" w:hAnsi="Consolas"/>
+                <w:rFonts w:ascii="Consolas" w:hAnsi="Consolas" w:cs="Consolas"/>
+                <w:color w:val="E97132" w:themeColor="accent2"/>
+                <w:sz w:val="18"/>
+                <w:szCs w:val="18"/>
+              </w:rPr>
+              <w:t xml:space="preserve">be.ephec.java.poo.e05.BaseTest</w:t>
+            </w:r>
+          </w:p>
+          <w:p>
+            <w:pPr>
+              <w:spacing w:after="80"/>
+            </w:pPr>
+            <w:r>
+              <w:rPr>
                 <w:sz w:val="21"/>
                 <w:szCs w:val="21"/>
               </w:rPr>
-              <w:t xml:space="preserve">be.ephec.java.poo.e05.BaseTest</w:t>
-            </w:r>
-          </w:p>
-          <w:p>
-            <w:pPr>
-              <w:spacing w:after="80"/>
+              <w:t xml:space="preserve">Vérifie les conversions ci-dessus : bases 2, 8, 10 et 16, majuscules comme minuscules, et nombre négatif.</w:t>
+            </w:r>
+          </w:p>
+          <w:p>
+            <w:pPr>
+              <w:spacing w:after="0"/>
             </w:pPr>
             <w:r>
               <w:rPr>
                 <w:sz w:val="21"/>
                 <w:szCs w:val="21"/>
               </w:rPr>
-              <w:t xml:space="preserve">Vérifie les conversions ci-dessus : bases 2, 8, 10 et 16, majuscules comme minuscules, et nombre négatif.</w:t>
-            </w:r>
-          </w:p>
-          <w:p>
-            <w:pPr>
-              <w:spacing w:after="0"/>
-            </w:pPr>
+              <w:t xml:space="preserve">Remarquez que ce test n'est possible que parce que </w:t>
+            </w:r>
+            <w:r>
+              <w:rPr>
+                <w:rFonts w:ascii="Consolas" w:hAnsi="Consolas" w:cs="Consolas"/>
+                <w:color w:val="E97132" w:themeColor="accent2"/>
+                <w:sz w:val="18"/>
+                <w:szCs w:val="18"/>
+              </w:rPr>
+              <w:t xml:space="preserve">enBase10</w:t>
+            </w:r>
             <w:r>
               <w:rPr>
                 <w:sz w:val="21"/>
                 <w:szCs w:val="21"/>
               </w:rPr>
-              <w:t xml:space="preserve">Remarquez que ce test n'est possible que parce que enBase10 rend une valeur. Si vous aviez tout écrit dans le main, il n'y aurait rien à vérifier automatiquement. Nous appliquerons cette séparation systématiquement à partir de maintenant.</w:t>
+              <w:t xml:space="preserve"> rend une valeur. Si vous aviez tout écrit dans le main, il n'y aurait rien à vérifier automatiquement. Nous appliquerons cette séparation systématiquement à partir de maintenant.</w:t>
             </w:r>
           </w:p>
         </w:tc>
@@ -6087,6 +7386,7 @@
     <w:p>
       <w:pPr>
         <w:pStyle w:val="Heading2"/>
+        <w:keepNext/>
         <w:spacing w:after="100" w:before="240"/>
       </w:pPr>
       <w:r>
@@ -6145,10 +7445,19 @@
       </w:pPr>
       <w:r>
         <w:rPr>
-          <w:sz w:val="22"/>
-          <w:szCs w:val="22"/>
-        </w:rPr>
-        <w:t xml:space="preserve">enBase10 ne rattrape pas l'exception : elle la laisse passer. Est-ce un oubli ? Qui est le mieux placé pour décider quoi faire d'une saisie invalide, la méthode de calcul ou le programme ?</w:t>
+          <w:rFonts w:ascii="Consolas" w:hAnsi="Consolas" w:cs="Consolas"/>
+          <w:color w:val="E97132" w:themeColor="accent2"/>
+          <w:sz w:val="18"/>
+          <w:szCs w:val="18"/>
+        </w:rPr>
+        <w:t xml:space="preserve">enBase10</w:t>
+      </w:r>
+      <w:r>
+        <w:rPr>
+          <w:sz w:val="22"/>
+          <w:szCs w:val="22"/>
+        </w:rPr>
+        <w:t xml:space="preserve"> ne rattrape pas l'exception : elle la laisse passer. Est-ce un oubli ? Qui est le mieux placé pour décider quoi faire d'une saisie invalide, la méthode de calcul ou le programme ?</w:t>
       </w:r>
     </w:p>
     <w:p>
@@ -6164,10 +7473,10 @@
       </w:r>
       <w:r>
         <w:rPr>
-          <w:rFonts w:ascii="Consolas" w:cs="Consolas" w:eastAsia="Consolas" w:hAnsi="Consolas"/>
-          <w:color w:val="8B2500"/>
-          <w:sz w:val="22"/>
-          <w:szCs w:val="22"/>
+          <w:rFonts w:ascii="Consolas" w:hAnsi="Consolas" w:cs="Consolas"/>
+          <w:color w:val="E97132" w:themeColor="accent2"/>
+          <w:sz w:val="18"/>
+          <w:szCs w:val="18"/>
         </w:rPr>
         <w:t xml:space="preserve">CC-MET.8</w:t>
       </w:r>
@@ -6180,10 +7489,10 @@
       </w:r>
       <w:r>
         <w:rPr>
-          <w:rFonts w:ascii="Consolas" w:cs="Consolas" w:eastAsia="Consolas" w:hAnsi="Consolas"/>
-          <w:color w:val="8B2500"/>
-          <w:sz w:val="22"/>
-          <w:szCs w:val="22"/>
+          <w:rFonts w:ascii="Consolas" w:hAnsi="Consolas" w:cs="Consolas"/>
+          <w:color w:val="E97132" w:themeColor="accent2"/>
+          <w:sz w:val="18"/>
+          <w:szCs w:val="18"/>
         </w:rPr>
         <w:t xml:space="preserve">enBase10</w:t>
       </w:r>
@@ -6196,10 +7505,10 @@
       </w:r>
       <w:r>
         <w:rPr>
-          <w:rFonts w:ascii="Consolas" w:cs="Consolas" w:eastAsia="Consolas" w:hAnsi="Consolas"/>
-          <w:color w:val="8B2500"/>
-          <w:sz w:val="22"/>
-          <w:szCs w:val="22"/>
+          <w:rFonts w:ascii="Consolas" w:hAnsi="Consolas" w:cs="Consolas"/>
+          <w:color w:val="E97132" w:themeColor="accent2"/>
+          <w:sz w:val="18"/>
+          <w:szCs w:val="18"/>
         </w:rPr>
         <w:t xml:space="preserve">CC-TST.1</w:t>
       </w:r>
@@ -6212,7 +7521,7 @@
       </w:r>
     </w:p>
     <w:sectPr>
-      <w:footerReference w:type="default" r:id="rId8"/>
+      <w:footerReference w:type="default" r:id="rId9"/>
       <w:pgSz w:w="11906" w:h="16838" w:orient="portrait"/>
       <w:pgMar w:top="1440" w:right="1440" w:bottom="1440" w:left="1440" w:header="708" w:footer="708" w:gutter="0"/>
       <w:pgNumType w:start="1"/>
@@ -6486,7 +7795,13 @@
 <file path=word/styles.xml><?xml version="1.0" encoding="utf-8"?>
 <w:styles xmlns:mc="http://schemas.openxmlformats.org/markup-compatibility/2006" xmlns:r="http://schemas.openxmlformats.org/officeDocument/2006/relationships" xmlns:w="http://schemas.openxmlformats.org/wordprocessingml/2006/main" xmlns:w14="http://schemas.microsoft.com/office/word/2010/wordml" xmlns:w15="http://schemas.microsoft.com/office/word/2012/wordml" mc:Ignorable="w14 w15">
   <w:docDefaults>
-    <w:rPrDefault/>
+    <w:rPrDefault>
+      <w:rPr>
+        <w:rFonts w:ascii="Cormorant Garamond" w:hAnsi="Cormorant Garamond" w:eastAsia="Cormorant Garamond" w:cs="Cormorant Garamond"/>
+        <w:sz w:val="22"/>
+        <w:szCs w:val="22"/>
+      </w:rPr>
+    </w:rPrDefault>
     <w:pPrDefault/>
   </w:docDefaults>
   <w:style w:type="paragraph" w:styleId="Title">
@@ -6495,6 +7810,7 @@
     <w:next w:val="Normal"/>
     <w:qFormat/>
     <w:rPr>
+      <w:rFonts w:ascii="Cormorant Garamond" w:hAnsi="Cormorant Garamond" w:eastAsia="Cormorant Garamond" w:cs="Cormorant Garamond"/>
       <w:sz w:val="56"/>
       <w:szCs w:val="56"/>
     </w:rPr>
@@ -6505,6 +7821,7 @@
     <w:next w:val="Normal"/>
     <w:qFormat/>
     <w:rPr>
+      <w:rFonts w:ascii="Cormorant Garamond" w:hAnsi="Cormorant Garamond" w:eastAsia="Cormorant Garamond" w:cs="Cormorant Garamond"/>
       <w:color w:val="2E74B5"/>
       <w:sz w:val="32"/>
       <w:szCs w:val="32"/>
@@ -6516,6 +7833,7 @@
     <w:next w:val="Normal"/>
     <w:qFormat/>
     <w:rPr>
+      <w:rFonts w:ascii="Cormorant Garamond" w:hAnsi="Cormorant Garamond" w:eastAsia="Cormorant Garamond" w:cs="Cormorant Garamond"/>
       <w:color w:val="2E74B5"/>
       <w:sz w:val="26"/>
       <w:szCs w:val="26"/>
@@ -6527,6 +7845,7 @@
     <w:next w:val="Normal"/>
     <w:qFormat/>
     <w:rPr>
+      <w:rFonts w:ascii="Cormorant Garamond" w:hAnsi="Cormorant Garamond" w:eastAsia="Cormorant Garamond" w:cs="Cormorant Garamond"/>
       <w:color w:val="1F4D78"/>
       <w:sz w:val="24"/>
       <w:szCs w:val="24"/>
@@ -6538,6 +7857,7 @@
     <w:next w:val="Normal"/>
     <w:qFormat/>
     <w:rPr>
+      <w:rFonts w:ascii="Cormorant Garamond" w:hAnsi="Cormorant Garamond" w:eastAsia="Cormorant Garamond" w:cs="Cormorant Garamond"/>
       <w:i/>
       <w:iCs/>
       <w:color w:val="2E74B5"/>
@@ -6549,6 +7869,7 @@
     <w:next w:val="Normal"/>
     <w:qFormat/>
     <w:rPr>
+      <w:rFonts w:ascii="Cormorant Garamond" w:hAnsi="Cormorant Garamond" w:eastAsia="Cormorant Garamond" w:cs="Cormorant Garamond"/>
       <w:color w:val="2E74B5"/>
     </w:rPr>
   </w:style>
@@ -6558,6 +7879,7 @@
     <w:next w:val="Normal"/>
     <w:qFormat/>
     <w:rPr>
+      <w:rFonts w:ascii="Cormorant Garamond" w:hAnsi="Cormorant Garamond" w:eastAsia="Cormorant Garamond" w:cs="Cormorant Garamond"/>
       <w:color w:val="1F4D78"/>
     </w:rPr>
   </w:style>

--- a/enonces/POO_enonces.docx
+++ b/enonces/POO_enonces.docx
@@ -4,7 +4,9 @@
   <w:body>
     <w:p>
       <w:pPr>
-        <w:spacing w:after="0"/>
+        <w:tabs>
+          <w:tab w:val="right" w:pos="9026"/>
+        </w:tabs>
       </w:pPr>
       <w:r>
         <w:drawing>
@@ -46,95 +48,112 @@
           </wp:inline>
         </w:drawing>
       </w:r>
-    </w:p>
-    <w:p>
-      <w:pPr>
-        <w:spacing w:after="120" w:before="700"/>
-        <w:jc w:val="center"/>
-      </w:pPr>
-      <w:r>
-        <w:rPr>
-          <w:color w:val="595959"/>
-          <w:sz w:val="26"/>
-          <w:szCs w:val="26"/>
-        </w:rPr>
-        <w:t xml:space="preserve">Programmation orientée objet — Java</w:t>
-      </w:r>
-    </w:p>
-    <w:p>
-      <w:pPr>
-        <w:spacing w:after="100"/>
-        <w:jc w:val="center"/>
-      </w:pPr>
-      <w:r>
-        <w:rPr>
+      <w:r>
+        <w:rPr>
+          <w:rFonts w:ascii="Calibri" w:cs="Calibri" w:eastAsia="Calibri" w:hAnsi="Calibri"/>
+          <w:sz w:val="36"/>
+          <w:szCs w:val="36"/>
+        </w:rPr>
+        <w:tab/>
+      </w:r>
+      <w:r>
+        <w:rPr>
+          <w:rFonts w:ascii="Calibri" w:cs="Calibri" w:eastAsia="Calibri" w:hAnsi="Calibri"/>
+          <w:color w:val="000000"/>
+          <w:sz w:val="36"/>
+          <w:szCs w:val="36"/>
+        </w:rPr>
+        <w:t xml:space="preserve">Année académique </w:t>
+      </w:r>
+      <w:r>
+        <w:rPr>
+          <w:rFonts w:ascii="Calibri" w:cs="Calibri" w:eastAsia="Calibri" w:hAnsi="Calibri"/>
           <w:b/>
           <w:bCs/>
-          <w:color w:val="1F4E79"/>
-          <w:sz w:val="52"/>
-          <w:szCs w:val="52"/>
-        </w:rPr>
-        <w:t xml:space="preserve">Thème POO</w:t>
-      </w:r>
-    </w:p>
-    <w:p>
-      <w:pPr>
-        <w:spacing w:after="200"/>
+          <w:color w:val="000000"/>
+          <w:sz w:val="36"/>
+          <w:szCs w:val="36"/>
+        </w:rPr>
+        <w:t xml:space="preserve">2026-2027</w:t>
+      </w:r>
+    </w:p>
+    <w:p>
+      <w:pPr>
+        <w:spacing w:after="120" w:before="3900"/>
         <w:jc w:val="center"/>
       </w:pPr>
       <w:r>
         <w:rPr>
+          <w:rFonts w:ascii="Calibri" w:cs="Calibri" w:eastAsia="Calibri" w:hAnsi="Calibri"/>
+          <w:color w:val="000000"/>
+          <w:sz w:val="36"/>
+          <w:szCs w:val="36"/>
+        </w:rPr>
+        <w:t xml:space="preserve">Programmation orientée objet — Java</w:t>
+      </w:r>
+    </w:p>
+    <w:p>
+      <w:pPr>
+        <w:spacing w:after="100" w:before="0"/>
+        <w:jc w:val="center"/>
+      </w:pPr>
+      <w:r>
+        <w:rPr>
+          <w:rFonts w:ascii="Calibri" w:cs="Calibri" w:eastAsia="Calibri" w:hAnsi="Calibri"/>
           <w:b/>
           <w:bCs/>
-          <w:color w:val="1F4E79"/>
-          <w:sz w:val="32"/>
-          <w:szCs w:val="32"/>
+          <w:color w:val="000000"/>
+          <w:sz w:val="72"/>
+          <w:szCs w:val="72"/>
+        </w:rPr>
+        <w:t xml:space="preserve">Module POO</w:t>
+      </w:r>
+    </w:p>
+    <w:p>
+      <w:pPr>
+        <w:spacing w:after="200" w:before="0"/>
+        <w:jc w:val="center"/>
+      </w:pPr>
+      <w:r>
+        <w:rPr>
+          <w:rFonts w:ascii="Calibri" w:cs="Calibri" w:eastAsia="Calibri" w:hAnsi="Calibri"/>
+          <w:b/>
+          <w:bCs/>
+          <w:color w:val="000000"/>
+          <w:sz w:val="40"/>
+          <w:szCs w:val="40"/>
         </w:rPr>
         <w:t xml:space="preserve">Classes et objets</w:t>
       </w:r>
     </w:p>
     <w:p>
       <w:pPr>
-        <w:spacing w:after="800"/>
+        <w:spacing w:after="800" w:before="0"/>
         <w:jc w:val="center"/>
       </w:pPr>
       <w:r>
         <w:rPr>
-          <w:color w:val="595959"/>
-          <w:sz w:val="26"/>
-          <w:szCs w:val="26"/>
+          <w:rFonts w:ascii="Calibri" w:cs="Calibri" w:eastAsia="Calibri" w:hAnsi="Calibri"/>
+          <w:color w:val="000000"/>
+          <w:sz w:val="36"/>
+          <w:szCs w:val="36"/>
         </w:rPr>
         <w:t xml:space="preserve">Classes, objets, encapsulation, saisie au clavier</w:t>
       </w:r>
     </w:p>
     <w:p>
       <w:pPr>
-        <w:keepNext w:val="false"/>
-        <w:spacing w:after="120"/>
+        <w:spacing w:after="120" w:before="5450"/>
         <w:jc w:val="center"/>
       </w:pPr>
       <w:r>
         <w:rPr>
-          <w:color w:val="595959"/>
-          <w:sz w:val="22"/>
-          <w:szCs w:val="22"/>
+          <w:rFonts w:ascii="Calibri" w:cs="Calibri" w:eastAsia="Calibri" w:hAnsi="Calibri"/>
+          <w:color w:val="000000"/>
+          <w:sz w:val="36"/>
+          <w:szCs w:val="36"/>
         </w:rPr>
         <w:t xml:space="preserve">EPHEC — Bachelier en informatique, niveau 2</w:t>
-      </w:r>
-    </w:p>
-    <w:p>
-      <w:pPr>
-        <w:keepNext w:val="false"/>
-        <w:spacing w:after="120"/>
-        <w:jc w:val="center"/>
-      </w:pPr>
-      <w:r>
-        <w:rPr>
-          <w:color w:val="595959"/>
-          <w:sz w:val="22"/>
-          <w:szCs w:val="22"/>
-        </w:rPr>
-        <w:t xml:space="preserve">Année académique 2026-2027</w:t>
       </w:r>
     </w:p>
     <w:p>
@@ -7624,7 +7643,7 @@
       <w:fldChar w:fldCharType="separate"/>
     </w:r>
     <w:r>
-      <w:t>9</w:t>
+      <w:t>10</w:t>
     </w:r>
     <w:r>
       <w:fldChar w:fldCharType="end"/>

--- a/enonces/POO_enonces.docx
+++ b/enonces/POO_enonces.docx
@@ -2255,7 +2255,7 @@
                 <w:sz w:val="20"/>
                 <w:szCs w:val="20"/>
               </w:rPr>
-              <w:t xml:space="preserve">Rend annee moins l'année de naissance</w:t>
+              <w:t xml:space="preserve">Retourne annee moins l'année de naissance</w:t>
             </w:r>
           </w:p>
         </w:tc>
@@ -2422,7 +2422,7 @@
                 <w:sz w:val="21"/>
                 <w:szCs w:val="21"/>
               </w:rPr>
-              <w:t xml:space="preserve"> rend le bon écart d'années — y compris pour une année antérieure à la naissance, où le résultat est négatif.</w:t>
+              <w:t xml:space="preserve"> retourne le bon écart d'années — y compris pour une année antérieure à la naissance, où le résultat est négatif.</w:t>
             </w:r>
           </w:p>
         </w:tc>
@@ -4260,7 +4260,7 @@
           <w:sz w:val="22"/>
           <w:szCs w:val="22"/>
         </w:rPr>
-        <w:t xml:space="preserve"> porte deux champs qui disent la même chose : </w:t>
+        <w:t xml:space="preserve"> contient deux champs qui disent la même chose : </w:t>
       </w:r>
       <w:r>
         <w:rPr>
@@ -4416,7 +4416,7 @@
           <w:sz w:val="22"/>
           <w:szCs w:val="22"/>
         </w:rPr>
-        <w:t xml:space="preserve"> telle quelle : elle rend l'âge à une année donnée, et cela reste utile.</w:t>
+        <w:t xml:space="preserve"> telle quelle : elle retourne l'âge à une année donnée, et cela reste utile.</w:t>
       </w:r>
     </w:p>
     <w:p>
@@ -4449,7 +4449,7 @@
           <w:sz w:val="22"/>
           <w:szCs w:val="22"/>
         </w:rPr>
-        <w:t xml:space="preserve">, sans paramètre, qui rend l'âge de la personne aujourd'hui. Elle ne refait pas le </w:t>
+        <w:t xml:space="preserve">, sans paramètre, qui retourne l'âge de la personne aujourd'hui. Elle ne refait pas le </w:t>
       </w:r>
       <w:r>
         <w:rPr>
@@ -5481,7 +5481,7 @@
                 <w:sz w:val="21"/>
                 <w:szCs w:val="21"/>
               </w:rPr>
-              <w:t xml:space="preserve"> rend bien l'âge à l'année courante — sans que personne ne l'ait renseigné.</w:t>
+              <w:t xml:space="preserve"> retourne bien l'âge à l'année courante — sans que personne ne l'ait renseigné.</w:t>
             </w:r>
           </w:p>
           <w:p>
@@ -6206,7 +6206,7 @@
           <w:sz w:val="22"/>
           <w:szCs w:val="22"/>
         </w:rPr>
-        <w:t xml:space="preserve"> qui suit rend alors une chaîne vide. Ordonnez vos questions pour éviter le problème, </w:t>
+        <w:t xml:space="preserve"> qui suit retourne alors une chaîne vide. Ordonnez vos questions pour éviter le problème, </w:t>
       </w:r>
       <w:r>
         <w:rPr>
@@ -6572,14 +6572,14 @@
           <w:sz w:val="22"/>
           <w:szCs w:val="22"/>
         </w:rPr>
-        <w:t xml:space="preserve"> qui rend la valeur décimale du nombre reçu. Cette méthode ne lit rien au clavier et </w:t>
-      </w:r>
-      <w:r>
-        <w:rPr>
-          <w:sz w:val="22"/>
-          <w:szCs w:val="22"/>
-        </w:rPr>
-        <w:t xml:space="preserve">n'affiche rien : elle reçoit ses données en paramètres et rend un résultat.</w:t>
+        <w:t xml:space="preserve"> qui retourne la valeur décimale du nombre reçu. Cette méthode ne lit rien au clavier et </w:t>
+      </w:r>
+      <w:r>
+        <w:rPr>
+          <w:sz w:val="22"/>
+          <w:szCs w:val="22"/>
+        </w:rPr>
+        <w:t xml:space="preserve">n'affiche rien : elle reçoit ses données en paramètres et retourne un résultat.</w:t>
       </w:r>
     </w:p>
     <w:p>
@@ -6766,7 +6766,7 @@
           <w:sz w:val="22"/>
           <w:szCs w:val="22"/>
         </w:rPr>
-        <w:t xml:space="preserve"> du tour suivant la ramasse et rend une chaîne vide.</w:t>
+        <w:t xml:space="preserve"> du tour suivant la ramasse et retourne une chaîne vide.</w:t>
       </w:r>
     </w:p>
     <w:p>
@@ -7072,7 +7072,7 @@
                 <w:sz w:val="20"/>
                 <w:szCs w:val="20"/>
               </w:rPr>
-              <w:t xml:space="preserve">Rend la valeur en base 10 ; toute la logique tient ici</w:t>
+              <w:t xml:space="preserve">Retourne la valeur en base 10 ; toute la logique tient ici</w:t>
             </w:r>
           </w:p>
         </w:tc>
@@ -7396,7 +7396,7 @@
                 <w:sz w:val="21"/>
                 <w:szCs w:val="21"/>
               </w:rPr>
-              <w:t xml:space="preserve"> rend une valeur. Si vous aviez tout écrit dans le main, il n'y aurait rien à vérifier automatiquement. Nous appliquerons cette séparation systématiquement à partir de maintenant.</w:t>
+              <w:t xml:space="preserve"> retourne une valeur. Si vous aviez tout écrit dans le main, il n'y aurait rien à vérifier automatiquement. Nous appliquerons cette séparation systématiquement à partir de maintenant.</w:t>
             </w:r>
           </w:p>
         </w:tc>

--- a/enonces/POO_enonces.docx
+++ b/enonces/POO_enonces.docx
@@ -2577,6 +2577,7 @@
           <w:color w:val="E97132" w:themeColor="accent2"/>
           <w:sz w:val="18"/>
           <w:szCs w:val="18"/>
+          <w:u w:val="none"/>
         </w:rPr>
         <w:t xml:space="preserve">CC-NOM.3</w:t>
       </w:r>
@@ -2605,6 +2606,7 @@
           <w:color w:val="E97132" w:themeColor="accent2"/>
           <w:sz w:val="18"/>
           <w:szCs w:val="18"/>
+          <w:u w:val="none"/>
         </w:rPr>
         <w:t xml:space="preserve">CC-COM.2</w:t>
       </w:r>
@@ -2681,6 +2683,7 @@
           <w:color w:val="E97132" w:themeColor="accent2"/>
           <w:sz w:val="18"/>
           <w:szCs w:val="18"/>
+          <w:u w:val="none"/>
         </w:rPr>
         <w:t xml:space="preserve">CC-NOM.1</w:t>
       </w:r>
@@ -2697,6 +2700,7 @@
           <w:color w:val="E97132" w:themeColor="accent2"/>
           <w:sz w:val="18"/>
           <w:szCs w:val="18"/>
+          <w:u w:val="none"/>
         </w:rPr>
         <w:t xml:space="preserve">CC-NOM.8</w:t>
       </w:r>
@@ -4110,6 +4114,7 @@
           <w:color w:val="E97132" w:themeColor="accent2"/>
           <w:sz w:val="18"/>
           <w:szCs w:val="18"/>
+          <w:u w:val="none"/>
         </w:rPr>
         <w:t xml:space="preserve">CC-OBJ.2</w:t>
       </w:r>
@@ -4126,6 +4131,7 @@
           <w:color w:val="E97132" w:themeColor="accent2"/>
           <w:sz w:val="18"/>
           <w:szCs w:val="18"/>
+          <w:u w:val="none"/>
         </w:rPr>
         <w:t xml:space="preserve">CC-OBJ.1</w:t>
       </w:r>
@@ -5666,6 +5672,7 @@
           <w:color w:val="E97132" w:themeColor="accent2"/>
           <w:sz w:val="18"/>
           <w:szCs w:val="18"/>
+          <w:u w:val="none"/>
         </w:rPr>
         <w:t xml:space="preserve">CC-CLS.1</w:t>
       </w:r>
@@ -7496,6 +7503,7 @@
           <w:color w:val="E97132" w:themeColor="accent2"/>
           <w:sz w:val="18"/>
           <w:szCs w:val="18"/>
+          <w:u w:val="none"/>
         </w:rPr>
         <w:t xml:space="preserve">CC-MET.8</w:t>
       </w:r>
@@ -7528,6 +7536,7 @@
           <w:color w:val="E97132" w:themeColor="accent2"/>
           <w:sz w:val="18"/>
           <w:szCs w:val="18"/>
+          <w:u w:val="none"/>
         </w:rPr>
         <w:t xml:space="preserve">CC-TST.1</w:t>
       </w:r>

--- a/enonces/POO_enonces.docx
+++ b/enonces/POO_enonces.docx
@@ -1036,8 +1036,8 @@
             <w:hyperlink w:history="1" w:anchor="ex-POO-1">
               <w:r>
                 <w:rPr>
-                  <w:rFonts w:ascii="Consolas" w:cs="Consolas" w:eastAsia="Consolas" w:hAnsi="Consolas"/>
-                  <w:color w:val="2B6CB0"/>
+                  <w:rFonts w:ascii="Consolas" w:hAnsi="Consolas" w:cs="Consolas"/>
+                  <w:color w:val="0563C1"/>
                   <w:sz w:val="18"/>
                   <w:szCs w:val="18"/>
                   <w:u w:val="single"/>
@@ -1117,8 +1117,8 @@
             <w:hyperlink w:history="1" w:anchor="ex-POO-2">
               <w:r>
                 <w:rPr>
-                  <w:rFonts w:ascii="Consolas" w:cs="Consolas" w:eastAsia="Consolas" w:hAnsi="Consolas"/>
-                  <w:color w:val="2B6CB0"/>
+                  <w:rFonts w:ascii="Consolas" w:hAnsi="Consolas" w:cs="Consolas"/>
+                  <w:color w:val="0563C1"/>
                   <w:sz w:val="18"/>
                   <w:szCs w:val="18"/>
                   <w:u w:val="single"/>
@@ -1198,8 +1198,8 @@
             <w:hyperlink w:history="1" w:anchor="ex-POO-3">
               <w:r>
                 <w:rPr>
-                  <w:rFonts w:ascii="Consolas" w:cs="Consolas" w:eastAsia="Consolas" w:hAnsi="Consolas"/>
-                  <w:color w:val="2B6CB0"/>
+                  <w:rFonts w:ascii="Consolas" w:hAnsi="Consolas" w:cs="Consolas"/>
+                  <w:color w:val="0563C1"/>
                   <w:sz w:val="18"/>
                   <w:szCs w:val="18"/>
                   <w:u w:val="single"/>
@@ -1279,8 +1279,8 @@
             <w:hyperlink w:history="1" w:anchor="ex-POO-4">
               <w:r>
                 <w:rPr>
-                  <w:rFonts w:ascii="Consolas" w:cs="Consolas" w:eastAsia="Consolas" w:hAnsi="Consolas"/>
-                  <w:color w:val="2B6CB0"/>
+                  <w:rFonts w:ascii="Consolas" w:hAnsi="Consolas" w:cs="Consolas"/>
+                  <w:color w:val="0563C1"/>
                   <w:sz w:val="18"/>
                   <w:szCs w:val="18"/>
                   <w:u w:val="single"/>
@@ -1360,8 +1360,8 @@
             <w:hyperlink w:history="1" w:anchor="ex-POO-5">
               <w:r>
                 <w:rPr>
-                  <w:rFonts w:ascii="Consolas" w:cs="Consolas" w:eastAsia="Consolas" w:hAnsi="Consolas"/>
-                  <w:color w:val="2B6CB0"/>
+                  <w:rFonts w:ascii="Consolas" w:hAnsi="Consolas" w:cs="Consolas"/>
+                  <w:color w:val="0563C1"/>
                   <w:sz w:val="18"/>
                   <w:szCs w:val="18"/>
                   <w:u w:val="single"/>
